--- a/FD02-EPIS-Informe Vision.docx
+++ b/FD02-EPIS-Informe Vision.docx
@@ -7,9 +7,1982 @@
         <w:jc w:val="center"/>
       </w:pPr>
       <w:r>
+        <w:rPr>
+          <w:rFonts w:ascii="Arial" w:hAnsi="Arial"/>
+          <w:b/>
+          <w:sz w:val="28"/>
+        </w:rPr>
+        <w:t>UNIVERSIDAD PRIVADA DE TACNA</w:t>
+      </w:r>
+    </w:p>
+    <w:p>
+      <w:pPr>
+        <w:jc w:val="center"/>
+      </w:pPr>
+      <w:r>
+        <w:rPr>
+          <w:rFonts w:ascii="Arial" w:hAnsi="Arial"/>
+          <w:b/>
+          <w:sz w:val="28"/>
+        </w:rPr>
+        <w:t>FACULTAD DE INGENIERIA</w:t>
+      </w:r>
+    </w:p>
+    <w:p>
+      <w:pPr>
+        <w:jc w:val="center"/>
+      </w:pPr>
+      <w:r>
+        <w:rPr>
+          <w:rFonts w:ascii="Arial" w:hAnsi="Arial"/>
+          <w:b w:val="0"/>
+          <w:sz w:val="28"/>
+        </w:rPr>
+        <w:t>Escuela Profesional de Ingenieria de Sistemas</w:t>
+      </w:r>
+    </w:p>
+    <w:p>
+      <w:pPr>
+        <w:jc w:val="center"/>
+      </w:pPr>
+      <w:r>
+        <w:rPr>
+          <w:rFonts w:ascii="Arial" w:hAnsi="Arial"/>
+          <w:b/>
+          <w:sz w:val="28"/>
+        </w:rPr>
+        <w:t>Drop Nexus - Replicador de Datos entre Bases de Datos</w:t>
+      </w:r>
+    </w:p>
+    <w:p>
+      <w:pPr>
+        <w:jc w:val="center"/>
+      </w:pPr>
+      <w:r>
+        <w:rPr>
+          <w:rFonts w:ascii="Arial" w:hAnsi="Arial"/>
+          <w:b/>
+          <w:sz w:val="28"/>
+        </w:rPr>
+        <w:t>FD02 - Documento de Vision</w:t>
+      </w:r>
+    </w:p>
+    <w:p>
+      <w:pPr>
+        <w:jc w:val="center"/>
+      </w:pPr>
+      <w:r>
+        <w:rPr>
+          <w:rFonts w:ascii="Arial" w:hAnsi="Arial"/>
+          <w:b w:val="0"/>
+          <w:sz w:val="22"/>
+        </w:rPr>
+        <w:t>Curso: SI783 - Proyecto de Sistemas</w:t>
+      </w:r>
+    </w:p>
+    <w:p>
+      <w:pPr>
+        <w:jc w:val="center"/>
+      </w:pPr>
+      <w:r>
+        <w:rPr>
+          <w:rFonts w:ascii="Arial" w:hAnsi="Arial"/>
+          <w:b w:val="0"/>
+          <w:sz w:val="22"/>
+        </w:rPr>
+        <w:t>Docente: Docente del curso</w:t>
+      </w:r>
+    </w:p>
+    <w:p>
+      <w:pPr>
+        <w:jc w:val="center"/>
+      </w:pPr>
+      <w:r>
+        <w:rPr>
+          <w:rFonts w:ascii="Arial" w:hAnsi="Arial"/>
+          <w:b w:val="0"/>
+          <w:sz w:val="22"/>
+        </w:rPr>
+        <w:t>Integrantes: Equipo del proyecto</w:t>
+      </w:r>
+    </w:p>
+    <w:p>
+      <w:pPr>
+        <w:jc w:val="center"/>
+      </w:pPr>
+      <w:r>
+        <w:rPr>
+          <w:rFonts w:ascii="Arial" w:hAnsi="Arial"/>
+          <w:b w:val="0"/>
+          <w:sz w:val="22"/>
+        </w:rPr>
+        <w:t>Version: 2.0</w:t>
+      </w:r>
+    </w:p>
+    <w:p>
+      <w:pPr>
+        <w:jc w:val="center"/>
+      </w:pPr>
+      <w:r>
+        <w:rPr>
+          <w:rFonts w:ascii="Arial" w:hAnsi="Arial"/>
+          <w:b w:val="0"/>
+          <w:sz w:val="22"/>
+        </w:rPr>
+        <w:t>Fecha: 04/07/2026</w:t>
+      </w:r>
+    </w:p>
+    <w:p>
+      <w:pPr>
+        <w:jc w:val="center"/>
+      </w:pPr>
+      <w:r>
+        <w:rPr>
+          <w:rFonts w:ascii="Arial" w:hAnsi="Arial"/>
+          <w:b w:val="0"/>
+          <w:sz w:val="22"/>
+        </w:rPr>
+        <w:t>Ubicacion del aplicativo: web/ del repositorio local</w:t>
+      </w:r>
+    </w:p>
+    <w:p>
+      <w:pPr>
+        <w:jc w:val="center"/>
+      </w:pPr>
+      <w:r>
+        <w:rPr>
+          <w:rFonts w:ascii="Arial" w:hAnsi="Arial"/>
+          <w:b w:val="0"/>
+          <w:sz w:val="22"/>
+        </w:rPr>
+        <w:t>Tacna - Peru 2026</w:t>
+      </w:r>
+    </w:p>
+    <w:p>
+      <w:r>
+        <w:rPr>
+          <w:rFonts w:ascii="Arial" w:hAnsi="Arial"/>
+          <w:sz w:val="20"/>
+        </w:rPr>
+        <w:br w:type="page"/>
+      </w:r>
+    </w:p>
+    <w:p>
+      <w:pPr>
+        <w:pStyle w:val="Heading1"/>
+      </w:pPr>
+      <w:r>
+        <w:rPr>
+          <w:rFonts w:ascii="Arial" w:hAnsi="Arial"/>
+          <w:sz w:val="20"/>
+        </w:rPr>
+        <w:t>Control de versiones</w:t>
+      </w:r>
+    </w:p>
+    <w:tbl>
+      <w:tblPr>
+        <w:tblStyle w:val="TableGrid"/>
+        <w:tblW w:type="auto" w:w="0"/>
+        <w:jc w:val="center"/>
+        <w:tblLook w:firstColumn="1" w:firstRow="1" w:lastColumn="0" w:lastRow="0" w:noHBand="0" w:noVBand="1" w:val="04A0"/>
+      </w:tblPr>
+      <w:tblGrid>
+        <w:gridCol w:w="1680"/>
+        <w:gridCol w:w="1680"/>
+        <w:gridCol w:w="1680"/>
+        <w:gridCol w:w="1680"/>
+        <w:gridCol w:w="1680"/>
+        <w:gridCol w:w="1680"/>
+      </w:tblGrid>
+      <w:tr>
+        <w:tc>
+          <w:tcPr>
+            <w:tcW w:type="dxa" w:w="1680"/>
+            <w:vAlign w:val="center"/>
+            <w:shd w:fill="1F4E79"/>
+          </w:tcPr>
+          <w:p>
+            <w:r/>
+            <w:r>
+              <w:rPr>
+                <w:b/>
+                <w:color w:val="FFFFFF"/>
+                <w:sz w:val="17"/>
+              </w:rPr>
+              <w:t>Version</w:t>
+            </w:r>
+          </w:p>
+        </w:tc>
+        <w:tc>
+          <w:tcPr>
+            <w:tcW w:type="dxa" w:w="1680"/>
+            <w:vAlign w:val="center"/>
+            <w:shd w:fill="1F4E79"/>
+          </w:tcPr>
+          <w:p>
+            <w:r/>
+            <w:r>
+              <w:rPr>
+                <w:b/>
+                <w:color w:val="FFFFFF"/>
+                <w:sz w:val="17"/>
+              </w:rPr>
+              <w:t>Hecha por</w:t>
+            </w:r>
+          </w:p>
+        </w:tc>
+        <w:tc>
+          <w:tcPr>
+            <w:tcW w:type="dxa" w:w="1680"/>
+            <w:vAlign w:val="center"/>
+            <w:shd w:fill="1F4E79"/>
+          </w:tcPr>
+          <w:p>
+            <w:r/>
+            <w:r>
+              <w:rPr>
+                <w:b/>
+                <w:color w:val="FFFFFF"/>
+                <w:sz w:val="17"/>
+              </w:rPr>
+              <w:t>Revisada por</w:t>
+            </w:r>
+          </w:p>
+        </w:tc>
+        <w:tc>
+          <w:tcPr>
+            <w:tcW w:type="dxa" w:w="1680"/>
+            <w:vAlign w:val="center"/>
+            <w:shd w:fill="1F4E79"/>
+          </w:tcPr>
+          <w:p>
+            <w:r/>
+            <w:r>
+              <w:rPr>
+                <w:b/>
+                <w:color w:val="FFFFFF"/>
+                <w:sz w:val="17"/>
+              </w:rPr>
+              <w:t>Aprobada por</w:t>
+            </w:r>
+          </w:p>
+        </w:tc>
+        <w:tc>
+          <w:tcPr>
+            <w:tcW w:type="dxa" w:w="1680"/>
+            <w:vAlign w:val="center"/>
+            <w:shd w:fill="1F4E79"/>
+          </w:tcPr>
+          <w:p>
+            <w:r/>
+            <w:r>
+              <w:rPr>
+                <w:b/>
+                <w:color w:val="FFFFFF"/>
+                <w:sz w:val="17"/>
+              </w:rPr>
+              <w:t>Fecha</w:t>
+            </w:r>
+          </w:p>
+        </w:tc>
+        <w:tc>
+          <w:tcPr>
+            <w:tcW w:type="dxa" w:w="1680"/>
+            <w:vAlign w:val="center"/>
+            <w:shd w:fill="1F4E79"/>
+          </w:tcPr>
+          <w:p>
+            <w:r/>
+            <w:r>
+              <w:rPr>
+                <w:b/>
+                <w:color w:val="FFFFFF"/>
+                <w:sz w:val="17"/>
+              </w:rPr>
+              <w:t>Motivo</w:t>
+            </w:r>
+          </w:p>
+        </w:tc>
+      </w:tr>
+      <w:tr>
+        <w:tc>
+          <w:tcPr>
+            <w:tcW w:type="dxa" w:w="1680"/>
+            <w:vAlign w:val="center"/>
+          </w:tcPr>
+          <w:p>
+            <w:r/>
+            <w:r>
+              <w:rPr>
+                <w:b w:val="0"/>
+                <w:sz w:val="17"/>
+              </w:rPr>
+              <w:t>1.0</w:t>
+            </w:r>
+          </w:p>
+        </w:tc>
+        <w:tc>
+          <w:tcPr>
+            <w:tcW w:type="dxa" w:w="1680"/>
+            <w:vAlign w:val="center"/>
+          </w:tcPr>
+          <w:p>
+            <w:r/>
+            <w:r>
+              <w:rPr>
+                <w:b w:val="0"/>
+                <w:sz w:val="17"/>
+              </w:rPr>
+              <w:t>Equipo del proyecto</w:t>
+            </w:r>
+          </w:p>
+        </w:tc>
+        <w:tc>
+          <w:tcPr>
+            <w:tcW w:type="dxa" w:w="1680"/>
+            <w:vAlign w:val="center"/>
+          </w:tcPr>
+          <w:p>
+            <w:r/>
+            <w:r>
+              <w:rPr>
+                <w:b w:val="0"/>
+                <w:sz w:val="17"/>
+              </w:rPr>
+              <w:t>Pendiente</w:t>
+            </w:r>
+          </w:p>
+        </w:tc>
+        <w:tc>
+          <w:tcPr>
+            <w:tcW w:type="dxa" w:w="1680"/>
+            <w:vAlign w:val="center"/>
+          </w:tcPr>
+          <w:p>
+            <w:r/>
+            <w:r>
+              <w:rPr>
+                <w:b w:val="0"/>
+                <w:sz w:val="17"/>
+              </w:rPr>
+              <w:t>Pendiente</w:t>
+            </w:r>
+          </w:p>
+        </w:tc>
+        <w:tc>
+          <w:tcPr>
+            <w:tcW w:type="dxa" w:w="1680"/>
+            <w:vAlign w:val="center"/>
+          </w:tcPr>
+          <w:p>
+            <w:r/>
+            <w:r>
+              <w:rPr>
+                <w:b w:val="0"/>
+                <w:sz w:val="17"/>
+              </w:rPr>
+              <w:t>04/07/2026</w:t>
+            </w:r>
+          </w:p>
+        </w:tc>
+        <w:tc>
+          <w:tcPr>
+            <w:tcW w:type="dxa" w:w="1680"/>
+            <w:vAlign w:val="center"/>
+          </w:tcPr>
+          <w:p>
+            <w:r/>
+            <w:r>
+              <w:rPr>
+                <w:b w:val="0"/>
+                <w:sz w:val="17"/>
+              </w:rPr>
+              <w:t>Adaptacion inicial al sistema implementado</w:t>
+            </w:r>
+          </w:p>
+        </w:tc>
+      </w:tr>
+      <w:tr>
+        <w:tc>
+          <w:tcPr>
+            <w:tcW w:type="dxa" w:w="1680"/>
+            <w:vAlign w:val="center"/>
+          </w:tcPr>
+          <w:p>
+            <w:r/>
+            <w:r>
+              <w:rPr>
+                <w:b w:val="0"/>
+                <w:sz w:val="17"/>
+              </w:rPr>
+              <w:t>2.0</w:t>
+            </w:r>
+          </w:p>
+        </w:tc>
+        <w:tc>
+          <w:tcPr>
+            <w:tcW w:type="dxa" w:w="1680"/>
+            <w:vAlign w:val="center"/>
+          </w:tcPr>
+          <w:p>
+            <w:r/>
+            <w:r>
+              <w:rPr>
+                <w:b w:val="0"/>
+                <w:sz w:val="17"/>
+              </w:rPr>
+              <w:t>Equipo del proyecto</w:t>
+            </w:r>
+          </w:p>
+        </w:tc>
+        <w:tc>
+          <w:tcPr>
+            <w:tcW w:type="dxa" w:w="1680"/>
+            <w:vAlign w:val="center"/>
+          </w:tcPr>
+          <w:p>
+            <w:r/>
+            <w:r>
+              <w:rPr>
+                <w:b w:val="0"/>
+                <w:sz w:val="17"/>
+              </w:rPr>
+              <w:t>Pendiente</w:t>
+            </w:r>
+          </w:p>
+        </w:tc>
+        <w:tc>
+          <w:tcPr>
+            <w:tcW w:type="dxa" w:w="1680"/>
+            <w:vAlign w:val="center"/>
+          </w:tcPr>
+          <w:p>
+            <w:r/>
+            <w:r>
+              <w:rPr>
+                <w:b w:val="0"/>
+                <w:sz w:val="17"/>
+              </w:rPr>
+              <w:t>Pendiente</w:t>
+            </w:r>
+          </w:p>
+        </w:tc>
+        <w:tc>
+          <w:tcPr>
+            <w:tcW w:type="dxa" w:w="1680"/>
+            <w:vAlign w:val="center"/>
+          </w:tcPr>
+          <w:p>
+            <w:r/>
+            <w:r>
+              <w:rPr>
+                <w:b w:val="0"/>
+                <w:sz w:val="17"/>
+              </w:rPr>
+              <w:t>04/07/2026</w:t>
+            </w:r>
+          </w:p>
+        </w:tc>
+        <w:tc>
+          <w:tcPr>
+            <w:tcW w:type="dxa" w:w="1680"/>
+            <w:vAlign w:val="center"/>
+          </w:tcPr>
+          <w:p>
+            <w:r/>
+            <w:r>
+              <w:rPr>
+                <w:b w:val="0"/>
+                <w:sz w:val="17"/>
+              </w:rPr>
+              <w:t>Ampliacion con funcionalidades, tablas y diagramas de la carpeta web</w:t>
+            </w:r>
+          </w:p>
+        </w:tc>
+      </w:tr>
+    </w:tbl>
+    <w:p/>
+    <w:p>
+      <w:pPr>
+        <w:pStyle w:val="Heading1"/>
+      </w:pPr>
+      <w:r>
+        <w:rPr>
+          <w:rFonts w:ascii="Arial" w:hAnsi="Arial"/>
+          <w:sz w:val="20"/>
+        </w:rPr>
+        <w:t>1. Introduccion</w:t>
+      </w:r>
+    </w:p>
+    <w:p>
+      <w:r>
+        <w:rPr>
+          <w:rFonts w:ascii="Arial" w:hAnsi="Arial"/>
+          <w:sz w:val="20"/>
+        </w:rPr>
+        <w:t>Este documento define la vision de producto de Drop Nexus a partir de la implementacion existente en la carpeta web. El sistema busca convertir la replicacion de datos entre motores en un flujo guiado, observable y descargable desde navegador.</w:t>
+      </w:r>
+    </w:p>
+    <w:tbl>
+      <w:tblPr>
+        <w:tblStyle w:val="TableGrid"/>
+        <w:tblW w:type="auto" w:w="0"/>
+        <w:jc w:val="center"/>
+        <w:tblLook w:firstColumn="1" w:firstRow="1" w:lastColumn="0" w:lastRow="0" w:noHBand="0" w:noVBand="1" w:val="04A0"/>
+      </w:tblPr>
+      <w:tblGrid>
+        <w:gridCol w:w="5040"/>
+        <w:gridCol w:w="5040"/>
+      </w:tblGrid>
+      <w:tr>
+        <w:tc>
+          <w:tcPr>
+            <w:tcW w:type="dxa" w:w="5040"/>
+            <w:vAlign w:val="center"/>
+            <w:shd w:fill="1F4E79"/>
+          </w:tcPr>
+          <w:p>
+            <w:r/>
+            <w:r>
+              <w:rPr>
+                <w:b/>
+                <w:color w:val="FFFFFF"/>
+                <w:sz w:val="17"/>
+              </w:rPr>
+              <w:t>Termino</w:t>
+            </w:r>
+          </w:p>
+        </w:tc>
+        <w:tc>
+          <w:tcPr>
+            <w:tcW w:type="dxa" w:w="5040"/>
+            <w:vAlign w:val="center"/>
+            <w:shd w:fill="1F4E79"/>
+          </w:tcPr>
+          <w:p>
+            <w:r/>
+            <w:r>
+              <w:rPr>
+                <w:b/>
+                <w:color w:val="FFFFFF"/>
+                <w:sz w:val="17"/>
+              </w:rPr>
+              <w:t>Definicion</w:t>
+            </w:r>
+          </w:p>
+        </w:tc>
+      </w:tr>
+      <w:tr>
+        <w:tc>
+          <w:tcPr>
+            <w:tcW w:type="dxa" w:w="5040"/>
+            <w:vAlign w:val="center"/>
+          </w:tcPr>
+          <w:p>
+            <w:r/>
+            <w:r>
+              <w:rPr>
+                <w:b w:val="0"/>
+                <w:sz w:val="17"/>
+              </w:rPr>
+              <w:t>Catalogo normalizado</w:t>
+            </w:r>
+          </w:p>
+        </w:tc>
+        <w:tc>
+          <w:tcPr>
+            <w:tcW w:type="dxa" w:w="5040"/>
+            <w:vAlign w:val="center"/>
+          </w:tcPr>
+          <w:p>
+            <w:r/>
+            <w:r>
+              <w:rPr>
+                <w:b w:val="0"/>
+                <w:sz w:val="17"/>
+              </w:rPr>
+              <w:t>Representacion interna de tablas, columnas y filas importadas desde archivos.</w:t>
+            </w:r>
+          </w:p>
+        </w:tc>
+      </w:tr>
+      <w:tr>
+        <w:tc>
+          <w:tcPr>
+            <w:tcW w:type="dxa" w:w="5040"/>
+            <w:vAlign w:val="center"/>
+          </w:tcPr>
+          <w:p>
+            <w:r/>
+            <w:r>
+              <w:rPr>
+                <w:b w:val="0"/>
+                <w:sz w:val="17"/>
+              </w:rPr>
+              <w:t>Replica</w:t>
+            </w:r>
+          </w:p>
+        </w:tc>
+        <w:tc>
+          <w:tcPr>
+            <w:tcW w:type="dxa" w:w="5040"/>
+            <w:vAlign w:val="center"/>
+          </w:tcPr>
+          <w:p>
+            <w:r/>
+            <w:r>
+              <w:rPr>
+                <w:b w:val="0"/>
+                <w:sz w:val="17"/>
+              </w:rPr>
+              <w:t>Trabajo que copia datos desde origen a destino aplicando mapeo, transformaciones y modo de escritura.</w:t>
+            </w:r>
+          </w:p>
+        </w:tc>
+      </w:tr>
+      <w:tr>
+        <w:tc>
+          <w:tcPr>
+            <w:tcW w:type="dxa" w:w="5040"/>
+            <w:vAlign w:val="center"/>
+          </w:tcPr>
+          <w:p>
+            <w:r/>
+            <w:r>
+              <w:rPr>
+                <w:b w:val="0"/>
+                <w:sz w:val="17"/>
+              </w:rPr>
+              <w:t>Adaptador</w:t>
+            </w:r>
+          </w:p>
+        </w:tc>
+        <w:tc>
+          <w:tcPr>
+            <w:tcW w:type="dxa" w:w="5040"/>
+            <w:vAlign w:val="center"/>
+          </w:tcPr>
+          <w:p>
+            <w:r/>
+            <w:r>
+              <w:rPr>
+                <w:b w:val="0"/>
+                <w:sz w:val="17"/>
+              </w:rPr>
+              <w:t>Componente backend que implementa operaciones comunes para cada motor.</w:t>
+            </w:r>
+          </w:p>
+        </w:tc>
+      </w:tr>
+      <w:tr>
+        <w:tc>
+          <w:tcPr>
+            <w:tcW w:type="dxa" w:w="5040"/>
+            <w:vAlign w:val="center"/>
+          </w:tcPr>
+          <w:p>
+            <w:r/>
+            <w:r>
+              <w:rPr>
+                <w:b w:val="0"/>
+                <w:sz w:val="17"/>
+              </w:rPr>
+              <w:t>Chatbox Nexus</w:t>
+            </w:r>
+          </w:p>
+        </w:tc>
+        <w:tc>
+          <w:tcPr>
+            <w:tcW w:type="dxa" w:w="5040"/>
+            <w:vAlign w:val="center"/>
+          </w:tcPr>
+          <w:p>
+            <w:r/>
+            <w:r>
+              <w:rPr>
+                <w:b w:val="0"/>
+                <w:sz w:val="17"/>
+              </w:rPr>
+              <w:t>Asistente contextual para orientar al usuario dentro del dashboard.</w:t>
+            </w:r>
+          </w:p>
+        </w:tc>
+      </w:tr>
+    </w:tbl>
+    <w:p/>
+    <w:p>
+      <w:pPr>
+        <w:pStyle w:val="Heading1"/>
+      </w:pPr>
+      <w:r>
+        <w:rPr>
+          <w:rFonts w:ascii="Arial" w:hAnsi="Arial"/>
+          <w:sz w:val="20"/>
+        </w:rPr>
+        <w:t>2. Posicionamiento</w:t>
+      </w:r>
+    </w:p>
+    <w:tbl>
+      <w:tblPr>
+        <w:tblStyle w:val="TableGrid"/>
+        <w:tblW w:type="auto" w:w="0"/>
+        <w:jc w:val="center"/>
+        <w:tblLook w:firstColumn="1" w:firstRow="1" w:lastColumn="0" w:lastRow="0" w:noHBand="0" w:noVBand="1" w:val="04A0"/>
+      </w:tblPr>
+      <w:tblGrid>
+        <w:gridCol w:w="5040"/>
+        <w:gridCol w:w="5040"/>
+      </w:tblGrid>
+      <w:tr>
+        <w:tc>
+          <w:tcPr>
+            <w:tcW w:type="dxa" w:w="5040"/>
+            <w:vAlign w:val="center"/>
+            <w:shd w:fill="1F4E79"/>
+          </w:tcPr>
+          <w:p>
+            <w:r/>
+            <w:r>
+              <w:rPr>
+                <w:b/>
+                <w:color w:val="FFFFFF"/>
+                <w:sz w:val="17"/>
+              </w:rPr>
+              <w:t>Aspecto</w:t>
+            </w:r>
+          </w:p>
+        </w:tc>
+        <w:tc>
+          <w:tcPr>
+            <w:tcW w:type="dxa" w:w="5040"/>
+            <w:vAlign w:val="center"/>
+            <w:shd w:fill="1F4E79"/>
+          </w:tcPr>
+          <w:p>
+            <w:r/>
+            <w:r>
+              <w:rPr>
+                <w:b/>
+                <w:color w:val="FFFFFF"/>
+                <w:sz w:val="17"/>
+              </w:rPr>
+              <w:t>Descripcion</w:t>
+            </w:r>
+          </w:p>
+        </w:tc>
+      </w:tr>
+      <w:tr>
+        <w:tc>
+          <w:tcPr>
+            <w:tcW w:type="dxa" w:w="5040"/>
+            <w:vAlign w:val="center"/>
+          </w:tcPr>
+          <w:p>
+            <w:r/>
+            <w:r>
+              <w:rPr>
+                <w:b w:val="0"/>
+                <w:sz w:val="17"/>
+              </w:rPr>
+              <w:t>Oportunidad</w:t>
+            </w:r>
+          </w:p>
+        </w:tc>
+        <w:tc>
+          <w:tcPr>
+            <w:tcW w:type="dxa" w:w="5040"/>
+            <w:vAlign w:val="center"/>
+          </w:tcPr>
+          <w:p>
+            <w:r/>
+            <w:r>
+              <w:rPr>
+                <w:b w:val="0"/>
+                <w:sz w:val="17"/>
+              </w:rPr>
+              <w:t>Estudiantes y usuarios tecnicos necesitan probar migraciones sin construir scripts diferentes por motor.</w:t>
+            </w:r>
+          </w:p>
+        </w:tc>
+      </w:tr>
+      <w:tr>
+        <w:tc>
+          <w:tcPr>
+            <w:tcW w:type="dxa" w:w="5040"/>
+            <w:vAlign w:val="center"/>
+          </w:tcPr>
+          <w:p>
+            <w:r/>
+            <w:r>
+              <w:rPr>
+                <w:b w:val="0"/>
+                <w:sz w:val="17"/>
+              </w:rPr>
+              <w:t>Problema</w:t>
+            </w:r>
+          </w:p>
+        </w:tc>
+        <w:tc>
+          <w:tcPr>
+            <w:tcW w:type="dxa" w:w="5040"/>
+            <w:vAlign w:val="center"/>
+          </w:tcPr>
+          <w:p>
+            <w:r/>
+            <w:r>
+              <w:rPr>
+                <w:b w:val="0"/>
+                <w:sz w:val="17"/>
+              </w:rPr>
+              <w:t>Las transferencias manuales carecen de progreso, diagnostico, reintentos y descarga final uniforme.</w:t>
+            </w:r>
+          </w:p>
+        </w:tc>
+      </w:tr>
+      <w:tr>
+        <w:tc>
+          <w:tcPr>
+            <w:tcW w:type="dxa" w:w="5040"/>
+            <w:vAlign w:val="center"/>
+          </w:tcPr>
+          <w:p>
+            <w:r/>
+            <w:r>
+              <w:rPr>
+                <w:b w:val="0"/>
+                <w:sz w:val="17"/>
+              </w:rPr>
+              <w:t>Solucion</w:t>
+            </w:r>
+          </w:p>
+        </w:tc>
+        <w:tc>
+          <w:tcPr>
+            <w:tcW w:type="dxa" w:w="5040"/>
+            <w:vAlign w:val="center"/>
+          </w:tcPr>
+          <w:p>
+            <w:r/>
+            <w:r>
+              <w:rPr>
+                <w:b w:val="0"/>
+                <w:sz w:val="17"/>
+              </w:rPr>
+              <w:t>Una web con importacion, configuracion, mapeo, replica, historial y exportacion de resultados.</w:t>
+            </w:r>
+          </w:p>
+        </w:tc>
+      </w:tr>
+      <w:tr>
+        <w:tc>
+          <w:tcPr>
+            <w:tcW w:type="dxa" w:w="5040"/>
+            <w:vAlign w:val="center"/>
+          </w:tcPr>
+          <w:p>
+            <w:r/>
+            <w:r>
+              <w:rPr>
+                <w:b w:val="0"/>
+                <w:sz w:val="17"/>
+              </w:rPr>
+              <w:t>Diferenciador</w:t>
+            </w:r>
+          </w:p>
+        </w:tc>
+        <w:tc>
+          <w:tcPr>
+            <w:tcW w:type="dxa" w:w="5040"/>
+            <w:vAlign w:val="center"/>
+          </w:tcPr>
+          <w:p>
+            <w:r/>
+            <w:r>
+              <w:rPr>
+                <w:b w:val="0"/>
+                <w:sz w:val="17"/>
+              </w:rPr>
+              <w:t>Integra bases relacionales, MongoDB y archivos academicos como Excel, CSV y SQLite.</w:t>
+            </w:r>
+          </w:p>
+        </w:tc>
+      </w:tr>
+    </w:tbl>
+    <w:p/>
+    <w:p>
+      <w:pPr>
+        <w:pStyle w:val="Heading1"/>
+      </w:pPr>
+      <w:r>
+        <w:rPr>
+          <w:rFonts w:ascii="Arial" w:hAnsi="Arial"/>
+          <w:sz w:val="20"/>
+        </w:rPr>
+        <w:t>3. Interesados y usuarios</w:t>
+      </w:r>
+    </w:p>
+    <w:tbl>
+      <w:tblPr>
+        <w:tblStyle w:val="TableGrid"/>
+        <w:tblW w:type="auto" w:w="0"/>
+        <w:jc w:val="center"/>
+        <w:tblLook w:firstColumn="1" w:firstRow="1" w:lastColumn="0" w:lastRow="0" w:noHBand="0" w:noVBand="1" w:val="04A0"/>
+      </w:tblPr>
+      <w:tblGrid>
+        <w:gridCol w:w="3360"/>
+        <w:gridCol w:w="3360"/>
+        <w:gridCol w:w="3360"/>
+      </w:tblGrid>
+      <w:tr>
+        <w:tc>
+          <w:tcPr>
+            <w:tcW w:type="dxa" w:w="3360"/>
+            <w:vAlign w:val="center"/>
+            <w:shd w:fill="1F4E79"/>
+          </w:tcPr>
+          <w:p>
+            <w:r/>
+            <w:r>
+              <w:rPr>
+                <w:b/>
+                <w:color w:val="FFFFFF"/>
+                <w:sz w:val="17"/>
+              </w:rPr>
+              <w:t>Interesado</w:t>
+            </w:r>
+          </w:p>
+        </w:tc>
+        <w:tc>
+          <w:tcPr>
+            <w:tcW w:type="dxa" w:w="3360"/>
+            <w:vAlign w:val="center"/>
+            <w:shd w:fill="1F4E79"/>
+          </w:tcPr>
+          <w:p>
+            <w:r/>
+            <w:r>
+              <w:rPr>
+                <w:b/>
+                <w:color w:val="FFFFFF"/>
+                <w:sz w:val="17"/>
+              </w:rPr>
+              <w:t>Necesidad</w:t>
+            </w:r>
+          </w:p>
+        </w:tc>
+        <w:tc>
+          <w:tcPr>
+            <w:tcW w:type="dxa" w:w="3360"/>
+            <w:vAlign w:val="center"/>
+            <w:shd w:fill="1F4E79"/>
+          </w:tcPr>
+          <w:p>
+            <w:r/>
+            <w:r>
+              <w:rPr>
+                <w:b/>
+                <w:color w:val="FFFFFF"/>
+                <w:sz w:val="17"/>
+              </w:rPr>
+              <w:t>Beneficio esperado</w:t>
+            </w:r>
+          </w:p>
+        </w:tc>
+      </w:tr>
+      <w:tr>
+        <w:tc>
+          <w:tcPr>
+            <w:tcW w:type="dxa" w:w="3360"/>
+            <w:vAlign w:val="center"/>
+          </w:tcPr>
+          <w:p>
+            <w:r/>
+            <w:r>
+              <w:rPr>
+                <w:b w:val="0"/>
+                <w:sz w:val="17"/>
+              </w:rPr>
+              <w:t>Estudiante/desarrollador</w:t>
+            </w:r>
+          </w:p>
+        </w:tc>
+        <w:tc>
+          <w:tcPr>
+            <w:tcW w:type="dxa" w:w="3360"/>
+            <w:vAlign w:val="center"/>
+          </w:tcPr>
+          <w:p>
+            <w:r/>
+            <w:r>
+              <w:rPr>
+                <w:b w:val="0"/>
+                <w:sz w:val="17"/>
+              </w:rPr>
+              <w:t>Probar replicas entre tecnologias</w:t>
+            </w:r>
+          </w:p>
+        </w:tc>
+        <w:tc>
+          <w:tcPr>
+            <w:tcW w:type="dxa" w:w="3360"/>
+            <w:vAlign w:val="center"/>
+          </w:tcPr>
+          <w:p>
+            <w:r/>
+            <w:r>
+              <w:rPr>
+                <w:b w:val="0"/>
+                <w:sz w:val="17"/>
+              </w:rPr>
+              <w:t>Aprendizaje visible y reproducible.</w:t>
+            </w:r>
+          </w:p>
+        </w:tc>
+      </w:tr>
+      <w:tr>
+        <w:tc>
+          <w:tcPr>
+            <w:tcW w:type="dxa" w:w="3360"/>
+            <w:vAlign w:val="center"/>
+          </w:tcPr>
+          <w:p>
+            <w:r/>
+            <w:r>
+              <w:rPr>
+                <w:b w:val="0"/>
+                <w:sz w:val="17"/>
+              </w:rPr>
+              <w:t>Docente/evaluador</w:t>
+            </w:r>
+          </w:p>
+        </w:tc>
+        <w:tc>
+          <w:tcPr>
+            <w:tcW w:type="dxa" w:w="3360"/>
+            <w:vAlign w:val="center"/>
+          </w:tcPr>
+          <w:p>
+            <w:r/>
+            <w:r>
+              <w:rPr>
+                <w:b w:val="0"/>
+                <w:sz w:val="17"/>
+              </w:rPr>
+              <w:t>Revisar alcance, evidencias y arquitectura</w:t>
+            </w:r>
+          </w:p>
+        </w:tc>
+        <w:tc>
+          <w:tcPr>
+            <w:tcW w:type="dxa" w:w="3360"/>
+            <w:vAlign w:val="center"/>
+          </w:tcPr>
+          <w:p>
+            <w:r/>
+            <w:r>
+              <w:rPr>
+                <w:b w:val="0"/>
+                <w:sz w:val="17"/>
+              </w:rPr>
+              <w:t>Documentos FD y app en un mismo repositorio.</w:t>
+            </w:r>
+          </w:p>
+        </w:tc>
+      </w:tr>
+      <w:tr>
+        <w:tc>
+          <w:tcPr>
+            <w:tcW w:type="dxa" w:w="3360"/>
+            <w:vAlign w:val="center"/>
+          </w:tcPr>
+          <w:p>
+            <w:r/>
+            <w:r>
+              <w:rPr>
+                <w:b w:val="0"/>
+                <w:sz w:val="17"/>
+              </w:rPr>
+              <w:t>Usuario tecnico</w:t>
+            </w:r>
+          </w:p>
+        </w:tc>
+        <w:tc>
+          <w:tcPr>
+            <w:tcW w:type="dxa" w:w="3360"/>
+            <w:vAlign w:val="center"/>
+          </w:tcPr>
+          <w:p>
+            <w:r/>
+            <w:r>
+              <w:rPr>
+                <w:b w:val="0"/>
+                <w:sz w:val="17"/>
+              </w:rPr>
+              <w:t>Transformar y descargar datos</w:t>
+            </w:r>
+          </w:p>
+        </w:tc>
+        <w:tc>
+          <w:tcPr>
+            <w:tcW w:type="dxa" w:w="3360"/>
+            <w:vAlign w:val="center"/>
+          </w:tcPr>
+          <w:p>
+            <w:r/>
+            <w:r>
+              <w:rPr>
+                <w:b w:val="0"/>
+                <w:sz w:val="17"/>
+              </w:rPr>
+              <w:t>Entrega en JSON, XLSX o SQLite.</w:t>
+            </w:r>
+          </w:p>
+        </w:tc>
+      </w:tr>
+      <w:tr>
+        <w:tc>
+          <w:tcPr>
+            <w:tcW w:type="dxa" w:w="3360"/>
+            <w:vAlign w:val="center"/>
+          </w:tcPr>
+          <w:p>
+            <w:r/>
+            <w:r>
+              <w:rPr>
+                <w:b w:val="0"/>
+                <w:sz w:val="17"/>
+              </w:rPr>
+              <w:t>Administrador</w:t>
+            </w:r>
+          </w:p>
+        </w:tc>
+        <w:tc>
+          <w:tcPr>
+            <w:tcW w:type="dxa" w:w="3360"/>
+            <w:vAlign w:val="center"/>
+          </w:tcPr>
+          <w:p>
+            <w:r/>
+            <w:r>
+              <w:rPr>
+                <w:b w:val="0"/>
+                <w:sz w:val="17"/>
+              </w:rPr>
+              <w:t>Controlar usuarios del sistema</w:t>
+            </w:r>
+          </w:p>
+        </w:tc>
+        <w:tc>
+          <w:tcPr>
+            <w:tcW w:type="dxa" w:w="3360"/>
+            <w:vAlign w:val="center"/>
+          </w:tcPr>
+          <w:p>
+            <w:r/>
+            <w:r>
+              <w:rPr>
+                <w:b w:val="0"/>
+                <w:sz w:val="17"/>
+              </w:rPr>
+              <w:t>Gestion basica de cuentas y roles.</w:t>
+            </w:r>
+          </w:p>
+        </w:tc>
+      </w:tr>
+    </w:tbl>
+    <w:p/>
+    <w:p>
+      <w:pPr>
+        <w:pStyle w:val="Heading1"/>
+      </w:pPr>
+      <w:r>
+        <w:rPr>
+          <w:rFonts w:ascii="Arial" w:hAnsi="Arial"/>
+          <w:sz w:val="20"/>
+        </w:rPr>
+        <w:t>4. Vista general del producto</w:t>
+      </w:r>
+    </w:p>
+    <w:tbl>
+      <w:tblPr>
+        <w:tblStyle w:val="TableGrid"/>
+        <w:tblW w:type="auto" w:w="0"/>
+        <w:jc w:val="center"/>
+        <w:tblLook w:firstColumn="1" w:firstRow="1" w:lastColumn="0" w:lastRow="0" w:noHBand="0" w:noVBand="1" w:val="04A0"/>
+      </w:tblPr>
+      <w:tblGrid>
+        <w:gridCol w:w="3360"/>
+        <w:gridCol w:w="3360"/>
+        <w:gridCol w:w="3360"/>
+      </w:tblGrid>
+      <w:tr>
+        <w:tc>
+          <w:tcPr>
+            <w:tcW w:type="dxa" w:w="3360"/>
+            <w:vAlign w:val="center"/>
+            <w:shd w:fill="1F4E79"/>
+          </w:tcPr>
+          <w:p>
+            <w:r/>
+            <w:r>
+              <w:rPr>
+                <w:b/>
+                <w:color w:val="FFFFFF"/>
+                <w:sz w:val="17"/>
+              </w:rPr>
+              <w:t>Capacidad</w:t>
+            </w:r>
+          </w:p>
+        </w:tc>
+        <w:tc>
+          <w:tcPr>
+            <w:tcW w:type="dxa" w:w="3360"/>
+            <w:vAlign w:val="center"/>
+            <w:shd w:fill="1F4E79"/>
+          </w:tcPr>
+          <w:p>
+            <w:r/>
+            <w:r>
+              <w:rPr>
+                <w:b/>
+                <w:color w:val="FFFFFF"/>
+                <w:sz w:val="17"/>
+              </w:rPr>
+              <w:t>Descripcion</w:t>
+            </w:r>
+          </w:p>
+        </w:tc>
+        <w:tc>
+          <w:tcPr>
+            <w:tcW w:type="dxa" w:w="3360"/>
+            <w:vAlign w:val="center"/>
+            <w:shd w:fill="1F4E79"/>
+          </w:tcPr>
+          <w:p>
+            <w:r/>
+            <w:r>
+              <w:rPr>
+                <w:b/>
+                <w:color w:val="FFFFFF"/>
+                <w:sz w:val="17"/>
+              </w:rPr>
+              <w:t>Archivos relacionados</w:t>
+            </w:r>
+          </w:p>
+        </w:tc>
+      </w:tr>
+      <w:tr>
+        <w:tc>
+          <w:tcPr>
+            <w:tcW w:type="dxa" w:w="3360"/>
+            <w:vAlign w:val="center"/>
+          </w:tcPr>
+          <w:p>
+            <w:r/>
+            <w:r>
+              <w:rPr>
+                <w:b w:val="0"/>
+                <w:sz w:val="17"/>
+              </w:rPr>
+              <w:t>Autenticacion</w:t>
+            </w:r>
+          </w:p>
+        </w:tc>
+        <w:tc>
+          <w:tcPr>
+            <w:tcW w:type="dxa" w:w="3360"/>
+            <w:vAlign w:val="center"/>
+          </w:tcPr>
+          <w:p>
+            <w:r/>
+            <w:r>
+              <w:rPr>
+                <w:b w:val="0"/>
+                <w:sz w:val="17"/>
+              </w:rPr>
+              <w:t>Registro, login, JWT de siete dias y rutas privadas.</w:t>
+            </w:r>
+          </w:p>
+        </w:tc>
+        <w:tc>
+          <w:tcPr>
+            <w:tcW w:type="dxa" w:w="3360"/>
+            <w:vAlign w:val="center"/>
+          </w:tcPr>
+          <w:p>
+            <w:r/>
+            <w:r>
+              <w:rPr>
+                <w:b w:val="0"/>
+                <w:sz w:val="17"/>
+              </w:rPr>
+              <w:t>backend/src/routes/auth.ts; frontend/src/contexts/AuthContext.tsx</w:t>
+            </w:r>
+          </w:p>
+        </w:tc>
+      </w:tr>
+      <w:tr>
+        <w:tc>
+          <w:tcPr>
+            <w:tcW w:type="dxa" w:w="3360"/>
+            <w:vAlign w:val="center"/>
+          </w:tcPr>
+          <w:p>
+            <w:r/>
+            <w:r>
+              <w:rPr>
+                <w:b w:val="0"/>
+                <w:sz w:val="17"/>
+              </w:rPr>
+              <w:t>Importacion</w:t>
+            </w:r>
+          </w:p>
+        </w:tc>
+        <w:tc>
+          <w:tcPr>
+            <w:tcW w:type="dxa" w:w="3360"/>
+            <w:vAlign w:val="center"/>
+          </w:tcPr>
+          <w:p>
+            <w:r/>
+            <w:r>
+              <w:rPr>
+                <w:b w:val="0"/>
+                <w:sz w:val="17"/>
+              </w:rPr>
+              <w:t>Carga y normalizacion de SQL, SQLite, MongoDB, Excel/CSV y .bak configurado.</w:t>
+            </w:r>
+          </w:p>
+        </w:tc>
+        <w:tc>
+          <w:tcPr>
+            <w:tcW w:type="dxa" w:w="3360"/>
+            <w:vAlign w:val="center"/>
+          </w:tcPr>
+          <w:p>
+            <w:r/>
+            <w:r>
+              <w:rPr>
+                <w:b w:val="0"/>
+                <w:sz w:val="17"/>
+              </w:rPr>
+              <w:t>backend/src/services/fileCatalog.ts</w:t>
+            </w:r>
+          </w:p>
+        </w:tc>
+      </w:tr>
+      <w:tr>
+        <w:tc>
+          <w:tcPr>
+            <w:tcW w:type="dxa" w:w="3360"/>
+            <w:vAlign w:val="center"/>
+          </w:tcPr>
+          <w:p>
+            <w:r/>
+            <w:r>
+              <w:rPr>
+                <w:b w:val="0"/>
+                <w:sz w:val="17"/>
+              </w:rPr>
+              <w:t>Configuraciones</w:t>
+            </w:r>
+          </w:p>
+        </w:tc>
+        <w:tc>
+          <w:tcPr>
+            <w:tcW w:type="dxa" w:w="3360"/>
+            <w:vAlign w:val="center"/>
+          </w:tcPr>
+          <w:p>
+            <w:r/>
+            <w:r>
+              <w:rPr>
+                <w:b w:val="0"/>
+                <w:sz w:val="17"/>
+              </w:rPr>
+              <w:t>Alta, edicion, eliminacion, prueba y exportacion por usuario.</w:t>
+            </w:r>
+          </w:p>
+        </w:tc>
+        <w:tc>
+          <w:tcPr>
+            <w:tcW w:type="dxa" w:w="3360"/>
+            <w:vAlign w:val="center"/>
+          </w:tcPr>
+          <w:p>
+            <w:r/>
+            <w:r>
+              <w:rPr>
+                <w:b w:val="0"/>
+                <w:sz w:val="17"/>
+              </w:rPr>
+              <w:t>backend/src/routes/configurations.ts</w:t>
+            </w:r>
+          </w:p>
+        </w:tc>
+      </w:tr>
+      <w:tr>
+        <w:tc>
+          <w:tcPr>
+            <w:tcW w:type="dxa" w:w="3360"/>
+            <w:vAlign w:val="center"/>
+          </w:tcPr>
+          <w:p>
+            <w:r/>
+            <w:r>
+              <w:rPr>
+                <w:b w:val="0"/>
+                <w:sz w:val="17"/>
+              </w:rPr>
+              <w:t>Replicacion</w:t>
+            </w:r>
+          </w:p>
+        </w:tc>
+        <w:tc>
+          <w:tcPr>
+            <w:tcW w:type="dxa" w:w="3360"/>
+            <w:vAlign w:val="center"/>
+          </w:tcPr>
+          <w:p>
+            <w:r/>
+            <w:r>
+              <w:rPr>
+                <w:b w:val="0"/>
+                <w:sz w:val="17"/>
+              </w:rPr>
+              <w:t>Seleccion de tablas, mapeo, transformaciones, lotes, reintentos y programacion.</w:t>
+            </w:r>
+          </w:p>
+        </w:tc>
+        <w:tc>
+          <w:tcPr>
+            <w:tcW w:type="dxa" w:w="3360"/>
+            <w:vAlign w:val="center"/>
+          </w:tcPr>
+          <w:p>
+            <w:r/>
+            <w:r>
+              <w:rPr>
+                <w:b w:val="0"/>
+                <w:sz w:val="17"/>
+              </w:rPr>
+              <w:t>backend/src/services/replicationService.ts</w:t>
+            </w:r>
+          </w:p>
+        </w:tc>
+      </w:tr>
+      <w:tr>
+        <w:tc>
+          <w:tcPr>
+            <w:tcW w:type="dxa" w:w="3360"/>
+            <w:vAlign w:val="center"/>
+          </w:tcPr>
+          <w:p>
+            <w:r/>
+            <w:r>
+              <w:rPr>
+                <w:b w:val="0"/>
+                <w:sz w:val="17"/>
+              </w:rPr>
+              <w:t>Monitoreo</w:t>
+            </w:r>
+          </w:p>
+        </w:tc>
+        <w:tc>
+          <w:tcPr>
+            <w:tcW w:type="dxa" w:w="3360"/>
+            <w:vAlign w:val="center"/>
+          </w:tcPr>
+          <w:p>
+            <w:r/>
+            <w:r>
+              <w:rPr>
+                <w:b w:val="0"/>
+                <w:sz w:val="17"/>
+              </w:rPr>
+              <w:t>Historial, progreso, velocidad, errores, diagnostico y reportes JSON.</w:t>
+            </w:r>
+          </w:p>
+        </w:tc>
+        <w:tc>
+          <w:tcPr>
+            <w:tcW w:type="dxa" w:w="3360"/>
+            <w:vAlign w:val="center"/>
+          </w:tcPr>
+          <w:p>
+            <w:r/>
+            <w:r>
+              <w:rPr>
+                <w:b w:val="0"/>
+                <w:sz w:val="17"/>
+              </w:rPr>
+              <w:t>frontend/src/components/ReplicationPanel.tsx</w:t>
+            </w:r>
+          </w:p>
+        </w:tc>
+      </w:tr>
+      <w:tr>
+        <w:tc>
+          <w:tcPr>
+            <w:tcW w:type="dxa" w:w="3360"/>
+            <w:vAlign w:val="center"/>
+          </w:tcPr>
+          <w:p>
+            <w:r/>
+            <w:r>
+              <w:rPr>
+                <w:b w:val="0"/>
+                <w:sz w:val="17"/>
+              </w:rPr>
+              <w:t>Asistencia</w:t>
+            </w:r>
+          </w:p>
+        </w:tc>
+        <w:tc>
+          <w:tcPr>
+            <w:tcW w:type="dxa" w:w="3360"/>
+            <w:vAlign w:val="center"/>
+          </w:tcPr>
+          <w:p>
+            <w:r/>
+            <w:r>
+              <w:rPr>
+                <w:b w:val="0"/>
+                <w:sz w:val="17"/>
+              </w:rPr>
+              <w:t>Chatbox, skill markdown, plugin y extension VS Code.</w:t>
+            </w:r>
+          </w:p>
+        </w:tc>
+        <w:tc>
+          <w:tcPr>
+            <w:tcW w:type="dxa" w:w="3360"/>
+            <w:vAlign w:val="center"/>
+          </w:tcPr>
+          <w:p>
+            <w:r/>
+            <w:r>
+              <w:rPr>
+                <w:b w:val="0"/>
+                <w:sz w:val="17"/>
+              </w:rPr>
+              <w:t>frontend/src/components/NexusChatbox.tsx; vscode-extension/</w:t>
+            </w:r>
+          </w:p>
+        </w:tc>
+      </w:tr>
+    </w:tbl>
+    <w:p/>
+    <w:p>
+      <w:r>
+        <w:rPr>
+          <w:rFonts w:ascii="Arial" w:hAnsi="Arial"/>
+          <w:b/>
+          <w:sz w:val="20"/>
+        </w:rPr>
+        <w:t>Flujo funcional del producto</w:t>
+      </w:r>
+    </w:p>
+    <w:p>
+      <w:pPr>
+        <w:pStyle w:val="NoSpacing"/>
+      </w:pPr>
+      <w:r>
+        <w:rPr>
+          <w:rFonts w:ascii="Consolas" w:hAnsi="Consolas" w:eastAsia="Consolas"/>
+          <w:sz w:val="16"/>
+        </w:rPr>
+        <w:t>```mermaid</w:t>
+        <w:br/>
+        <w:t>flowchart LR</w:t>
+        <w:br/>
+        <w:t xml:space="preserve">  A[Importar o seleccionar base origen] --&gt; B[Importar o seleccionar destino]</w:t>
+        <w:br/>
+        <w:t xml:space="preserve">  B --&gt; C[Listar tablas y columnas]</w:t>
+        <w:br/>
+        <w:t xml:space="preserve">  C --&gt; D[Seleccionar tablas]</w:t>
+        <w:br/>
+        <w:t xml:space="preserve">  D --&gt; E[Mapear columnas y conversiones]</w:t>
+        <w:br/>
+        <w:t xml:space="preserve">  E --&gt; F[Vista previa y validacion]</w:t>
+        <w:br/>
+        <w:t xml:space="preserve">  F --&gt; G[Ejecutar o programar]</w:t>
+        <w:br/>
+        <w:t xml:space="preserve">  G --&gt; H[Monitorear progreso]</w:t>
+        <w:br/>
+        <w:t xml:space="preserve">  H --&gt; I[Descargar reporte o base modificada]</w:t>
+        <w:br/>
+        <w:t>```</w:t>
+      </w:r>
+    </w:p>
+    <w:p/>
+    <w:p>
+      <w:pPr>
+        <w:pStyle w:val="Heading1"/>
+      </w:pPr>
+      <w:r>
+        <w:rPr>
+          <w:rFonts w:ascii="Arial" w:hAnsi="Arial"/>
+          <w:sz w:val="20"/>
+        </w:rPr>
+        <w:t>5. Restricciones</w:t>
+      </w:r>
+    </w:p>
+    <w:tbl>
+      <w:tblPr>
+        <w:tblStyle w:val="TableGrid"/>
+        <w:tblW w:type="auto" w:w="0"/>
+        <w:jc w:val="center"/>
+        <w:tblLook w:firstColumn="1" w:firstRow="1" w:lastColumn="0" w:lastRow="0" w:noHBand="0" w:noVBand="1" w:val="04A0"/>
+      </w:tblPr>
+      <w:tblGrid>
+        <w:gridCol w:w="3360"/>
+        <w:gridCol w:w="3360"/>
+        <w:gridCol w:w="3360"/>
+      </w:tblGrid>
+      <w:tr>
+        <w:tc>
+          <w:tcPr>
+            <w:tcW w:type="dxa" w:w="3360"/>
+            <w:vAlign w:val="center"/>
+            <w:shd w:fill="1F4E79"/>
+          </w:tcPr>
+          <w:p>
+            <w:r/>
+            <w:r>
+              <w:rPr>
+                <w:b/>
+                <w:color w:val="FFFFFF"/>
+                <w:sz w:val="17"/>
+              </w:rPr>
+              <w:t>Restriccion</w:t>
+            </w:r>
+          </w:p>
+        </w:tc>
+        <w:tc>
+          <w:tcPr>
+            <w:tcW w:type="dxa" w:w="3360"/>
+            <w:vAlign w:val="center"/>
+            <w:shd w:fill="1F4E79"/>
+          </w:tcPr>
+          <w:p>
+            <w:r/>
+            <w:r>
+              <w:rPr>
+                <w:b/>
+                <w:color w:val="FFFFFF"/>
+                <w:sz w:val="17"/>
+              </w:rPr>
+              <w:t>Detalle</w:t>
+            </w:r>
+          </w:p>
+        </w:tc>
+        <w:tc>
+          <w:tcPr>
+            <w:tcW w:type="dxa" w:w="3360"/>
+            <w:vAlign w:val="center"/>
+            <w:shd w:fill="1F4E79"/>
+          </w:tcPr>
+          <w:p>
+            <w:r/>
+            <w:r>
+              <w:rPr>
+                <w:b/>
+                <w:color w:val="FFFFFF"/>
+                <w:sz w:val="17"/>
+              </w:rPr>
+              <w:t>Impacto</w:t>
+            </w:r>
+          </w:p>
+        </w:tc>
+      </w:tr>
+      <w:tr>
+        <w:tc>
+          <w:tcPr>
+            <w:tcW w:type="dxa" w:w="3360"/>
+            <w:vAlign w:val="center"/>
+          </w:tcPr>
+          <w:p>
+            <w:r/>
+            <w:r>
+              <w:rPr>
+                <w:b w:val="0"/>
+                <w:sz w:val="17"/>
+              </w:rPr>
+              <w:t>CDC exact-once</w:t>
+            </w:r>
+          </w:p>
+        </w:tc>
+        <w:tc>
+          <w:tcPr>
+            <w:tcW w:type="dxa" w:w="3360"/>
+            <w:vAlign w:val="center"/>
+          </w:tcPr>
+          <w:p>
+            <w:r/>
+            <w:r>
+              <w:rPr>
+                <w:b w:val="0"/>
+                <w:sz w:val="17"/>
+              </w:rPr>
+              <w:t>No implementa WAL, binlog ni change streams.</w:t>
+            </w:r>
+          </w:p>
+        </w:tc>
+        <w:tc>
+          <w:tcPr>
+            <w:tcW w:type="dxa" w:w="3360"/>
+            <w:vAlign w:val="center"/>
+          </w:tcPr>
+          <w:p>
+            <w:r/>
+            <w:r>
+              <w:rPr>
+                <w:b w:val="0"/>
+                <w:sz w:val="17"/>
+              </w:rPr>
+              <w:t>Las replicas incrementales son por offset.</w:t>
+            </w:r>
+          </w:p>
+        </w:tc>
+      </w:tr>
+      <w:tr>
+        <w:tc>
+          <w:tcPr>
+            <w:tcW w:type="dxa" w:w="3360"/>
+            <w:vAlign w:val="center"/>
+          </w:tcPr>
+          <w:p>
+            <w:r/>
+            <w:r>
+              <w:rPr>
+                <w:b w:val="0"/>
+                <w:sz w:val="17"/>
+              </w:rPr>
+              <w:t>.bak SQL Server</w:t>
+            </w:r>
+          </w:p>
+        </w:tc>
+        <w:tc>
+          <w:tcPr>
+            <w:tcW w:type="dxa" w:w="3360"/>
+            <w:vAlign w:val="center"/>
+          </w:tcPr>
+          <w:p>
+            <w:r/>
+            <w:r>
+              <w:rPr>
+                <w:b w:val="0"/>
+                <w:sz w:val="17"/>
+              </w:rPr>
+              <w:t>Requiere SQL Server externo y carpeta compartida.</w:t>
+            </w:r>
+          </w:p>
+        </w:tc>
+        <w:tc>
+          <w:tcPr>
+            <w:tcW w:type="dxa" w:w="3360"/>
+            <w:vAlign w:val="center"/>
+          </w:tcPr>
+          <w:p>
+            <w:r/>
+            <w:r>
+              <w:rPr>
+                <w:b w:val="0"/>
+                <w:sz w:val="17"/>
+              </w:rPr>
+              <w:t>Se recomienda .sql si no existe infraestructura.</w:t>
+            </w:r>
+          </w:p>
+        </w:tc>
+      </w:tr>
+      <w:tr>
+        <w:tc>
+          <w:tcPr>
+            <w:tcW w:type="dxa" w:w="3360"/>
+            <w:vAlign w:val="center"/>
+          </w:tcPr>
+          <w:p>
+            <w:r/>
+            <w:r>
+              <w:rPr>
+                <w:b w:val="0"/>
+                <w:sz w:val="17"/>
+              </w:rPr>
+              <w:t>Tamano de archivo</w:t>
+            </w:r>
+          </w:p>
+        </w:tc>
+        <w:tc>
+          <w:tcPr>
+            <w:tcW w:type="dxa" w:w="3360"/>
+            <w:vAlign w:val="center"/>
+          </w:tcPr>
+          <w:p>
+            <w:r/>
+            <w:r>
+              <w:rPr>
+                <w:b w:val="0"/>
+                <w:sz w:val="17"/>
+              </w:rPr>
+              <w:t>Controlado por MAX_DATABASE_FILE_SIZE_MB.</w:t>
+            </w:r>
+          </w:p>
+        </w:tc>
+        <w:tc>
+          <w:tcPr>
+            <w:tcW w:type="dxa" w:w="3360"/>
+            <w:vAlign w:val="center"/>
+          </w:tcPr>
+          <w:p>
+            <w:r/>
+            <w:r>
+              <w:rPr>
+                <w:b w:val="0"/>
+                <w:sz w:val="17"/>
+              </w:rPr>
+              <w:t>Archivos masivos requieren ajuste de entorno.</w:t>
+            </w:r>
+          </w:p>
+        </w:tc>
+      </w:tr>
+      <w:tr>
+        <w:tc>
+          <w:tcPr>
+            <w:tcW w:type="dxa" w:w="3360"/>
+            <w:vAlign w:val="center"/>
+          </w:tcPr>
+          <w:p>
+            <w:r/>
+            <w:r>
+              <w:rPr>
+                <w:b w:val="0"/>
+                <w:sz w:val="17"/>
+              </w:rPr>
+              <w:t>Conexiones externas</w:t>
+            </w:r>
+          </w:p>
+        </w:tc>
+        <w:tc>
+          <w:tcPr>
+            <w:tcW w:type="dxa" w:w="3360"/>
+            <w:vAlign w:val="center"/>
+          </w:tcPr>
+          <w:p>
+            <w:r/>
+            <w:r>
+              <w:rPr>
+                <w:b w:val="0"/>
+                <w:sz w:val="17"/>
+              </w:rPr>
+              <w:t>Dependen de red, permisos y credenciales.</w:t>
+            </w:r>
+          </w:p>
+        </w:tc>
+        <w:tc>
+          <w:tcPr>
+            <w:tcW w:type="dxa" w:w="3360"/>
+            <w:vAlign w:val="center"/>
+          </w:tcPr>
+          <w:p>
+            <w:r/>
+            <w:r>
+              <w:rPr>
+                <w:b w:val="0"/>
+                <w:sz w:val="17"/>
+              </w:rPr>
+              <w:t>Puede fallar por timeout o permisos insuficientes.</w:t>
+            </w:r>
+          </w:p>
+        </w:tc>
+      </w:tr>
+    </w:tbl>
+    <w:p/>
+    <w:p>
+      <w:pPr>
+        <w:pStyle w:val="Heading1"/>
+      </w:pPr>
+      <w:r>
+        <w:rPr>
+          <w:rFonts w:ascii="Arial" w:hAnsi="Arial"/>
+          <w:sz w:val="20"/>
+        </w:rPr>
+        <w:t>6. Criterios de exito</w:t>
+      </w:r>
+    </w:p>
+    <w:p>
+      <w:pPr>
+        <w:pStyle w:val="ListBullet"/>
+      </w:pPr>
+      <w:r>
+        <w:rPr>
+          <w:rFonts w:ascii="Arial" w:hAnsi="Arial"/>
+          <w:sz w:val="20"/>
+        </w:rPr>
+        <w:t>El usuario puede importar dos bases o archivos compatibles.</w:t>
+      </w:r>
+    </w:p>
+    <w:p>
+      <w:pPr>
+        <w:pStyle w:val="ListBullet"/>
+      </w:pPr>
+      <w:r>
+        <w:rPr>
+          <w:rFonts w:ascii="Arial" w:hAnsi="Arial"/>
+          <w:sz w:val="20"/>
+        </w:rPr>
+        <w:t>El sistema lista tablas y permite seleccionar multiples tablas.</w:t>
+      </w:r>
+    </w:p>
+    <w:p>
+      <w:pPr>
+        <w:pStyle w:val="ListBullet"/>
+      </w:pPr>
+      <w:r>
+        <w:rPr>
+          <w:rFonts w:ascii="Arial" w:hAnsi="Arial"/>
+          <w:sz w:val="20"/>
+        </w:rPr>
+        <w:t>La vista previa informa registros, advertencias y creacion de destino.</w:t>
+      </w:r>
+    </w:p>
+    <w:p>
+      <w:pPr>
+        <w:pStyle w:val="ListBullet"/>
+      </w:pPr>
+      <w:r>
+        <w:rPr>
+          <w:rFonts w:ascii="Arial" w:hAnsi="Arial"/>
+          <w:sz w:val="20"/>
+        </w:rPr>
+        <w:t>La replica registra progreso, velocidad, reintentos y errores.</w:t>
+      </w:r>
+    </w:p>
+    <w:p>
+      <w:pPr>
+        <w:pStyle w:val="ListBullet"/>
+      </w:pPr>
+      <w:r>
+        <w:rPr>
+          <w:rFonts w:ascii="Arial" w:hAnsi="Arial"/>
+          <w:sz w:val="20"/>
+        </w:rPr>
+        <w:t>El usuario descarga reporte y, en catalogos importados, la base modificada.</w:t>
+      </w:r>
+    </w:p>
+    <w:p>
+      <w:pPr>
+        <w:pStyle w:val="Heading1"/>
+      </w:pPr>
+      <w:r>
+        <w:t>Anexo de diagramas visuales</w:t>
+      </w:r>
+    </w:p>
+    <w:p>
+      <w:r>
         <w:drawing>
           <wp:inline xmlns:a="http://schemas.openxmlformats.org/drawingml/2006/main" xmlns:pic="http://schemas.openxmlformats.org/drawingml/2006/picture">
-            <wp:extent cx="914400" cy="1167319"/>
+            <wp:extent cx="6126480" cy="3471672"/>
             <wp:docPr id="1" name="Picture 1"/>
             <wp:cNvGraphicFramePr>
               <a:graphicFrameLocks noChangeAspect="1"/>
@@ -18,7 +1991,7 @@
               <a:graphicData uri="http://schemas.openxmlformats.org/drawingml/2006/picture">
                 <pic:pic>
                   <pic:nvPicPr>
-                    <pic:cNvPr id="0" name="logo-upt.png"/>
+                    <pic:cNvPr id="0" name="image.png"/>
                     <pic:cNvPicPr/>
                   </pic:nvPicPr>
                   <pic:blipFill>
@@ -30,7 +2003,7 @@
                   <pic:spPr>
                     <a:xfrm>
                       <a:off x="0" y="0"/>
-                      <a:ext cx="914400" cy="1167319"/>
+                      <a:ext cx="6126480" cy="3471672"/>
                     </a:xfrm>
                     <a:prstGeom prst="rect"/>
                   </pic:spPr>
@@ -41,1163 +2014,14 @@
         </w:drawing>
       </w:r>
     </w:p>
-    <w:p>
-      <w:pPr>
-        <w:jc w:val="center"/>
-      </w:pPr>
-      <w:r>
-        <w:rPr>
-          <w:b/>
-          <w:sz w:val="26"/>
-        </w:rPr>
-        <w:t>UNIVERSIDAD PRIVADA DE TACNA</w:t>
-      </w:r>
-    </w:p>
-    <w:p>
-      <w:pPr>
-        <w:jc w:val="center"/>
-      </w:pPr>
-      <w:r>
-        <w:rPr>
-          <w:b/>
-          <w:sz w:val="24"/>
-        </w:rPr>
-        <w:t>FACULTAD DE INGENIERIA</w:t>
-      </w:r>
-    </w:p>
-    <w:p>
-      <w:pPr>
-        <w:jc w:val="center"/>
-      </w:pPr>
-      <w:r>
-        <w:rPr>
-          <w:b/>
-          <w:sz w:val="22"/>
-        </w:rPr>
-        <w:t>Escuela Profesional de Ingenieria de Sistemas</w:t>
-      </w:r>
-    </w:p>
-    <w:p/>
-    <w:p>
-      <w:pPr>
-        <w:jc w:val="center"/>
-      </w:pPr>
-      <w:r>
-        <w:rPr>
-          <w:b/>
-          <w:color w:val="1F4E79"/>
-          <w:sz w:val="36"/>
-        </w:rPr>
-        <w:t>Drop Nexus - Replicador de Datos entre Bases de Datos</w:t>
-      </w:r>
-    </w:p>
-    <w:p>
-      <w:pPr>
-        <w:jc w:val="center"/>
-      </w:pPr>
-      <w:r>
-        <w:rPr>
-          <w:b/>
-          <w:sz w:val="30"/>
-        </w:rPr>
-        <w:t>FD02 - Documento de Vision</w:t>
-      </w:r>
-    </w:p>
-    <w:p/>
-    <w:p>
-      <w:pPr>
-        <w:jc w:val="center"/>
-      </w:pPr>
-      <w:r>
-        <w:rPr>
-          <w:b/>
-        </w:rPr>
-        <w:t xml:space="preserve">Curso: </w:t>
-      </w:r>
-      <w:r>
-        <w:t>SI783 - Proyecto de Sistemas</w:t>
-      </w:r>
-    </w:p>
-    <w:p>
-      <w:pPr>
-        <w:jc w:val="center"/>
-      </w:pPr>
-      <w:r>
-        <w:rPr>
-          <w:b/>
-        </w:rPr>
-        <w:t xml:space="preserve">Integrantes: </w:t>
-      </w:r>
-      <w:r>
-        <w:t>Equipo del proyecto</w:t>
-      </w:r>
-    </w:p>
-    <w:p>
-      <w:pPr>
-        <w:jc w:val="center"/>
-      </w:pPr>
-      <w:r>
-        <w:rPr>
-          <w:b/>
-        </w:rPr>
-        <w:t xml:space="preserve">Version: </w:t>
-      </w:r>
-      <w:r>
-        <w:t>1.0</w:t>
-      </w:r>
-    </w:p>
-    <w:p>
-      <w:pPr>
-        <w:jc w:val="center"/>
-      </w:pPr>
-      <w:r>
-        <w:rPr>
-          <w:b/>
-        </w:rPr>
-        <w:t xml:space="preserve">Fecha: </w:t>
-      </w:r>
-      <w:r>
-        <w:t>04/07/2026</w:t>
-      </w:r>
-    </w:p>
-    <w:p>
-      <w:pPr>
-        <w:jc w:val="center"/>
-      </w:pPr>
-      <w:r>
-        <w:rPr>
-          <w:b/>
-        </w:rPr>
-        <w:t xml:space="preserve">Ubicacion del aplicativo: </w:t>
-      </w:r>
-      <w:r>
-        <w:t>Carpeta web/ del repositorio local</w:t>
-      </w:r>
-    </w:p>
-    <w:p>
-      <w:pPr>
-        <w:jc w:val="center"/>
-      </w:pPr>
-      <w:r>
-        <w:rPr>
-          <w:b/>
-        </w:rPr>
-        <w:t>Tacna - Peru</w:t>
-      </w:r>
-    </w:p>
-    <w:p>
-      <w:r>
-        <w:br w:type="page"/>
-      </w:r>
-    </w:p>
-    <w:p>
-      <w:pPr>
-        <w:pStyle w:val="Heading1"/>
-      </w:pPr>
-      <w:r>
-        <w:t>Control de versiones</w:t>
-      </w:r>
-    </w:p>
-    <w:tbl>
-      <w:tblPr>
-        <w:tblStyle w:val="TableGrid"/>
-        <w:tblW w:type="auto" w:w="0"/>
-        <w:jc w:val="center"/>
-        <w:tblLayout w:type="fixed"/>
-        <w:tblLook w:firstColumn="1" w:firstRow="1" w:lastColumn="0" w:lastRow="0" w:noHBand="0" w:noVBand="1" w:val="04A0"/>
-      </w:tblPr>
-      <w:tblGrid>
-        <w:gridCol w:w="1632"/>
-        <w:gridCol w:w="1632"/>
-        <w:gridCol w:w="1632"/>
-        <w:gridCol w:w="1632"/>
-        <w:gridCol w:w="1632"/>
-        <w:gridCol w:w="1632"/>
-      </w:tblGrid>
-      <w:tr>
-        <w:tc>
-          <w:tcPr>
-            <w:tcW w:type="dxa" w:w="1080"/>
-            <w:shd w:fill="E8EEF5"/>
-            <w:vAlign w:val="center"/>
-          </w:tcPr>
-          <w:p>
-            <w:pPr>
-              <w:spacing w:after="40"/>
-            </w:pPr>
-            <w:r>
-              <w:rPr>
-                <w:b/>
-              </w:rPr>
-              <w:t>Version</w:t>
-            </w:r>
-          </w:p>
-        </w:tc>
-        <w:tc>
-          <w:tcPr>
-            <w:tcW w:type="dxa" w:w="1800"/>
-            <w:shd w:fill="E8EEF5"/>
-            <w:vAlign w:val="center"/>
-          </w:tcPr>
-          <w:p>
-            <w:pPr>
-              <w:spacing w:after="40"/>
-            </w:pPr>
-            <w:r>
-              <w:rPr>
-                <w:b/>
-              </w:rPr>
-              <w:t>Hecha por</w:t>
-            </w:r>
-          </w:p>
-        </w:tc>
-        <w:tc>
-          <w:tcPr>
-            <w:tcW w:type="dxa" w:w="1800"/>
-            <w:shd w:fill="E8EEF5"/>
-            <w:vAlign w:val="center"/>
-          </w:tcPr>
-          <w:p>
-            <w:pPr>
-              <w:spacing w:after="40"/>
-            </w:pPr>
-            <w:r>
-              <w:rPr>
-                <w:b/>
-              </w:rPr>
-              <w:t>Revisada por</w:t>
-            </w:r>
-          </w:p>
-        </w:tc>
-        <w:tc>
-          <w:tcPr>
-            <w:tcW w:type="dxa" w:w="1800"/>
-            <w:shd w:fill="E8EEF5"/>
-            <w:vAlign w:val="center"/>
-          </w:tcPr>
-          <w:p>
-            <w:pPr>
-              <w:spacing w:after="40"/>
-            </w:pPr>
-            <w:r>
-              <w:rPr>
-                <w:b/>
-              </w:rPr>
-              <w:t>Aprobada por</w:t>
-            </w:r>
-          </w:p>
-        </w:tc>
-        <w:tc>
-          <w:tcPr>
-            <w:tcW w:type="dxa" w:w="1296"/>
-            <w:shd w:fill="E8EEF5"/>
-            <w:vAlign w:val="center"/>
-          </w:tcPr>
-          <w:p>
-            <w:pPr>
-              <w:spacing w:after="40"/>
-            </w:pPr>
-            <w:r>
-              <w:rPr>
-                <w:b/>
-              </w:rPr>
-              <w:t>Fecha</w:t>
-            </w:r>
-          </w:p>
-        </w:tc>
-        <w:tc>
-          <w:tcPr>
-            <w:tcW w:type="dxa" w:w="2951"/>
-            <w:shd w:fill="E8EEF5"/>
-            <w:vAlign w:val="center"/>
-          </w:tcPr>
-          <w:p>
-            <w:pPr>
-              <w:spacing w:after="40"/>
-            </w:pPr>
-            <w:r>
-              <w:rPr>
-                <w:b/>
-              </w:rPr>
-              <w:t>Motivo</w:t>
-            </w:r>
-          </w:p>
-        </w:tc>
-      </w:tr>
-      <w:tr>
-        <w:tc>
-          <w:tcPr>
-            <w:tcW w:type="dxa" w:w="1080"/>
-            <w:vAlign w:val="center"/>
-          </w:tcPr>
-          <w:p>
-            <w:pPr>
-              <w:spacing w:after="40"/>
-            </w:pPr>
-            <w:r>
-              <w:t>1.0</w:t>
-            </w:r>
-          </w:p>
-        </w:tc>
-        <w:tc>
-          <w:tcPr>
-            <w:tcW w:type="dxa" w:w="1800"/>
-            <w:vAlign w:val="center"/>
-          </w:tcPr>
-          <w:p>
-            <w:pPr>
-              <w:spacing w:after="40"/>
-            </w:pPr>
-            <w:r>
-              <w:t>Equipo del proyecto</w:t>
-            </w:r>
-          </w:p>
-        </w:tc>
-        <w:tc>
-          <w:tcPr>
-            <w:tcW w:type="dxa" w:w="1800"/>
-            <w:vAlign w:val="center"/>
-          </w:tcPr>
-          <w:p>
-            <w:pPr>
-              <w:spacing w:after="40"/>
-            </w:pPr>
-            <w:r>
-              <w:t>Pendiente</w:t>
-            </w:r>
-          </w:p>
-        </w:tc>
-        <w:tc>
-          <w:tcPr>
-            <w:tcW w:type="dxa" w:w="1800"/>
-            <w:vAlign w:val="center"/>
-          </w:tcPr>
-          <w:p>
-            <w:pPr>
-              <w:spacing w:after="40"/>
-            </w:pPr>
-            <w:r>
-              <w:t>Pendiente</w:t>
-            </w:r>
-          </w:p>
-        </w:tc>
-        <w:tc>
-          <w:tcPr>
-            <w:tcW w:type="dxa" w:w="1296"/>
-            <w:vAlign w:val="center"/>
-          </w:tcPr>
-          <w:p>
-            <w:pPr>
-              <w:spacing w:after="40"/>
-            </w:pPr>
-            <w:r>
-              <w:t>04/07/2026</w:t>
-            </w:r>
-          </w:p>
-        </w:tc>
-        <w:tc>
-          <w:tcPr>
-            <w:tcW w:type="dxa" w:w="2951"/>
-            <w:vAlign w:val="center"/>
-          </w:tcPr>
-          <w:p>
-            <w:pPr>
-              <w:spacing w:after="40"/>
-            </w:pPr>
-            <w:r>
-              <w:t>Adaptacion del documento FD02 - Documento de Vision a la app implementada</w:t>
-            </w:r>
-          </w:p>
-        </w:tc>
-      </w:tr>
-    </w:tbl>
-    <w:p>
-      <w:pPr>
-        <w:pStyle w:val="Heading1"/>
-      </w:pPr>
-      <w:r>
-        <w:t>1. Introduccion</w:t>
-      </w:r>
-    </w:p>
-    <w:p>
-      <w:r>
-        <w:t>Proposito: definir la vision funcional del sistema Drop Nexus y alinear los documentos del proyecto con la aplicacion implementada.</w:t>
-      </w:r>
-    </w:p>
-    <w:p>
-      <w:r>
-        <w:t>Alcance: aplicacion web para importar bases, conectar motores, replicar datos, validar errores, consultar historial y descargar resultados.</w:t>
-      </w:r>
-    </w:p>
-    <w:tbl>
-      <w:tblPr>
-        <w:tblStyle w:val="TableGrid"/>
-        <w:tblW w:type="auto" w:w="0"/>
-        <w:jc w:val="center"/>
-        <w:tblLayout w:type="fixed"/>
-        <w:tblLook w:firstColumn="1" w:firstRow="1" w:lastColumn="0" w:lastRow="0" w:noHBand="0" w:noVBand="1" w:val="04A0"/>
-      </w:tblPr>
-      <w:tblGrid>
-        <w:gridCol w:w="4896"/>
-        <w:gridCol w:w="4896"/>
-      </w:tblGrid>
-      <w:tr>
-        <w:tc>
-          <w:tcPr>
-            <w:tcW w:type="dxa" w:w="2520"/>
-            <w:shd w:fill="E8EEF5"/>
-            <w:vAlign w:val="center"/>
-          </w:tcPr>
-          <w:p>
-            <w:pPr>
-              <w:spacing w:after="40"/>
-            </w:pPr>
-            <w:r>
-              <w:rPr>
-                <w:b/>
-              </w:rPr>
-              <w:t>Aspecto</w:t>
-            </w:r>
-          </w:p>
-        </w:tc>
-        <w:tc>
-          <w:tcPr>
-            <w:tcW w:type="dxa" w:w="6840"/>
-            <w:shd w:fill="E8EEF5"/>
-            <w:vAlign w:val="center"/>
-          </w:tcPr>
-          <w:p>
-            <w:pPr>
-              <w:spacing w:after="40"/>
-            </w:pPr>
-            <w:r>
-              <w:rPr>
-                <w:b/>
-              </w:rPr>
-              <w:t>Descripcion</w:t>
-            </w:r>
-          </w:p>
-        </w:tc>
-      </w:tr>
-      <w:tr>
-        <w:tc>
-          <w:tcPr>
-            <w:tcW w:type="dxa" w:w="2520"/>
-            <w:vAlign w:val="center"/>
-          </w:tcPr>
-          <w:p>
-            <w:pPr>
-              <w:spacing w:after="40"/>
-            </w:pPr>
-            <w:r>
-              <w:t>Catalogo de archivo</w:t>
-            </w:r>
-          </w:p>
-        </w:tc>
-        <w:tc>
-          <w:tcPr>
-            <w:tcW w:type="dxa" w:w="6840"/>
-            <w:vAlign w:val="center"/>
-          </w:tcPr>
-          <w:p>
-            <w:pPr>
-              <w:spacing w:after="40"/>
-            </w:pPr>
-            <w:r>
-              <w:t>Representacion interna normalizada de una base importada desde SQL, SQLite, MongoDB, Excel/CSV o .bak restaurado.</w:t>
-            </w:r>
-          </w:p>
-        </w:tc>
-      </w:tr>
-      <w:tr>
-        <w:tc>
-          <w:tcPr>
-            <w:tcW w:type="dxa" w:w="2520"/>
-            <w:vAlign w:val="center"/>
-          </w:tcPr>
-          <w:p>
-            <w:pPr>
-              <w:spacing w:after="40"/>
-            </w:pPr>
-            <w:r>
-              <w:t>Replica</w:t>
-            </w:r>
-          </w:p>
-        </w:tc>
-        <w:tc>
-          <w:tcPr>
-            <w:tcW w:type="dxa" w:w="6840"/>
-            <w:vAlign w:val="center"/>
-          </w:tcPr>
-          <w:p>
-            <w:pPr>
-              <w:spacing w:after="40"/>
-            </w:pPr>
-            <w:r>
-              <w:t>Proceso que copia filas desde una tabla origen hacia una tabla destino aplicando mapeo, transformaciones y modo de escritura.</w:t>
-            </w:r>
-          </w:p>
-        </w:tc>
-      </w:tr>
-      <w:tr>
-        <w:tc>
-          <w:tcPr>
-            <w:tcW w:type="dxa" w:w="2520"/>
-            <w:vAlign w:val="center"/>
-          </w:tcPr>
-          <w:p>
-            <w:pPr>
-              <w:spacing w:after="40"/>
-            </w:pPr>
-            <w:r>
-              <w:t>Chatbox</w:t>
-            </w:r>
-          </w:p>
-        </w:tc>
-        <w:tc>
-          <w:tcPr>
-            <w:tcW w:type="dxa" w:w="6840"/>
-            <w:vAlign w:val="center"/>
-          </w:tcPr>
-          <w:p>
-            <w:pPr>
-              <w:spacing w:after="40"/>
-            </w:pPr>
-            <w:r>
-              <w:t>Asistente integrado que orienta al usuario sobre importacion, replicacion, descargas y uso de la skill del proyecto.</w:t>
-            </w:r>
-          </w:p>
-        </w:tc>
-      </w:tr>
-    </w:tbl>
-    <w:p>
-      <w:pPr>
-        <w:pStyle w:val="Heading1"/>
-      </w:pPr>
-      <w:r>
-        <w:t>2. Posicionamiento</w:t>
-      </w:r>
-    </w:p>
-    <w:p>
-      <w:r>
-        <w:t>Oportunidad: existe necesidad de probar migraciones y sincronizaciones entre motores sin construir scripts aislados para cada caso.</w:t>
-      </w:r>
-    </w:p>
-    <w:p>
-      <w:r>
-        <w:t>Problema: las exportaciones manuales no conservan trazabilidad, dificultan validar errores y no siempre permiten recuperar la base ya modificada en un formato util.</w:t>
-      </w:r>
-    </w:p>
-    <w:p>
-      <w:r>
-        <w:t>Solucion: Drop Nexus ofrece un flujo guiado desde navegador para cargar o conectar bases, mapear datos, ejecutar replicas y descargar la base resultante.</w:t>
-      </w:r>
-    </w:p>
-    <w:p>
-      <w:pPr>
-        <w:pStyle w:val="Heading1"/>
-      </w:pPr>
-      <w:r>
-        <w:t>3. Interesados y usuarios</w:t>
-      </w:r>
-    </w:p>
-    <w:tbl>
-      <w:tblPr>
-        <w:tblStyle w:val="TableGrid"/>
-        <w:tblW w:type="auto" w:w="0"/>
-        <w:jc w:val="center"/>
-        <w:tblLayout w:type="fixed"/>
-        <w:tblLook w:firstColumn="1" w:firstRow="1" w:lastColumn="0" w:lastRow="0" w:noHBand="0" w:noVBand="1" w:val="04A0"/>
-      </w:tblPr>
-      <w:tblGrid>
-        <w:gridCol w:w="3264"/>
-        <w:gridCol w:w="3264"/>
-        <w:gridCol w:w="3264"/>
-      </w:tblGrid>
-      <w:tr>
-        <w:tc>
-          <w:tcPr>
-            <w:tcW w:type="dxa" w:w="2304"/>
-            <w:shd w:fill="E8EEF5"/>
-            <w:vAlign w:val="center"/>
-          </w:tcPr>
-          <w:p>
-            <w:pPr>
-              <w:spacing w:after="40"/>
-            </w:pPr>
-            <w:r>
-              <w:rPr>
-                <w:b/>
-              </w:rPr>
-              <w:t>Perfil</w:t>
-            </w:r>
-          </w:p>
-        </w:tc>
-        <w:tc>
-          <w:tcPr>
-            <w:tcW w:type="dxa" w:w="3528"/>
-            <w:shd w:fill="E8EEF5"/>
-            <w:vAlign w:val="center"/>
-          </w:tcPr>
-          <w:p>
-            <w:pPr>
-              <w:spacing w:after="40"/>
-            </w:pPr>
-            <w:r>
-              <w:rPr>
-                <w:b/>
-              </w:rPr>
-              <w:t>Necesidad</w:t>
-            </w:r>
-          </w:p>
-        </w:tc>
-        <w:tc>
-          <w:tcPr>
-            <w:tcW w:type="dxa" w:w="3528"/>
-            <w:shd w:fill="E8EEF5"/>
-            <w:vAlign w:val="center"/>
-          </w:tcPr>
-          <w:p>
-            <w:pPr>
-              <w:spacing w:after="40"/>
-            </w:pPr>
-            <w:r>
-              <w:rPr>
-                <w:b/>
-              </w:rPr>
-              <w:t>Beneficio</w:t>
-            </w:r>
-          </w:p>
-        </w:tc>
-      </w:tr>
-      <w:tr>
-        <w:tc>
-          <w:tcPr>
-            <w:tcW w:type="dxa" w:w="2304"/>
-            <w:vAlign w:val="center"/>
-          </w:tcPr>
-          <w:p>
-            <w:pPr>
-              <w:spacing w:after="40"/>
-            </w:pPr>
-            <w:r>
-              <w:t>Estudiante/desarrollador</w:t>
-            </w:r>
-          </w:p>
-        </w:tc>
-        <w:tc>
-          <w:tcPr>
-            <w:tcW w:type="dxa" w:w="3528"/>
-            <w:vAlign w:val="center"/>
-          </w:tcPr>
-          <w:p>
-            <w:pPr>
-              <w:spacing w:after="40"/>
-            </w:pPr>
-            <w:r>
-              <w:t>Probar replicas entre motores</w:t>
-            </w:r>
-          </w:p>
-        </w:tc>
-        <w:tc>
-          <w:tcPr>
-            <w:tcW w:type="dxa" w:w="3528"/>
-            <w:vAlign w:val="center"/>
-          </w:tcPr>
-          <w:p>
-            <w:pPr>
-              <w:spacing w:after="40"/>
-            </w:pPr>
-            <w:r>
-              <w:t>Aprende integracion de datos con una herramienta visible y documentada.</w:t>
-            </w:r>
-          </w:p>
-        </w:tc>
-      </w:tr>
-      <w:tr>
-        <w:tc>
-          <w:tcPr>
-            <w:tcW w:type="dxa" w:w="2304"/>
-            <w:vAlign w:val="center"/>
-          </w:tcPr>
-          <w:p>
-            <w:pPr>
-              <w:spacing w:after="40"/>
-            </w:pPr>
-            <w:r>
-              <w:t>Administrador</w:t>
-            </w:r>
-          </w:p>
-        </w:tc>
-        <w:tc>
-          <w:tcPr>
-            <w:tcW w:type="dxa" w:w="3528"/>
-            <w:vAlign w:val="center"/>
-          </w:tcPr>
-          <w:p>
-            <w:pPr>
-              <w:spacing w:after="40"/>
-            </w:pPr>
-            <w:r>
-              <w:t>Gestionar usuarios y revisar configuraciones</w:t>
-            </w:r>
-          </w:p>
-        </w:tc>
-        <w:tc>
-          <w:tcPr>
-            <w:tcW w:type="dxa" w:w="3528"/>
-            <w:vAlign w:val="center"/>
-          </w:tcPr>
-          <w:p>
-            <w:pPr>
-              <w:spacing w:after="40"/>
-            </w:pPr>
-            <w:r>
-              <w:t>Vista de administracion sin exponer credenciales.</w:t>
-            </w:r>
-          </w:p>
-        </w:tc>
-      </w:tr>
-      <w:tr>
-        <w:tc>
-          <w:tcPr>
-            <w:tcW w:type="dxa" w:w="2304"/>
-            <w:vAlign w:val="center"/>
-          </w:tcPr>
-          <w:p>
-            <w:pPr>
-              <w:spacing w:after="40"/>
-            </w:pPr>
-            <w:r>
-              <w:t>Docente/evaluador</w:t>
-            </w:r>
-          </w:p>
-        </w:tc>
-        <w:tc>
-          <w:tcPr>
-            <w:tcW w:type="dxa" w:w="3528"/>
-            <w:vAlign w:val="center"/>
-          </w:tcPr>
-          <w:p>
-            <w:pPr>
-              <w:spacing w:after="40"/>
-            </w:pPr>
-            <w:r>
-              <w:t>Ver alcance, arquitectura y funcionamiento</w:t>
-            </w:r>
-          </w:p>
-        </w:tc>
-        <w:tc>
-          <w:tcPr>
-            <w:tcW w:type="dxa" w:w="3528"/>
-            <w:vAlign w:val="center"/>
-          </w:tcPr>
-          <w:p>
-            <w:pPr>
-              <w:spacing w:after="40"/>
-            </w:pPr>
-            <w:r>
-              <w:t>Cuenta con documentos y web en un mismo repositorio.</w:t>
-            </w:r>
-          </w:p>
-        </w:tc>
-      </w:tr>
-      <w:tr>
-        <w:tc>
-          <w:tcPr>
-            <w:tcW w:type="dxa" w:w="2304"/>
-            <w:vAlign w:val="center"/>
-          </w:tcPr>
-          <w:p>
-            <w:pPr>
-              <w:spacing w:after="40"/>
-            </w:pPr>
-            <w:r>
-              <w:t>Usuario tecnico</w:t>
-            </w:r>
-          </w:p>
-        </w:tc>
-        <w:tc>
-          <w:tcPr>
-            <w:tcW w:type="dxa" w:w="3528"/>
-            <w:vAlign w:val="center"/>
-          </w:tcPr>
-          <w:p>
-            <w:pPr>
-              <w:spacing w:after="40"/>
-            </w:pPr>
-            <w:r>
-              <w:t>Descargar la base transformada</w:t>
-            </w:r>
-          </w:p>
-        </w:tc>
-        <w:tc>
-          <w:tcPr>
-            <w:tcW w:type="dxa" w:w="3528"/>
-            <w:vAlign w:val="center"/>
-          </w:tcPr>
-          <w:p>
-            <w:pPr>
-              <w:spacing w:after="40"/>
-            </w:pPr>
-            <w:r>
-              <w:t>Obtiene JSON, Excel o SQLite despues de la replica.</w:t>
-            </w:r>
-          </w:p>
-        </w:tc>
-      </w:tr>
-    </w:tbl>
-    <w:p>
-      <w:pPr>
-        <w:pStyle w:val="Heading1"/>
-      </w:pPr>
-      <w:r>
-        <w:t>4. Vista general del producto</w:t>
-      </w:r>
-    </w:p>
-    <w:tbl>
-      <w:tblPr>
-        <w:tblStyle w:val="TableGrid"/>
-        <w:tblW w:type="auto" w:w="0"/>
-        <w:jc w:val="center"/>
-        <w:tblLayout w:type="fixed"/>
-        <w:tblLook w:firstColumn="1" w:firstRow="1" w:lastColumn="0" w:lastRow="0" w:noHBand="0" w:noVBand="1" w:val="04A0"/>
-      </w:tblPr>
-      <w:tblGrid>
-        <w:gridCol w:w="4896"/>
-        <w:gridCol w:w="4896"/>
-      </w:tblGrid>
-      <w:tr>
-        <w:tc>
-          <w:tcPr>
-            <w:tcW w:type="dxa" w:w="2880"/>
-            <w:shd w:fill="E8EEF5"/>
-            <w:vAlign w:val="center"/>
-          </w:tcPr>
-          <w:p>
-            <w:pPr>
-              <w:spacing w:after="40"/>
-            </w:pPr>
-            <w:r>
-              <w:rPr>
-                <w:b/>
-              </w:rPr>
-              <w:t>Capacidad</w:t>
-            </w:r>
-          </w:p>
-        </w:tc>
-        <w:tc>
-          <w:tcPr>
-            <w:tcW w:type="dxa" w:w="6480"/>
-            <w:shd w:fill="E8EEF5"/>
-            <w:vAlign w:val="center"/>
-          </w:tcPr>
-          <w:p>
-            <w:pPr>
-              <w:spacing w:after="40"/>
-            </w:pPr>
-            <w:r>
-              <w:rPr>
-                <w:b/>
-              </w:rPr>
-              <w:t>Descripcion</w:t>
-            </w:r>
-          </w:p>
-        </w:tc>
-      </w:tr>
-      <w:tr>
-        <w:tc>
-          <w:tcPr>
-            <w:tcW w:type="dxa" w:w="2880"/>
-            <w:vAlign w:val="center"/>
-          </w:tcPr>
-          <w:p>
-            <w:pPr>
-              <w:spacing w:after="40"/>
-            </w:pPr>
-            <w:r>
-              <w:t>Importacion de archivos</w:t>
-            </w:r>
-          </w:p>
-        </w:tc>
-        <w:tc>
-          <w:tcPr>
-            <w:tcW w:type="dxa" w:w="6480"/>
-            <w:vAlign w:val="center"/>
-          </w:tcPr>
-          <w:p>
-            <w:pPr>
-              <w:spacing w:after="40"/>
-            </w:pPr>
-            <w:r>
-              <w:t>SQLite, scripts SQL, MongoDB JSON/NDJSON, Excel/CSV y SQL Server .bak con restauracion configurada.</w:t>
-            </w:r>
-          </w:p>
-        </w:tc>
-      </w:tr>
-      <w:tr>
-        <w:tc>
-          <w:tcPr>
-            <w:tcW w:type="dxa" w:w="2880"/>
-            <w:vAlign w:val="center"/>
-          </w:tcPr>
-          <w:p>
-            <w:pPr>
-              <w:spacing w:after="40"/>
-            </w:pPr>
-            <w:r>
-              <w:t>Configuracion de motores</w:t>
-            </w:r>
-          </w:p>
-        </w:tc>
-        <w:tc>
-          <w:tcPr>
-            <w:tcW w:type="dxa" w:w="6480"/>
-            <w:vAlign w:val="center"/>
-          </w:tcPr>
-          <w:p>
-            <w:pPr>
-              <w:spacing w:after="40"/>
-            </w:pPr>
-            <w:r>
-              <w:t>PostgreSQL, MySQL, MariaDB, SQL Server, Oracle, SQLite, MongoDB y Excel como origen de archivo.</w:t>
-            </w:r>
-          </w:p>
-        </w:tc>
-      </w:tr>
-      <w:tr>
-        <w:tc>
-          <w:tcPr>
-            <w:tcW w:type="dxa" w:w="2880"/>
-            <w:vAlign w:val="center"/>
-          </w:tcPr>
-          <w:p>
-            <w:pPr>
-              <w:spacing w:after="40"/>
-            </w:pPr>
-            <w:r>
-              <w:t>Mapeo y transformacion</w:t>
-            </w:r>
-          </w:p>
-        </w:tc>
-        <w:tc>
-          <w:tcPr>
-            <w:tcW w:type="dxa" w:w="6480"/>
-            <w:vAlign w:val="center"/>
-          </w:tcPr>
-          <w:p>
-            <w:pPr>
-              <w:spacing w:after="40"/>
-            </w:pPr>
-            <w:r>
-              <w:t>Seleccion de tablas, columnas, relaciones y transformaciones basicas antes de ejecutar.</w:t>
-            </w:r>
-          </w:p>
-        </w:tc>
-      </w:tr>
-      <w:tr>
-        <w:tc>
-          <w:tcPr>
-            <w:tcW w:type="dxa" w:w="2880"/>
-            <w:vAlign w:val="center"/>
-          </w:tcPr>
-          <w:p>
-            <w:pPr>
-              <w:spacing w:after="40"/>
-            </w:pPr>
-            <w:r>
-              <w:t>Ejecucion controlada</w:t>
-            </w:r>
-          </w:p>
-        </w:tc>
-        <w:tc>
-          <w:tcPr>
-            <w:tcW w:type="dxa" w:w="6480"/>
-            <w:vAlign w:val="center"/>
-          </w:tcPr>
-          <w:p>
-            <w:pPr>
-              <w:spacing w:after="40"/>
-            </w:pPr>
-            <w:r>
-              <w:t>Procesamiento por lotes, progreso persistente, reintentos e historial.</w:t>
-            </w:r>
-          </w:p>
-        </w:tc>
-      </w:tr>
-      <w:tr>
-        <w:tc>
-          <w:tcPr>
-            <w:tcW w:type="dxa" w:w="2880"/>
-            <w:vAlign w:val="center"/>
-          </w:tcPr>
-          <w:p>
-            <w:pPr>
-              <w:spacing w:after="40"/>
-            </w:pPr>
-            <w:r>
-              <w:t>Descarga de resultado</w:t>
-            </w:r>
-          </w:p>
-        </w:tc>
-        <w:tc>
-          <w:tcPr>
-            <w:tcW w:type="dxa" w:w="6480"/>
-            <w:vAlign w:val="center"/>
-          </w:tcPr>
-          <w:p>
-            <w:pPr>
-              <w:spacing w:after="40"/>
-            </w:pPr>
-            <w:r>
-              <w:t>Exportacion de la base modificada en JSON, Excel .xlsx o SQLite.</w:t>
-            </w:r>
-          </w:p>
-        </w:tc>
-      </w:tr>
-      <w:tr>
-        <w:tc>
-          <w:tcPr>
-            <w:tcW w:type="dxa" w:w="2880"/>
-            <w:vAlign w:val="center"/>
-          </w:tcPr>
-          <w:p>
-            <w:pPr>
-              <w:spacing w:after="40"/>
-            </w:pPr>
-            <w:r>
-              <w:t>Asistencia integrada</w:t>
-            </w:r>
-          </w:p>
-        </w:tc>
-        <w:tc>
-          <w:tcPr>
-            <w:tcW w:type="dxa" w:w="6480"/>
-            <w:vAlign w:val="center"/>
-          </w:tcPr>
-          <w:p>
-            <w:pPr>
-              <w:spacing w:after="40"/>
-            </w:pPr>
-            <w:r>
-              <w:t>Skill .md, plugin del chatbox y extension local de VS Code para orientar el flujo.</w:t>
-            </w:r>
-          </w:p>
-        </w:tc>
-      </w:tr>
-    </w:tbl>
-    <w:p>
-      <w:pPr>
-        <w:pStyle w:val="Heading1"/>
-      </w:pPr>
-      <w:r>
-        <w:t>5. Caracteristicas del producto</w:t>
-      </w:r>
-    </w:p>
-    <w:p>
-      <w:pPr>
-        <w:pStyle w:val="ListBullet"/>
-      </w:pPr>
-      <w:r>
-        <w:t>Autenticacion con JWT y aislamiento por usuario.</w:t>
-      </w:r>
-    </w:p>
-    <w:p>
-      <w:pPr>
-        <w:pStyle w:val="ListBullet"/>
-      </w:pPr>
-      <w:r>
-        <w:t>Validaciones de carga: extension, tamano, cabecera SQLite, archivo vacio, binarios no compatibles y pertenencia del catalogo.</w:t>
-      </w:r>
-    </w:p>
-    <w:p>
-      <w:pPr>
-        <w:pStyle w:val="ListBullet"/>
-      </w:pPr>
-      <w:r>
-        <w:t>Persistencia de catalogos comprimidos en Supabase/PostgreSQL, adecuada para Render sin disco persistente.</w:t>
-      </w:r>
-    </w:p>
-    <w:p>
-      <w:pPr>
-        <w:pStyle w:val="ListBullet"/>
-      </w:pPr>
-      <w:r>
-        <w:t>Frontend profesional con formularios de configuracion, lista de bases, acciones de descarga y panel de replicacion.</w:t>
-      </w:r>
-    </w:p>
-    <w:p>
-      <w:pPr>
-        <w:pStyle w:val="Heading1"/>
-      </w:pPr>
-      <w:r>
-        <w:t>6. Restricciones y calidad</w:t>
-      </w:r>
-    </w:p>
-    <w:p>
-      <w:pPr>
-        <w:pStyle w:val="ListBullet"/>
-      </w:pPr>
-      <w:r>
-        <w:t>La restauracion .bak requiere SQL Server externo y carpetas compartidas configuradas.</w:t>
-      </w:r>
-    </w:p>
-    <w:p>
-      <w:pPr>
-        <w:pStyle w:val="ListBullet"/>
-      </w:pPr>
-      <w:r>
-        <w:t>La replica incremental por offset no reemplaza CDC basado en WAL, binlog o change streams.</w:t>
-      </w:r>
-    </w:p>
-    <w:p>
-      <w:pPr>
-        <w:pStyle w:val="ListBullet"/>
-      </w:pPr>
-      <w:r>
-        <w:t>El sistema prioriza trazabilidad, seguridad de credenciales, mensajes de error claros y despliegue simple en Render.</w:t>
-      </w:r>
-    </w:p>
-    <w:p>
-      <w:pPr>
-        <w:pStyle w:val="Heading1"/>
-      </w:pPr>
-      <w:r>
-        <w:t>Conclusiones y recomendaciones</w:t>
-      </w:r>
-    </w:p>
-    <w:p>
-      <w:r>
-        <w:t>La vision queda centrada en la app de replicacion, no en modulos secundarios. Se recomienda presentar la web desde web/ y demostrar un flujo completo: importar Excel, replicar hacia un catalogo y descargar el resultado.</w:t>
-      </w:r>
-    </w:p>
     <w:sectPr>
-      <w:footerReference w:type="default" r:id="rId10"/>
       <w:pgSz w:w="12240" w:h="15840"/>
-      <w:pgMar w:top="1152" w:right="1224" w:bottom="1152" w:left="1224" w:header="648" w:footer="648" w:gutter="0"/>
+      <w:pgMar w:top="1008" w:right="1080" w:bottom="1008" w:left="1080" w:header="720" w:footer="720" w:gutter="0"/>
       <w:cols w:space="720"/>
       <w:docGrid w:linePitch="360"/>
     </w:sectPr>
   </w:body>
 </w:document>
-</file>
-
-<file path=word/footer1.xml><?xml version="1.0" encoding="utf-8"?>
-<w:ftr xmlns:m="http://schemas.openxmlformats.org/officeDocument/2006/math" xmlns:mc="http://schemas.openxmlformats.org/markup-compatibility/2006" xmlns:mo="http://schemas.microsoft.com/office/mac/office/2008/main" xmlns:mv="urn:schemas-microsoft-com:mac:vml" xmlns:o="urn:schemas-microsoft-com:office:office" xmlns:r="http://schemas.openxmlformats.org/officeDocument/2006/relationships" xmlns:v="urn:schemas-microsoft-com:vml" xmlns:w10="urn:schemas-microsoft-com:office:word" xmlns:w14="http://schemas.microsoft.com/office/word/2010/wordml" xmlns:w="http://schemas.openxmlformats.org/wordprocessingml/2006/main" xmlns:wne="http://schemas.microsoft.com/office/word/2006/wordml" xmlns:wp14="http://schemas.microsoft.com/office/word/2010/wordprocessingDrawing" xmlns:wp="http://schemas.openxmlformats.org/drawingml/2006/wordprocessingDrawing" xmlns:wpc="http://schemas.microsoft.com/office/word/2010/wordprocessingCanvas" xmlns:wpg="http://schemas.microsoft.com/office/word/2010/wordprocessingGroup" xmlns:wpi="http://schemas.microsoft.com/office/word/2010/wordprocessingInk" xmlns:wps="http://schemas.microsoft.com/office/word/2010/wordprocessingShape" mc:Ignorable="w14 wp14">
-  <w:p>
-    <w:pPr>
-      <w:pStyle w:val="Footer"/>
-      <w:jc w:val="center"/>
-    </w:pPr>
-    <w:r>
-      <w:rPr>
-        <w:color w:val="595959"/>
-        <w:sz w:val="16"/>
-      </w:rPr>
-      <w:t>Drop Nexus - Replicador de Datos entre Bases de Datos | FD02 - Documento de Vision</w:t>
-    </w:r>
-  </w:p>
-</w:ftr>
 </file>
 
 <file path=word/numbering.xml><?xml version="1.0" encoding="utf-8"?>
@@ -1563,13 +2387,6 @@
     <w:name w:val="Normal"/>
     <w:qFormat/>
     <w:rsid w:val="00FC693F"/>
-    <w:pPr>
-      <w:spacing w:after="120" w:line="264" w:lineRule="auto"/>
-    </w:pPr>
-    <w:rPr>
-      <w:rFonts w:ascii="Calibri" w:hAnsi="Calibri"/>
-      <w:sz w:val="21"/>
-    </w:rPr>
   </w:style>
   <w:style w:type="paragraph" w:styleId="Header">
     <w:name w:val="header"/>
@@ -1626,15 +2443,15 @@
     <w:pPr>
       <w:keepNext/>
       <w:keepLines/>
-      <w:spacing w:before="280" w:after="160"/>
+      <w:spacing w:before="480" w:after="0"/>
       <w:outlineLvl w:val="0"/>
     </w:pPr>
     <w:rPr>
-      <w:rFonts w:asciiTheme="majorHAnsi" w:eastAsiaTheme="majorEastAsia" w:hAnsiTheme="majorHAnsi" w:cstheme="majorBidi" w:ascii="Calibri" w:hAnsi="Calibri"/>
+      <w:rFonts w:asciiTheme="majorHAnsi" w:eastAsiaTheme="majorEastAsia" w:hAnsiTheme="majorHAnsi" w:cstheme="majorBidi"/>
       <w:b/>
       <w:bCs/>
-      <w:color w:val="1F4E79"/>
-      <w:sz w:val="32"/>
+      <w:color w:val="365F91" w:themeColor="accent1" w:themeShade="BF"/>
+      <w:sz w:val="28"/>
       <w:szCs w:val="28"/>
     </w:rPr>
   </w:style>
@@ -1650,14 +2467,14 @@
     <w:pPr>
       <w:keepNext/>
       <w:keepLines/>
-      <w:spacing w:before="200" w:after="100"/>
+      <w:spacing w:before="200" w:after="0"/>
       <w:outlineLvl w:val="1"/>
     </w:pPr>
     <w:rPr>
-      <w:rFonts w:asciiTheme="majorHAnsi" w:eastAsiaTheme="majorEastAsia" w:hAnsiTheme="majorHAnsi" w:cstheme="majorBidi" w:ascii="Calibri" w:hAnsi="Calibri"/>
+      <w:rFonts w:asciiTheme="majorHAnsi" w:eastAsiaTheme="majorEastAsia" w:hAnsiTheme="majorHAnsi" w:cstheme="majorBidi"/>
       <w:b/>
       <w:bCs/>
-      <w:color w:val="2E74B5"/>
+      <w:color w:val="4F81BD" w:themeColor="accent1"/>
       <w:sz w:val="26"/>
       <w:szCs w:val="26"/>
     </w:rPr>
@@ -1674,15 +2491,14 @@
     <w:pPr>
       <w:keepNext/>
       <w:keepLines/>
-      <w:spacing w:before="160" w:after="80"/>
+      <w:spacing w:before="200" w:after="0"/>
       <w:outlineLvl w:val="2"/>
     </w:pPr>
     <w:rPr>
-      <w:rFonts w:asciiTheme="majorHAnsi" w:eastAsiaTheme="majorEastAsia" w:hAnsiTheme="majorHAnsi" w:cstheme="majorBidi" w:ascii="Calibri" w:hAnsi="Calibri"/>
+      <w:rFonts w:asciiTheme="majorHAnsi" w:eastAsiaTheme="majorEastAsia" w:hAnsiTheme="majorHAnsi" w:cstheme="majorBidi"/>
       <w:b/>
       <w:bCs/>
-      <w:color w:val="1F4D78"/>
-      <w:sz w:val="23"/>
+      <w:color w:val="4F81BD" w:themeColor="accent1"/>
     </w:rPr>
   </w:style>
   <w:style w:type="paragraph" w:styleId="Heading4">

--- a/FD02-EPIS-Informe Vision.docx
+++ b/FD02-EPIS-Informe Vision.docx
@@ -7,12 +7,38 @@
         <w:jc w:val="center"/>
       </w:pPr>
       <w:r>
-        <w:rPr>
-          <w:rFonts w:ascii="Arial" w:hAnsi="Arial"/>
-          <w:b/>
-          <w:sz w:val="28"/>
-        </w:rPr>
-        <w:t>UNIVERSIDAD PRIVADA DE TACNA</w:t>
+        <w:drawing>
+          <wp:inline xmlns:a="http://schemas.openxmlformats.org/drawingml/2006/main" xmlns:pic="http://schemas.openxmlformats.org/drawingml/2006/picture">
+            <wp:extent cx="960120" cy="1225685"/>
+            <wp:docPr id="1" name="Picture 1"/>
+            <wp:cNvGraphicFramePr>
+              <a:graphicFrameLocks noChangeAspect="1"/>
+            </wp:cNvGraphicFramePr>
+            <a:graphic>
+              <a:graphicData uri="http://schemas.openxmlformats.org/drawingml/2006/picture">
+                <pic:pic>
+                  <pic:nvPicPr>
+                    <pic:cNvPr id="0" name="logo-upt.png"/>
+                    <pic:cNvPicPr/>
+                  </pic:nvPicPr>
+                  <pic:blipFill>
+                    <a:blip r:embed="rId9"/>
+                    <a:stretch>
+                      <a:fillRect/>
+                    </a:stretch>
+                  </pic:blipFill>
+                  <pic:spPr>
+                    <a:xfrm>
+                      <a:off x="0" y="0"/>
+                      <a:ext cx="960120" cy="1225685"/>
+                    </a:xfrm>
+                    <a:prstGeom prst="rect"/>
+                  </pic:spPr>
+                </pic:pic>
+              </a:graphicData>
+            </a:graphic>
+          </wp:inline>
+        </w:drawing>
       </w:r>
     </w:p>
     <w:p>
@@ -21,11 +47,14 @@
       </w:pPr>
       <w:r>
         <w:rPr>
-          <w:rFonts w:ascii="Arial" w:hAnsi="Arial"/>
           <w:b/>
-          <w:sz w:val="28"/>
+          <w:sz w:val="24"/>
         </w:rPr>
-        <w:t>FACULTAD DE INGENIERIA</w:t>
+        <w:t>UNIVERSIDAD PRIVADA DE TACNA</w:t>
+        <w:br/>
+        <w:t>FACULTAD DE INGENIERÍA</w:t>
+        <w:br/>
+        <w:t>Escuela Profesional de Ingeniería de Sistemas</w:t>
       </w:r>
     </w:p>
     <w:p>
@@ -34,11 +63,10 @@
       </w:pPr>
       <w:r>
         <w:rPr>
-          <w:rFonts w:ascii="Arial" w:hAnsi="Arial"/>
-          <w:b w:val="0"/>
-          <w:sz w:val="28"/>
+          <w:b/>
+          <w:sz w:val="32"/>
         </w:rPr>
-        <w:t>Escuela Profesional de Ingenieria de Sistemas</w:t>
+        <w:t>FD02</w:t>
       </w:r>
     </w:p>
     <w:p>
@@ -47,11 +75,10 @@
       </w:pPr>
       <w:r>
         <w:rPr>
-          <w:rFonts w:ascii="Arial" w:hAnsi="Arial"/>
           <w:b/>
-          <w:sz w:val="28"/>
+          <w:sz w:val="36"/>
         </w:rPr>
-        <w:t>Drop Nexus - Replicador de Datos entre Bases de Datos</w:t>
+        <w:t>Informe Visión</w:t>
       </w:r>
     </w:p>
     <w:p>
@@ -60,11 +87,10 @@
       </w:pPr>
       <w:r>
         <w:rPr>
-          <w:rFonts w:ascii="Arial" w:hAnsi="Arial"/>
-          <w:b/>
-          <w:sz w:val="28"/>
+          <w:b w:val="0"/>
+          <w:sz w:val="22"/>
         </w:rPr>
-        <w:t>FD02 - Documento de Vision</w:t>
+        <w:t>Visión de producto, posicionamiento, usuarios y alcance</w:t>
       </w:r>
     </w:p>
     <w:p>
@@ -72,12 +98,7 @@
         <w:jc w:val="center"/>
       </w:pPr>
       <w:r>
-        <w:rPr>
-          <w:rFonts w:ascii="Arial" w:hAnsi="Arial"/>
-          <w:b w:val="0"/>
-          <w:sz w:val="22"/>
-        </w:rPr>
-        <w:t>Curso: SI783 - Proyecto de Sistemas</w:t>
+        <w:t>Proyecto: Drop Nexus - Replicador de Datos entre Bases de Datos</w:t>
       </w:r>
     </w:p>
     <w:p>
@@ -85,12 +106,7 @@
         <w:jc w:val="center"/>
       </w:pPr>
       <w:r>
-        <w:rPr>
-          <w:rFonts w:ascii="Arial" w:hAnsi="Arial"/>
-          <w:b w:val="0"/>
-          <w:sz w:val="22"/>
-        </w:rPr>
-        <w:t>Docente: Docente del curso</w:t>
+        <w:t>Equipo: CARBAJAL - LLANOS - YUPA - ZAPANA</w:t>
       </w:r>
     </w:p>
     <w:p>
@@ -98,12 +114,7 @@
         <w:jc w:val="center"/>
       </w:pPr>
       <w:r>
-        <w:rPr>
-          <w:rFonts w:ascii="Arial" w:hAnsi="Arial"/>
-          <w:b w:val="0"/>
-          <w:sz w:val="22"/>
-        </w:rPr>
-        <w:t>Integrantes: Equipo del proyecto</w:t>
+        <w:t>Versión: 2.0</w:t>
       </w:r>
     </w:p>
     <w:p>
@@ -111,59 +122,11 @@
         <w:jc w:val="center"/>
       </w:pPr>
       <w:r>
-        <w:rPr>
-          <w:rFonts w:ascii="Arial" w:hAnsi="Arial"/>
-          <w:b w:val="0"/>
-          <w:sz w:val="22"/>
-        </w:rPr>
-        <w:t>Version: 2.0</w:t>
-      </w:r>
-    </w:p>
-    <w:p>
-      <w:pPr>
-        <w:jc w:val="center"/>
-      </w:pPr>
-      <w:r>
-        <w:rPr>
-          <w:rFonts w:ascii="Arial" w:hAnsi="Arial"/>
-          <w:b w:val="0"/>
-          <w:sz w:val="22"/>
-        </w:rPr>
-        <w:t>Fecha: 04/07/2026</w:t>
-      </w:r>
-    </w:p>
-    <w:p>
-      <w:pPr>
-        <w:jc w:val="center"/>
-      </w:pPr>
-      <w:r>
-        <w:rPr>
-          <w:rFonts w:ascii="Arial" w:hAnsi="Arial"/>
-          <w:b w:val="0"/>
-          <w:sz w:val="22"/>
-        </w:rPr>
-        <w:t>Ubicacion del aplicativo: web/ del repositorio local</w:t>
-      </w:r>
-    </w:p>
-    <w:p>
-      <w:pPr>
-        <w:jc w:val="center"/>
-      </w:pPr>
-      <w:r>
-        <w:rPr>
-          <w:rFonts w:ascii="Arial" w:hAnsi="Arial"/>
-          <w:b w:val="0"/>
-          <w:sz w:val="22"/>
-        </w:rPr>
-        <w:t>Tacna - Peru 2026</w:t>
+        <w:t>Julio 2026</w:t>
       </w:r>
     </w:p>
     <w:p>
       <w:r>
-        <w:rPr>
-          <w:rFonts w:ascii="Arial" w:hAnsi="Arial"/>
-          <w:sz w:val="20"/>
-        </w:rPr>
         <w:br w:type="page"/>
       </w:r>
     </w:p>
@@ -172,10 +135,6 @@
         <w:pStyle w:val="Heading1"/>
       </w:pPr>
       <w:r>
-        <w:rPr>
-          <w:rFonts w:ascii="Arial" w:hAnsi="Arial"/>
-          <w:sz w:val="20"/>
-        </w:rPr>
         <w:t>Control de versiones</w:t>
       </w:r>
     </w:p>
@@ -187,99 +146,39 @@
         <w:tblLook w:firstColumn="1" w:firstRow="1" w:lastColumn="0" w:lastRow="0" w:noHBand="0" w:noVBand="1" w:val="04A0"/>
       </w:tblPr>
       <w:tblGrid>
-        <w:gridCol w:w="1680"/>
-        <w:gridCol w:w="1680"/>
-        <w:gridCol w:w="1680"/>
-        <w:gridCol w:w="1680"/>
-        <w:gridCol w:w="1680"/>
-        <w:gridCol w:w="1680"/>
+        <w:gridCol w:w="2520"/>
+        <w:gridCol w:w="2520"/>
+        <w:gridCol w:w="2520"/>
+        <w:gridCol w:w="2520"/>
       </w:tblGrid>
       <w:tr>
         <w:tc>
           <w:tcPr>
-            <w:tcW w:type="dxa" w:w="1680"/>
+            <w:tcW w:type="dxa" w:w="2520"/>
             <w:vAlign w:val="center"/>
-            <w:shd w:fill="1F4E79"/>
           </w:tcPr>
           <w:p>
             <w:r/>
             <w:r>
               <w:rPr>
                 <w:b/>
-                <w:color w:val="FFFFFF"/>
-                <w:sz w:val="17"/>
+                <w:sz w:val="18"/>
               </w:rPr>
-              <w:t>Version</w:t>
+              <w:t>Versión</w:t>
             </w:r>
           </w:p>
         </w:tc>
         <w:tc>
           <w:tcPr>
-            <w:tcW w:type="dxa" w:w="1680"/>
+            <w:tcW w:type="dxa" w:w="2520"/>
             <w:vAlign w:val="center"/>
-            <w:shd w:fill="1F4E79"/>
           </w:tcPr>
           <w:p>
             <w:r/>
             <w:r>
               <w:rPr>
                 <w:b/>
-                <w:color w:val="FFFFFF"/>
-                <w:sz w:val="17"/>
-              </w:rPr>
-              <w:t>Hecha por</w:t>
-            </w:r>
-          </w:p>
-        </w:tc>
-        <w:tc>
-          <w:tcPr>
-            <w:tcW w:type="dxa" w:w="1680"/>
-            <w:vAlign w:val="center"/>
-            <w:shd w:fill="1F4E79"/>
-          </w:tcPr>
-          <w:p>
-            <w:r/>
-            <w:r>
-              <w:rPr>
-                <w:b/>
-                <w:color w:val="FFFFFF"/>
-                <w:sz w:val="17"/>
-              </w:rPr>
-              <w:t>Revisada por</w:t>
-            </w:r>
-          </w:p>
-        </w:tc>
-        <w:tc>
-          <w:tcPr>
-            <w:tcW w:type="dxa" w:w="1680"/>
-            <w:vAlign w:val="center"/>
-            <w:shd w:fill="1F4E79"/>
-          </w:tcPr>
-          <w:p>
-            <w:r/>
-            <w:r>
-              <w:rPr>
-                <w:b/>
-                <w:color w:val="FFFFFF"/>
-                <w:sz w:val="17"/>
-              </w:rPr>
-              <w:t>Aprobada por</w:t>
-            </w:r>
-          </w:p>
-        </w:tc>
-        <w:tc>
-          <w:tcPr>
-            <w:tcW w:type="dxa" w:w="1680"/>
-            <w:vAlign w:val="center"/>
-            <w:shd w:fill="1F4E79"/>
-          </w:tcPr>
-          <w:p>
-            <w:r/>
-            <w:r>
-              <w:rPr>
-                <w:b/>
-                <w:color w:val="FFFFFF"/>
-                <w:sz w:val="17"/>
+                <w:sz w:val="18"/>
               </w:rPr>
               <w:t>Fecha</w:t>
             </w:r>
@@ -287,19 +186,33 @@
         </w:tc>
         <w:tc>
           <w:tcPr>
-            <w:tcW w:type="dxa" w:w="1680"/>
+            <w:tcW w:type="dxa" w:w="2520"/>
             <w:vAlign w:val="center"/>
-            <w:shd w:fill="1F4E79"/>
           </w:tcPr>
           <w:p>
             <w:r/>
             <w:r>
               <w:rPr>
                 <w:b/>
-                <w:color w:val="FFFFFF"/>
-                <w:sz w:val="17"/>
+                <w:sz w:val="18"/>
               </w:rPr>
-              <w:t>Motivo</w:t>
+              <w:t>Responsable</w:t>
+            </w:r>
+          </w:p>
+        </w:tc>
+        <w:tc>
+          <w:tcPr>
+            <w:tcW w:type="dxa" w:w="2520"/>
+            <w:vAlign w:val="center"/>
+          </w:tcPr>
+          <w:p>
+            <w:r/>
+            <w:r>
+              <w:rPr>
+                <w:b/>
+                <w:sz w:val="18"/>
+              </w:rPr>
+              <w:t>Descripción</w:t>
             </w:r>
           </w:p>
         </w:tc>
@@ -307,7 +220,7 @@
       <w:tr>
         <w:tc>
           <w:tcPr>
-            <w:tcW w:type="dxa" w:w="1680"/>
+            <w:tcW w:type="dxa" w:w="2520"/>
             <w:vAlign w:val="center"/>
           </w:tcPr>
           <w:p>
@@ -315,7 +228,7 @@
             <w:r>
               <w:rPr>
                 <w:b w:val="0"/>
-                <w:sz w:val="17"/>
+                <w:sz w:val="18"/>
               </w:rPr>
               <w:t>1.0</w:t>
             </w:r>
@@ -323,7 +236,7 @@
         </w:tc>
         <w:tc>
           <w:tcPr>
-            <w:tcW w:type="dxa" w:w="1680"/>
+            <w:tcW w:type="dxa" w:w="2520"/>
             <w:vAlign w:val="center"/>
           </w:tcPr>
           <w:p>
@@ -331,15 +244,15 @@
             <w:r>
               <w:rPr>
                 <w:b w:val="0"/>
-                <w:sz w:val="17"/>
+                <w:sz w:val="18"/>
               </w:rPr>
-              <w:t>Equipo del proyecto</w:t>
+              <w:t>Julio 2026</w:t>
             </w:r>
           </w:p>
         </w:tc>
         <w:tc>
           <w:tcPr>
-            <w:tcW w:type="dxa" w:w="1680"/>
+            <w:tcW w:type="dxa" w:w="2520"/>
             <w:vAlign w:val="center"/>
           </w:tcPr>
           <w:p>
@@ -347,15 +260,15 @@
             <w:r>
               <w:rPr>
                 <w:b w:val="0"/>
-                <w:sz w:val="17"/>
+                <w:sz w:val="18"/>
               </w:rPr>
-              <w:t>Pendiente</w:t>
+              <w:t>CARBAJAL - LLANOS - YUPA - ZAPANA</w:t>
             </w:r>
           </w:p>
         </w:tc>
         <w:tc>
           <w:tcPr>
-            <w:tcW w:type="dxa" w:w="1680"/>
+            <w:tcW w:type="dxa" w:w="2520"/>
             <w:vAlign w:val="center"/>
           </w:tcPr>
           <w:p>
@@ -363,15 +276,17 @@
             <w:r>
               <w:rPr>
                 <w:b w:val="0"/>
-                <w:sz w:val="17"/>
+                <w:sz w:val="18"/>
               </w:rPr>
-              <w:t>Pendiente</w:t>
+              <w:t>Documento base del proyecto.</w:t>
             </w:r>
           </w:p>
         </w:tc>
+      </w:tr>
+      <w:tr>
         <w:tc>
           <w:tcPr>
-            <w:tcW w:type="dxa" w:w="1680"/>
+            <w:tcW w:type="dxa" w:w="2520"/>
             <w:vAlign w:val="center"/>
           </w:tcPr>
           <w:p>
@@ -379,15 +294,15 @@
             <w:r>
               <w:rPr>
                 <w:b w:val="0"/>
-                <w:sz w:val="17"/>
+                <w:sz w:val="18"/>
               </w:rPr>
-              <w:t>04/07/2026</w:t>
+              <w:t>2.0</w:t>
             </w:r>
           </w:p>
         </w:tc>
         <w:tc>
           <w:tcPr>
-            <w:tcW w:type="dxa" w:w="1680"/>
+            <w:tcW w:type="dxa" w:w="2520"/>
             <w:vAlign w:val="center"/>
           </w:tcPr>
           <w:p>
@@ -395,17 +310,15 @@
             <w:r>
               <w:rPr>
                 <w:b w:val="0"/>
-                <w:sz w:val="17"/>
+                <w:sz w:val="18"/>
               </w:rPr>
-              <w:t>Adaptacion inicial al sistema implementado</w:t>
+              <w:t>Julio 2026</w:t>
             </w:r>
           </w:p>
         </w:tc>
-      </w:tr>
-      <w:tr>
         <w:tc>
           <w:tcPr>
-            <w:tcW w:type="dxa" w:w="1680"/>
+            <w:tcW w:type="dxa" w:w="2520"/>
             <w:vAlign w:val="center"/>
           </w:tcPr>
           <w:p>
@@ -413,15 +326,15 @@
             <w:r>
               <w:rPr>
                 <w:b w:val="0"/>
-                <w:sz w:val="17"/>
+                <w:sz w:val="18"/>
               </w:rPr>
-              <w:t>2.0</w:t>
+              <w:t>CARBAJAL - LLANOS - YUPA - ZAPANA</w:t>
             </w:r>
           </w:p>
         </w:tc>
         <w:tc>
           <w:tcPr>
-            <w:tcW w:type="dxa" w:w="1680"/>
+            <w:tcW w:type="dxa" w:w="2520"/>
             <w:vAlign w:val="center"/>
           </w:tcPr>
           <w:p>
@@ -429,73 +342,9 @@
             <w:r>
               <w:rPr>
                 <w:b w:val="0"/>
-                <w:sz w:val="17"/>
+                <w:sz w:val="18"/>
               </w:rPr>
-              <w:t>Equipo del proyecto</w:t>
-            </w:r>
-          </w:p>
-        </w:tc>
-        <w:tc>
-          <w:tcPr>
-            <w:tcW w:type="dxa" w:w="1680"/>
-            <w:vAlign w:val="center"/>
-          </w:tcPr>
-          <w:p>
-            <w:r/>
-            <w:r>
-              <w:rPr>
-                <w:b w:val="0"/>
-                <w:sz w:val="17"/>
-              </w:rPr>
-              <w:t>Pendiente</w:t>
-            </w:r>
-          </w:p>
-        </w:tc>
-        <w:tc>
-          <w:tcPr>
-            <w:tcW w:type="dxa" w:w="1680"/>
-            <w:vAlign w:val="center"/>
-          </w:tcPr>
-          <w:p>
-            <w:r/>
-            <w:r>
-              <w:rPr>
-                <w:b w:val="0"/>
-                <w:sz w:val="17"/>
-              </w:rPr>
-              <w:t>Pendiente</w:t>
-            </w:r>
-          </w:p>
-        </w:tc>
-        <w:tc>
-          <w:tcPr>
-            <w:tcW w:type="dxa" w:w="1680"/>
-            <w:vAlign w:val="center"/>
-          </w:tcPr>
-          <w:p>
-            <w:r/>
-            <w:r>
-              <w:rPr>
-                <w:b w:val="0"/>
-                <w:sz w:val="17"/>
-              </w:rPr>
-              <w:t>04/07/2026</w:t>
-            </w:r>
-          </w:p>
-        </w:tc>
-        <w:tc>
-          <w:tcPr>
-            <w:tcW w:type="dxa" w:w="1680"/>
-            <w:vAlign w:val="center"/>
-          </w:tcPr>
-          <w:p>
-            <w:r/>
-            <w:r>
-              <w:rPr>
-                <w:b w:val="0"/>
-                <w:sz w:val="17"/>
-              </w:rPr>
-              <w:t>Ampliacion con funcionalidades, tablas y diagramas de la carpeta web</w:t>
+              <w:t>Ampliación y alineamiento con la implementación real de la carpeta web.</w:t>
             </w:r>
           </w:p>
         </w:tc>
@@ -507,218 +356,72 @@
         <w:pStyle w:val="Heading1"/>
       </w:pPr>
       <w:r>
-        <w:rPr>
-          <w:rFonts w:ascii="Arial" w:hAnsi="Arial"/>
-          <w:sz w:val="20"/>
-        </w:rPr>
-        <w:t>1. Introduccion</w:t>
+        <w:t>Índice general</w:t>
+      </w:r>
+    </w:p>
+    <w:p>
+      <w:pPr>
+        <w:pStyle w:val="ListNumber"/>
+      </w:pPr>
+      <w:r>
+        <w:t>Introducción</w:t>
+      </w:r>
+    </w:p>
+    <w:p>
+      <w:pPr>
+        <w:pStyle w:val="ListNumber"/>
+      </w:pPr>
+      <w:r>
+        <w:t>Contexto y alcance</w:t>
+      </w:r>
+    </w:p>
+    <w:p>
+      <w:pPr>
+        <w:pStyle w:val="ListNumber"/>
+      </w:pPr>
+      <w:r>
+        <w:t>Desarrollo del documento</w:t>
+      </w:r>
+    </w:p>
+    <w:p>
+      <w:pPr>
+        <w:pStyle w:val="ListNumber"/>
+      </w:pPr>
+      <w:r>
+        <w:t>Diagramas y evidencias</w:t>
+      </w:r>
+    </w:p>
+    <w:p>
+      <w:pPr>
+        <w:pStyle w:val="ListNumber"/>
+      </w:pPr>
+      <w:r>
+        <w:t>Conclusiones y recomendaciones</w:t>
       </w:r>
     </w:p>
     <w:p>
       <w:r>
-        <w:rPr>
-          <w:rFonts w:ascii="Arial" w:hAnsi="Arial"/>
-          <w:sz w:val="20"/>
-        </w:rPr>
-        <w:t>Este documento define la vision de producto de Drop Nexus a partir de la implementacion existente en la carpeta web. El sistema busca convertir la replicacion de datos entre motores en un flujo guiado, observable y descargable desde navegador.</w:t>
+        <w:br w:type="page"/>
       </w:r>
     </w:p>
-    <w:tbl>
-      <w:tblPr>
-        <w:tblStyle w:val="TableGrid"/>
-        <w:tblW w:type="auto" w:w="0"/>
-        <w:jc w:val="center"/>
-        <w:tblLook w:firstColumn="1" w:firstRow="1" w:lastColumn="0" w:lastRow="0" w:noHBand="0" w:noVBand="1" w:val="04A0"/>
-      </w:tblPr>
-      <w:tblGrid>
-        <w:gridCol w:w="5040"/>
-        <w:gridCol w:w="5040"/>
-      </w:tblGrid>
-      <w:tr>
-        <w:tc>
-          <w:tcPr>
-            <w:tcW w:type="dxa" w:w="5040"/>
-            <w:vAlign w:val="center"/>
-            <w:shd w:fill="1F4E79"/>
-          </w:tcPr>
-          <w:p>
-            <w:r/>
-            <w:r>
-              <w:rPr>
-                <w:b/>
-                <w:color w:val="FFFFFF"/>
-                <w:sz w:val="17"/>
-              </w:rPr>
-              <w:t>Termino</w:t>
-            </w:r>
-          </w:p>
-        </w:tc>
-        <w:tc>
-          <w:tcPr>
-            <w:tcW w:type="dxa" w:w="5040"/>
-            <w:vAlign w:val="center"/>
-            <w:shd w:fill="1F4E79"/>
-          </w:tcPr>
-          <w:p>
-            <w:r/>
-            <w:r>
-              <w:rPr>
-                <w:b/>
-                <w:color w:val="FFFFFF"/>
-                <w:sz w:val="17"/>
-              </w:rPr>
-              <w:t>Definicion</w:t>
-            </w:r>
-          </w:p>
-        </w:tc>
-      </w:tr>
-      <w:tr>
-        <w:tc>
-          <w:tcPr>
-            <w:tcW w:type="dxa" w:w="5040"/>
-            <w:vAlign w:val="center"/>
-          </w:tcPr>
-          <w:p>
-            <w:r/>
-            <w:r>
-              <w:rPr>
-                <w:b w:val="0"/>
-                <w:sz w:val="17"/>
-              </w:rPr>
-              <w:t>Catalogo normalizado</w:t>
-            </w:r>
-          </w:p>
-        </w:tc>
-        <w:tc>
-          <w:tcPr>
-            <w:tcW w:type="dxa" w:w="5040"/>
-            <w:vAlign w:val="center"/>
-          </w:tcPr>
-          <w:p>
-            <w:r/>
-            <w:r>
-              <w:rPr>
-                <w:b w:val="0"/>
-                <w:sz w:val="17"/>
-              </w:rPr>
-              <w:t>Representacion interna de tablas, columnas y filas importadas desde archivos.</w:t>
-            </w:r>
-          </w:p>
-        </w:tc>
-      </w:tr>
-      <w:tr>
-        <w:tc>
-          <w:tcPr>
-            <w:tcW w:type="dxa" w:w="5040"/>
-            <w:vAlign w:val="center"/>
-          </w:tcPr>
-          <w:p>
-            <w:r/>
-            <w:r>
-              <w:rPr>
-                <w:b w:val="0"/>
-                <w:sz w:val="17"/>
-              </w:rPr>
-              <w:t>Replica</w:t>
-            </w:r>
-          </w:p>
-        </w:tc>
-        <w:tc>
-          <w:tcPr>
-            <w:tcW w:type="dxa" w:w="5040"/>
-            <w:vAlign w:val="center"/>
-          </w:tcPr>
-          <w:p>
-            <w:r/>
-            <w:r>
-              <w:rPr>
-                <w:b w:val="0"/>
-                <w:sz w:val="17"/>
-              </w:rPr>
-              <w:t>Trabajo que copia datos desde origen a destino aplicando mapeo, transformaciones y modo de escritura.</w:t>
-            </w:r>
-          </w:p>
-        </w:tc>
-      </w:tr>
-      <w:tr>
-        <w:tc>
-          <w:tcPr>
-            <w:tcW w:type="dxa" w:w="5040"/>
-            <w:vAlign w:val="center"/>
-          </w:tcPr>
-          <w:p>
-            <w:r/>
-            <w:r>
-              <w:rPr>
-                <w:b w:val="0"/>
-                <w:sz w:val="17"/>
-              </w:rPr>
-              <w:t>Adaptador</w:t>
-            </w:r>
-          </w:p>
-        </w:tc>
-        <w:tc>
-          <w:tcPr>
-            <w:tcW w:type="dxa" w:w="5040"/>
-            <w:vAlign w:val="center"/>
-          </w:tcPr>
-          <w:p>
-            <w:r/>
-            <w:r>
-              <w:rPr>
-                <w:b w:val="0"/>
-                <w:sz w:val="17"/>
-              </w:rPr>
-              <w:t>Componente backend que implementa operaciones comunes para cada motor.</w:t>
-            </w:r>
-          </w:p>
-        </w:tc>
-      </w:tr>
-      <w:tr>
-        <w:tc>
-          <w:tcPr>
-            <w:tcW w:type="dxa" w:w="5040"/>
-            <w:vAlign w:val="center"/>
-          </w:tcPr>
-          <w:p>
-            <w:r/>
-            <w:r>
-              <w:rPr>
-                <w:b w:val="0"/>
-                <w:sz w:val="17"/>
-              </w:rPr>
-              <w:t>Chatbox Nexus</w:t>
-            </w:r>
-          </w:p>
-        </w:tc>
-        <w:tc>
-          <w:tcPr>
-            <w:tcW w:type="dxa" w:w="5040"/>
-            <w:vAlign w:val="center"/>
-          </w:tcPr>
-          <w:p>
-            <w:r/>
-            <w:r>
-              <w:rPr>
-                <w:b w:val="0"/>
-                <w:sz w:val="17"/>
-              </w:rPr>
-              <w:t>Asistente contextual para orientar al usuario dentro del dashboard.</w:t>
-            </w:r>
-          </w:p>
-        </w:tc>
-      </w:tr>
-    </w:tbl>
-    <w:p/>
     <w:p>
       <w:pPr>
         <w:pStyle w:val="Heading1"/>
       </w:pPr>
       <w:r>
-        <w:rPr>
-          <w:rFonts w:ascii="Arial" w:hAnsi="Arial"/>
-          <w:sz w:val="20"/>
-        </w:rPr>
+        <w:t>1. Introducción</w:t>
+      </w:r>
+    </w:p>
+    <w:p>
+      <w:r>
+        <w:t>Este documento define la visión de Drop Nexus a partir de la implementación existente. El sistema convierte la replicación entre motores y archivos en una experiencia guiada, observable y descargable desde navegador.</w:t>
+      </w:r>
+    </w:p>
+    <w:p>
+      <w:pPr>
+        <w:pStyle w:val="Heading1"/>
+      </w:pPr>
+      <w:r>
         <w:t>2. Posicionamiento</w:t>
       </w:r>
     </w:p>
@@ -738,15 +441,13 @@
           <w:tcPr>
             <w:tcW w:type="dxa" w:w="5040"/>
             <w:vAlign w:val="center"/>
-            <w:shd w:fill="1F4E79"/>
           </w:tcPr>
           <w:p>
             <w:r/>
             <w:r>
               <w:rPr>
                 <w:b/>
-                <w:color w:val="FFFFFF"/>
-                <w:sz w:val="17"/>
+                <w:sz w:val="18"/>
               </w:rPr>
               <w:t>Aspecto</w:t>
             </w:r>
@@ -756,17 +457,15 @@
           <w:tcPr>
             <w:tcW w:type="dxa" w:w="5040"/>
             <w:vAlign w:val="center"/>
-            <w:shd w:fill="1F4E79"/>
           </w:tcPr>
           <w:p>
             <w:r/>
             <w:r>
               <w:rPr>
                 <w:b/>
-                <w:color w:val="FFFFFF"/>
-                <w:sz w:val="17"/>
+                <w:sz w:val="18"/>
               </w:rPr>
-              <w:t>Descripcion</w:t>
+              <w:t>Definición</w:t>
             </w:r>
           </w:p>
         </w:tc>
@@ -782,9 +481,9 @@
             <w:r>
               <w:rPr>
                 <w:b w:val="0"/>
-                <w:sz w:val="17"/>
+                <w:sz w:val="18"/>
               </w:rPr>
-              <w:t>Oportunidad</w:t>
+              <w:t>Problema</w:t>
             </w:r>
           </w:p>
         </w:tc>
@@ -798,9 +497,9 @@
             <w:r>
               <w:rPr>
                 <w:b w:val="0"/>
-                <w:sz w:val="17"/>
+                <w:sz w:val="18"/>
               </w:rPr>
-              <w:t>Estudiantes y usuarios tecnicos necesitan probar migraciones sin construir scripts diferentes por motor.</w:t>
+              <w:t>Replicar datos heterogéneos suele requerir scripts manuales.</w:t>
             </w:r>
           </w:p>
         </w:tc>
@@ -816,9 +515,9 @@
             <w:r>
               <w:rPr>
                 <w:b w:val="0"/>
-                <w:sz w:val="17"/>
+                <w:sz w:val="18"/>
               </w:rPr>
-              <w:t>Problema</w:t>
+              <w:t>Solución</w:t>
             </w:r>
           </w:p>
         </w:tc>
@@ -832,9 +531,9 @@
             <w:r>
               <w:rPr>
                 <w:b w:val="0"/>
-                <w:sz w:val="17"/>
+                <w:sz w:val="18"/>
               </w:rPr>
-              <w:t>Las transferencias manuales carecen de progreso, diagnostico, reintentos y descarga final uniforme.</w:t>
+              <w:t>Importación, normalización, mapeo, ejecución, monitoreo y descarga.</w:t>
             </w:r>
           </w:p>
         </w:tc>
@@ -850,9 +549,9 @@
             <w:r>
               <w:rPr>
                 <w:b w:val="0"/>
-                <w:sz w:val="17"/>
+                <w:sz w:val="18"/>
               </w:rPr>
-              <w:t>Solucion</w:t>
+              <w:t>Usuarios</w:t>
             </w:r>
           </w:p>
         </w:tc>
@@ -866,9 +565,9 @@
             <w:r>
               <w:rPr>
                 <w:b w:val="0"/>
-                <w:sz w:val="17"/>
+                <w:sz w:val="18"/>
               </w:rPr>
-              <w:t>Una web con importacion, configuracion, mapeo, replica, historial y exportacion de resultados.</w:t>
+              <w:t>Estudiantes, docentes, analistas y desarrolladores.</w:t>
             </w:r>
           </w:p>
         </w:tc>
@@ -884,7 +583,7 @@
             <w:r>
               <w:rPr>
                 <w:b w:val="0"/>
-                <w:sz w:val="17"/>
+                <w:sz w:val="18"/>
               </w:rPr>
               <w:t>Diferenciador</w:t>
             </w:r>
@@ -900,24 +599,69 @@
             <w:r>
               <w:rPr>
                 <w:b w:val="0"/>
-                <w:sz w:val="17"/>
+                <w:sz w:val="18"/>
               </w:rPr>
-              <w:t>Integra bases relacionales, MongoDB y archivos academicos como Excel, CSV y SQLite.</w:t>
+              <w:t>Catálogos importados, diagnósticos, asistente, reportes JSON, skill y extensión VS Code.</w:t>
             </w:r>
           </w:p>
         </w:tc>
       </w:tr>
     </w:tbl>
     <w:p/>
+    <w:p/>
+    <w:p>
+      <w:r>
+        <w:drawing>
+          <wp:inline xmlns:a="http://schemas.openxmlformats.org/drawingml/2006/main" xmlns:pic="http://schemas.openxmlformats.org/drawingml/2006/picture">
+            <wp:extent cx="6126480" cy="3719649"/>
+            <wp:docPr id="2" name="Picture 2"/>
+            <wp:cNvGraphicFramePr>
+              <a:graphicFrameLocks noChangeAspect="1"/>
+            </wp:cNvGraphicFramePr>
+            <a:graphic>
+              <a:graphicData uri="http://schemas.openxmlformats.org/drawingml/2006/picture">
+                <pic:pic>
+                  <pic:nvPicPr>
+                    <pic:cNvPr id="0" name="workflow.png"/>
+                    <pic:cNvPicPr/>
+                  </pic:nvPicPr>
+                  <pic:blipFill>
+                    <a:blip r:embed="rId10"/>
+                    <a:stretch>
+                      <a:fillRect/>
+                    </a:stretch>
+                  </pic:blipFill>
+                  <pic:spPr>
+                    <a:xfrm>
+                      <a:off x="0" y="0"/>
+                      <a:ext cx="6126480" cy="3719649"/>
+                    </a:xfrm>
+                    <a:prstGeom prst="rect"/>
+                  </pic:spPr>
+                </pic:pic>
+              </a:graphicData>
+            </a:graphic>
+          </wp:inline>
+        </w:drawing>
+      </w:r>
+    </w:p>
+    <w:p>
+      <w:pPr>
+        <w:jc w:val="center"/>
+      </w:pPr>
+      <w:r>
+        <w:rPr>
+          <w:i/>
+          <w:sz w:val="18"/>
+        </w:rPr>
+        <w:t>Figura 1. Recorrido esperado del usuario final.</w:t>
+      </w:r>
+    </w:p>
     <w:p>
       <w:pPr>
         <w:pStyle w:val="Heading1"/>
       </w:pPr>
       <w:r>
-        <w:rPr>
-          <w:rFonts w:ascii="Arial" w:hAnsi="Arial"/>
-          <w:sz w:val="20"/>
-        </w:rPr>
         <w:t>3. Interesados y usuarios</w:t>
       </w:r>
     </w:p>
@@ -938,15 +682,13 @@
           <w:tcPr>
             <w:tcW w:type="dxa" w:w="3360"/>
             <w:vAlign w:val="center"/>
-            <w:shd w:fill="1F4E79"/>
           </w:tcPr>
           <w:p>
             <w:r/>
             <w:r>
               <w:rPr>
                 <w:b/>
-                <w:color w:val="FFFFFF"/>
-                <w:sz w:val="17"/>
+                <w:sz w:val="18"/>
               </w:rPr>
               <w:t>Interesado</w:t>
             </w:r>
@@ -956,15 +698,13 @@
           <w:tcPr>
             <w:tcW w:type="dxa" w:w="3360"/>
             <w:vAlign w:val="center"/>
-            <w:shd w:fill="1F4E79"/>
           </w:tcPr>
           <w:p>
             <w:r/>
             <w:r>
               <w:rPr>
                 <w:b/>
-                <w:color w:val="FFFFFF"/>
-                <w:sz w:val="17"/>
+                <w:sz w:val="18"/>
               </w:rPr>
               <w:t>Necesidad</w:t>
             </w:r>
@@ -974,17 +714,15 @@
           <w:tcPr>
             <w:tcW w:type="dxa" w:w="3360"/>
             <w:vAlign w:val="center"/>
-            <w:shd w:fill="1F4E79"/>
           </w:tcPr>
           <w:p>
             <w:r/>
             <w:r>
               <w:rPr>
                 <w:b/>
-                <w:color w:val="FFFFFF"/>
-                <w:sz w:val="17"/>
+                <w:sz w:val="18"/>
               </w:rPr>
-              <w:t>Beneficio esperado</w:t>
+              <w:t>Respuesta</w:t>
             </w:r>
           </w:p>
         </w:tc>
@@ -1000,9 +738,9 @@
             <w:r>
               <w:rPr>
                 <w:b w:val="0"/>
-                <w:sz w:val="17"/>
+                <w:sz w:val="18"/>
               </w:rPr>
-              <w:t>Estudiante/desarrollador</w:t>
+              <w:t>Usuario</w:t>
             </w:r>
           </w:p>
         </w:tc>
@@ -1016,9 +754,9 @@
             <w:r>
               <w:rPr>
                 <w:b w:val="0"/>
-                <w:sz w:val="17"/>
+                <w:sz w:val="18"/>
               </w:rPr>
-              <w:t>Probar replicas entre tecnologias</w:t>
+              <w:t>Replicar sin scripts complejos</w:t>
             </w:r>
           </w:p>
         </w:tc>
@@ -1032,9 +770,9 @@
             <w:r>
               <w:rPr>
                 <w:b w:val="0"/>
-                <w:sz w:val="17"/>
+                <w:sz w:val="18"/>
               </w:rPr>
-              <w:t>Aprendizaje visible y reproducible.</w:t>
+              <w:t>Formulario de bases y wizard de replicación.</w:t>
             </w:r>
           </w:p>
         </w:tc>
@@ -1050,7 +788,57 @@
             <w:r>
               <w:rPr>
                 <w:b w:val="0"/>
-                <w:sz w:val="17"/>
+                <w:sz w:val="18"/>
+              </w:rPr>
+              <w:t>Administrador</w:t>
+            </w:r>
+          </w:p>
+        </w:tc>
+        <w:tc>
+          <w:tcPr>
+            <w:tcW w:type="dxa" w:w="3360"/>
+            <w:vAlign w:val="center"/>
+          </w:tcPr>
+          <w:p>
+            <w:r/>
+            <w:r>
+              <w:rPr>
+                <w:b w:val="0"/>
+                <w:sz w:val="18"/>
+              </w:rPr>
+              <w:t>Controlar usuarios</w:t>
+            </w:r>
+          </w:p>
+        </w:tc>
+        <w:tc>
+          <w:tcPr>
+            <w:tcW w:type="dxa" w:w="3360"/>
+            <w:vAlign w:val="center"/>
+          </w:tcPr>
+          <w:p>
+            <w:r/>
+            <w:r>
+              <w:rPr>
+                <w:b w:val="0"/>
+                <w:sz w:val="18"/>
+              </w:rPr>
+              <w:t>Roles y panel administrativo.</w:t>
+            </w:r>
+          </w:p>
+        </w:tc>
+      </w:tr>
+      <w:tr>
+        <w:tc>
+          <w:tcPr>
+            <w:tcW w:type="dxa" w:w="3360"/>
+            <w:vAlign w:val="center"/>
+          </w:tcPr>
+          <w:p>
+            <w:r/>
+            <w:r>
+              <w:rPr>
+                <w:b w:val="0"/>
+                <w:sz w:val="18"/>
               </w:rPr>
               <w:t>Docente/evaluador</w:t>
             </w:r>
@@ -1066,9 +854,9 @@
             <w:r>
               <w:rPr>
                 <w:b w:val="0"/>
-                <w:sz w:val="17"/>
+                <w:sz w:val="18"/>
               </w:rPr>
-              <w:t>Revisar alcance, evidencias y arquitectura</w:t>
+              <w:t>Evidencia técnica</w:t>
             </w:r>
           </w:p>
         </w:tc>
@@ -1082,9 +870,9 @@
             <w:r>
               <w:rPr>
                 <w:b w:val="0"/>
-                <w:sz w:val="17"/>
+                <w:sz w:val="18"/>
               </w:rPr>
-              <w:t>Documentos FD y app en un mismo repositorio.</w:t>
+              <w:t>FD01-FD06, README y release.</w:t>
             </w:r>
           </w:p>
         </w:tc>
@@ -1100,9 +888,9 @@
             <w:r>
               <w:rPr>
                 <w:b w:val="0"/>
-                <w:sz w:val="17"/>
+                <w:sz w:val="18"/>
               </w:rPr>
-              <w:t>Usuario tecnico</w:t>
+              <w:t>Equipo técnico</w:t>
             </w:r>
           </w:p>
         </w:tc>
@@ -1116,9 +904,9 @@
             <w:r>
               <w:rPr>
                 <w:b w:val="0"/>
-                <w:sz w:val="17"/>
+                <w:sz w:val="18"/>
               </w:rPr>
-              <w:t>Transformar y descargar datos</w:t>
+              <w:t>Mantener y desplegar</w:t>
             </w:r>
           </w:p>
         </w:tc>
@@ -1132,59 +920,9 @@
             <w:r>
               <w:rPr>
                 <w:b w:val="0"/>
-                <w:sz w:val="17"/>
+                <w:sz w:val="18"/>
               </w:rPr>
-              <w:t>Entrega en JSON, XLSX o SQLite.</w:t>
-            </w:r>
-          </w:p>
-        </w:tc>
-      </w:tr>
-      <w:tr>
-        <w:tc>
-          <w:tcPr>
-            <w:tcW w:type="dxa" w:w="3360"/>
-            <w:vAlign w:val="center"/>
-          </w:tcPr>
-          <w:p>
-            <w:r/>
-            <w:r>
-              <w:rPr>
-                <w:b w:val="0"/>
-                <w:sz w:val="17"/>
-              </w:rPr>
-              <w:t>Administrador</w:t>
-            </w:r>
-          </w:p>
-        </w:tc>
-        <w:tc>
-          <w:tcPr>
-            <w:tcW w:type="dxa" w:w="3360"/>
-            <w:vAlign w:val="center"/>
-          </w:tcPr>
-          <w:p>
-            <w:r/>
-            <w:r>
-              <w:rPr>
-                <w:b w:val="0"/>
-                <w:sz w:val="17"/>
-              </w:rPr>
-              <w:t>Controlar usuarios del sistema</w:t>
-            </w:r>
-          </w:p>
-        </w:tc>
-        <w:tc>
-          <w:tcPr>
-            <w:tcW w:type="dxa" w:w="3360"/>
-            <w:vAlign w:val="center"/>
-          </w:tcPr>
-          <w:p>
-            <w:r/>
-            <w:r>
-              <w:rPr>
-                <w:b w:val="0"/>
-                <w:sz w:val="17"/>
-              </w:rPr>
-              <w:t>Gestion basica de cuentas y roles.</w:t>
+              <w:t>Backend modular y Render.</w:t>
             </w:r>
           </w:p>
         </w:tc>
@@ -1196,11 +934,359 @@
         <w:pStyle w:val="Heading1"/>
       </w:pPr>
       <w:r>
-        <w:rPr>
-          <w:rFonts w:ascii="Arial" w:hAnsi="Arial"/>
-          <w:sz w:val="20"/>
-        </w:rPr>
         <w:t>4. Vista general del producto</w:t>
+      </w:r>
+    </w:p>
+    <w:p>
+      <w:pPr>
+        <w:pStyle w:val="ListBullet"/>
+      </w:pPr>
+      <w:r>
+        <w:t>Importación de PostgreSQL, MySQL, MariaDB, SQL Server, Oracle por script SQL, SQLite, MongoDB JSON/NDJSON y Excel/CSV.</w:t>
+      </w:r>
+    </w:p>
+    <w:p>
+      <w:pPr>
+        <w:pStyle w:val="ListBullet"/>
+      </w:pPr>
+      <w:r>
+        <w:t>Flujo principal basado en archivos importados como catálogos normalizados.</w:t>
+      </w:r>
+    </w:p>
+    <w:p>
+      <w:pPr>
+        <w:pStyle w:val="ListBullet"/>
+      </w:pPr>
+      <w:r>
+        <w:t>Replicación por lotes con insertar, upsert, reemplazar y vaciar/recargar.</w:t>
+      </w:r>
+    </w:p>
+    <w:p>
+      <w:pPr>
+        <w:pStyle w:val="ListBullet"/>
+      </w:pPr>
+      <w:r>
+        <w:t>Programación entre 5 y 43200 minutos con avance incremental por offset.</w:t>
+      </w:r>
+    </w:p>
+    <w:p>
+      <w:pPr>
+        <w:pStyle w:val="ListBullet"/>
+      </w:pPr>
+      <w:r>
+        <w:t>Descarga de JSON, XLSX o SQLite y reportes JSON.</w:t>
+      </w:r>
+    </w:p>
+    <w:p>
+      <w:pPr>
+        <w:pStyle w:val="ListBullet"/>
+      </w:pPr>
+      <w:r>
+        <w:t>Asistente local, OpenAI opcional, skill Codex y extensión VS Code.</w:t>
+      </w:r>
+    </w:p>
+    <w:p>
+      <w:pPr>
+        <w:pStyle w:val="Heading1"/>
+      </w:pPr>
+      <w:r>
+        <w:t>5. Restricciones y supuestos</w:t>
+      </w:r>
+    </w:p>
+    <w:p>
+      <w:pPr>
+        <w:pStyle w:val="ListBullet"/>
+      </w:pPr>
+      <w:r>
+        <w:t>El runtime real es Node.js 22.14.0.</w:t>
+      </w:r>
+    </w:p>
+    <w:p>
+      <w:pPr>
+        <w:pStyle w:val="ListBullet"/>
+      </w:pPr>
+      <w:r>
+        <w:t>Los respaldos .bak requieren SQL Server externo.</w:t>
+      </w:r>
+    </w:p>
+    <w:p>
+      <w:pPr>
+        <w:pStyle w:val="ListBullet"/>
+      </w:pPr>
+      <w:r>
+        <w:t>OpenAI es opcional.</w:t>
+      </w:r>
+    </w:p>
+    <w:p>
+      <w:pPr>
+        <w:pStyle w:val="ListBullet"/>
+      </w:pPr>
+      <w:r>
+        <w:t>No se implementa CDC exact-once en esta versión.</w:t>
+      </w:r>
+    </w:p>
+    <w:p>
+      <w:pPr>
+        <w:pStyle w:val="ListBullet"/>
+      </w:pPr>
+      <w:r>
+        <w:t>La UI actual trabaja principalmente con archivos importados desde la computadora.</w:t>
+      </w:r>
+    </w:p>
+    <w:p>
+      <w:pPr>
+        <w:pStyle w:val="Heading1"/>
+      </w:pPr>
+      <w:r>
+        <w:t>6. Rangos de calidad</w:t>
+      </w:r>
+    </w:p>
+    <w:tbl>
+      <w:tblPr>
+        <w:tblStyle w:val="TableGrid"/>
+        <w:tblW w:type="auto" w:w="0"/>
+        <w:jc w:val="center"/>
+        <w:tblLook w:firstColumn="1" w:firstRow="1" w:lastColumn="0" w:lastRow="0" w:noHBand="0" w:noVBand="1" w:val="04A0"/>
+      </w:tblPr>
+      <w:tblGrid>
+        <w:gridCol w:w="5040"/>
+        <w:gridCol w:w="5040"/>
+      </w:tblGrid>
+      <w:tr>
+        <w:tc>
+          <w:tcPr>
+            <w:tcW w:type="dxa" w:w="5040"/>
+            <w:vAlign w:val="center"/>
+          </w:tcPr>
+          <w:p>
+            <w:r/>
+            <w:r>
+              <w:rPr>
+                <w:b/>
+                <w:sz w:val="18"/>
+              </w:rPr>
+              <w:t>Atributo</w:t>
+            </w:r>
+          </w:p>
+        </w:tc>
+        <w:tc>
+          <w:tcPr>
+            <w:tcW w:type="dxa" w:w="5040"/>
+            <w:vAlign w:val="center"/>
+          </w:tcPr>
+          <w:p>
+            <w:r/>
+            <w:r>
+              <w:rPr>
+                <w:b/>
+                <w:sz w:val="18"/>
+              </w:rPr>
+              <w:t>Meta</w:t>
+            </w:r>
+          </w:p>
+        </w:tc>
+      </w:tr>
+      <w:tr>
+        <w:tc>
+          <w:tcPr>
+            <w:tcW w:type="dxa" w:w="5040"/>
+            <w:vAlign w:val="center"/>
+          </w:tcPr>
+          <w:p>
+            <w:r/>
+            <w:r>
+              <w:rPr>
+                <w:b w:val="0"/>
+                <w:sz w:val="18"/>
+              </w:rPr>
+              <w:t>Usabilidad</w:t>
+            </w:r>
+          </w:p>
+        </w:tc>
+        <w:tc>
+          <w:tcPr>
+            <w:tcW w:type="dxa" w:w="5040"/>
+            <w:vAlign w:val="center"/>
+          </w:tcPr>
+          <w:p>
+            <w:r/>
+            <w:r>
+              <w:rPr>
+                <w:b w:val="0"/>
+                <w:sz w:val="18"/>
+              </w:rPr>
+              <w:t>Flujo guiado y mensajes claros.</w:t>
+            </w:r>
+          </w:p>
+        </w:tc>
+      </w:tr>
+      <w:tr>
+        <w:tc>
+          <w:tcPr>
+            <w:tcW w:type="dxa" w:w="5040"/>
+            <w:vAlign w:val="center"/>
+          </w:tcPr>
+          <w:p>
+            <w:r/>
+            <w:r>
+              <w:rPr>
+                <w:b w:val="0"/>
+                <w:sz w:val="18"/>
+              </w:rPr>
+              <w:t>Seguridad</w:t>
+            </w:r>
+          </w:p>
+        </w:tc>
+        <w:tc>
+          <w:tcPr>
+            <w:tcW w:type="dxa" w:w="5040"/>
+            <w:vAlign w:val="center"/>
+          </w:tcPr>
+          <w:p>
+            <w:r/>
+            <w:r>
+              <w:rPr>
+                <w:b w:val="0"/>
+                <w:sz w:val="18"/>
+              </w:rPr>
+              <w:t>JWT, Helmet, CORS, rate limit y AES-256-GCM.</w:t>
+            </w:r>
+          </w:p>
+        </w:tc>
+      </w:tr>
+      <w:tr>
+        <w:tc>
+          <w:tcPr>
+            <w:tcW w:type="dxa" w:w="5040"/>
+            <w:vAlign w:val="center"/>
+          </w:tcPr>
+          <w:p>
+            <w:r/>
+            <w:r>
+              <w:rPr>
+                <w:b w:val="0"/>
+                <w:sz w:val="18"/>
+              </w:rPr>
+              <w:t>Portabilidad</w:t>
+            </w:r>
+          </w:p>
+        </w:tc>
+        <w:tc>
+          <w:tcPr>
+            <w:tcW w:type="dxa" w:w="5040"/>
+            <w:vAlign w:val="center"/>
+          </w:tcPr>
+          <w:p>
+            <w:r/>
+            <w:r>
+              <w:rPr>
+                <w:b w:val="0"/>
+                <w:sz w:val="18"/>
+              </w:rPr>
+              <w:t>npm scripts, Node 22.14.0 y Render.</w:t>
+            </w:r>
+          </w:p>
+        </w:tc>
+      </w:tr>
+      <w:tr>
+        <w:tc>
+          <w:tcPr>
+            <w:tcW w:type="dxa" w:w="5040"/>
+            <w:vAlign w:val="center"/>
+          </w:tcPr>
+          <w:p>
+            <w:r/>
+            <w:r>
+              <w:rPr>
+                <w:b w:val="0"/>
+                <w:sz w:val="18"/>
+              </w:rPr>
+              <w:t>Mantenibilidad</w:t>
+            </w:r>
+          </w:p>
+        </w:tc>
+        <w:tc>
+          <w:tcPr>
+            <w:tcW w:type="dxa" w:w="5040"/>
+            <w:vAlign w:val="center"/>
+          </w:tcPr>
+          <w:p>
+            <w:r/>
+            <w:r>
+              <w:rPr>
+                <w:b w:val="0"/>
+                <w:sz w:val="18"/>
+              </w:rPr>
+              <w:t>Rutas, servicios, adaptadores y componentes separados.</w:t>
+            </w:r>
+          </w:p>
+        </w:tc>
+      </w:tr>
+      <w:tr>
+        <w:tc>
+          <w:tcPr>
+            <w:tcW w:type="dxa" w:w="5040"/>
+            <w:vAlign w:val="center"/>
+          </w:tcPr>
+          <w:p>
+            <w:r/>
+            <w:r>
+              <w:rPr>
+                <w:b w:val="0"/>
+                <w:sz w:val="18"/>
+              </w:rPr>
+              <w:t>Observabilidad</w:t>
+            </w:r>
+          </w:p>
+        </w:tc>
+        <w:tc>
+          <w:tcPr>
+            <w:tcW w:type="dxa" w:w="5040"/>
+            <w:vAlign w:val="center"/>
+          </w:tcPr>
+          <w:p>
+            <w:r/>
+            <w:r>
+              <w:rPr>
+                <w:b w:val="0"/>
+                <w:sz w:val="18"/>
+              </w:rPr>
+              <w:t>Historial, reportes, diagnósticos y /api/status.</w:t>
+            </w:r>
+          </w:p>
+        </w:tc>
+      </w:tr>
+    </w:tbl>
+    <w:p/>
+    <w:p>
+      <w:pPr>
+        <w:pStyle w:val="Heading1"/>
+      </w:pPr>
+      <w:r>
+        <w:t>7. Conclusión</w:t>
+      </w:r>
+    </w:p>
+    <w:p>
+      <w:r>
+        <w:t>La visión es coherente con el producto real cuando mantiene el foco en bases importadas, replicación guiada y ejecución observable. Las capacidades condicionadas se documentan como dependientes de infraestructura o evolución.</w:t>
+      </w:r>
+    </w:p>
+    <w:p>
+      <w:r>
+        <w:br w:type="page"/>
+      </w:r>
+    </w:p>
+    <w:p>
+      <w:pPr>
+        <w:pStyle w:val="Heading1"/>
+      </w:pPr>
+      <w:r>
+        <w:t>8. Necesidades del usuario</w:t>
+      </w:r>
+    </w:p>
+    <w:p>
+      <w:r>
+        <w:t>La visión de Drop Nexus parte de usuarios que necesitan demostrar, validar o ejecutar movimientos de datos sin convertirse en especialistas de cada motor. Por ello, el producto prioriza acciones guiadas, validación temprana y mensajes de diagnóstico.</w:t>
       </w:r>
     </w:p>
     <w:tbl>
@@ -1219,54 +1305,42 @@
         <w:tc>
           <w:tcPr>
             <w:tcW w:type="dxa" w:w="3360"/>
-            <w:vAlign w:val="center"/>
-            <w:shd w:fill="1F4E79"/>
           </w:tcPr>
           <w:p>
-            <w:r/>
             <w:r>
               <w:rPr>
                 <w:b/>
-                <w:color w:val="FFFFFF"/>
-                <w:sz w:val="17"/>
+                <w:sz w:val="18"/>
               </w:rPr>
-              <w:t>Capacidad</w:t>
+              <w:t>Necesidad</w:t>
             </w:r>
           </w:p>
         </w:tc>
         <w:tc>
           <w:tcPr>
             <w:tcW w:type="dxa" w:w="3360"/>
-            <w:vAlign w:val="center"/>
-            <w:shd w:fill="1F4E79"/>
           </w:tcPr>
           <w:p>
-            <w:r/>
             <w:r>
               <w:rPr>
                 <w:b/>
-                <w:color w:val="FFFFFF"/>
-                <w:sz w:val="17"/>
+                <w:sz w:val="18"/>
               </w:rPr>
-              <w:t>Descripcion</w:t>
+              <w:t>Problema actual</w:t>
             </w:r>
           </w:p>
         </w:tc>
         <w:tc>
           <w:tcPr>
             <w:tcW w:type="dxa" w:w="3360"/>
-            <w:vAlign w:val="center"/>
-            <w:shd w:fill="1F4E79"/>
           </w:tcPr>
           <w:p>
-            <w:r/>
             <w:r>
               <w:rPr>
                 <w:b/>
-                <w:color w:val="FFFFFF"/>
-                <w:sz w:val="17"/>
+                <w:sz w:val="18"/>
               </w:rPr>
-              <w:t>Archivos relacionados</w:t>
+              <w:t>Respuesta de Drop Nexus</w:t>
             </w:r>
           </w:p>
         </w:tc>
@@ -1275,48 +1349,39 @@
         <w:tc>
           <w:tcPr>
             <w:tcW w:type="dxa" w:w="3360"/>
-            <w:vAlign w:val="center"/>
           </w:tcPr>
           <w:p>
-            <w:r/>
             <w:r>
               <w:rPr>
-                <w:b w:val="0"/>
-                <w:sz w:val="17"/>
+                <w:sz w:val="18"/>
               </w:rPr>
-              <w:t>Autenticacion</w:t>
+              <w:t>Importar datos heterogéneos</w:t>
             </w:r>
           </w:p>
         </w:tc>
         <w:tc>
           <w:tcPr>
             <w:tcW w:type="dxa" w:w="3360"/>
-            <w:vAlign w:val="center"/>
           </w:tcPr>
           <w:p>
-            <w:r/>
             <w:r>
               <w:rPr>
-                <w:b w:val="0"/>
-                <w:sz w:val="17"/>
+                <w:sz w:val="18"/>
               </w:rPr>
-              <w:t>Registro, login, JWT de siete dias y rutas privadas.</w:t>
+              <w:t>Cada motor usa herramientas distintas.</w:t>
             </w:r>
           </w:p>
         </w:tc>
         <w:tc>
           <w:tcPr>
             <w:tcW w:type="dxa" w:w="3360"/>
-            <w:vAlign w:val="center"/>
           </w:tcPr>
           <w:p>
-            <w:r/>
             <w:r>
               <w:rPr>
-                <w:b w:val="0"/>
-                <w:sz w:val="17"/>
+                <w:sz w:val="18"/>
               </w:rPr>
-              <w:t>backend/src/routes/auth.ts; frontend/src/contexts/AuthContext.tsx</w:t>
+              <w:t>Carga archivos y normaliza a catálogo.</w:t>
             </w:r>
           </w:p>
         </w:tc>
@@ -1325,48 +1390,39 @@
         <w:tc>
           <w:tcPr>
             <w:tcW w:type="dxa" w:w="3360"/>
-            <w:vAlign w:val="center"/>
           </w:tcPr>
           <w:p>
-            <w:r/>
             <w:r>
               <w:rPr>
-                <w:b w:val="0"/>
-                <w:sz w:val="17"/>
+                <w:sz w:val="18"/>
               </w:rPr>
-              <w:t>Importacion</w:t>
+              <w:t>Comparar estructuras</w:t>
             </w:r>
           </w:p>
         </w:tc>
         <w:tc>
           <w:tcPr>
             <w:tcW w:type="dxa" w:w="3360"/>
-            <w:vAlign w:val="center"/>
           </w:tcPr>
           <w:p>
-            <w:r/>
             <w:r>
               <w:rPr>
-                <w:b w:val="0"/>
-                <w:sz w:val="17"/>
+                <w:sz w:val="18"/>
               </w:rPr>
-              <w:t>Carga y normalizacion de SQL, SQLite, MongoDB, Excel/CSV y .bak configurado.</w:t>
+              <w:t>Los esquemas no siempre coinciden.</w:t>
             </w:r>
           </w:p>
         </w:tc>
         <w:tc>
           <w:tcPr>
             <w:tcW w:type="dxa" w:w="3360"/>
-            <w:vAlign w:val="center"/>
           </w:tcPr>
           <w:p>
-            <w:r/>
             <w:r>
               <w:rPr>
-                <w:b w:val="0"/>
-                <w:sz w:val="17"/>
+                <w:sz w:val="18"/>
               </w:rPr>
-              <w:t>backend/src/services/fileCatalog.ts</w:t>
+              <w:t>Extrae tablas y columnas para mapear.</w:t>
             </w:r>
           </w:p>
         </w:tc>
@@ -1375,48 +1431,39 @@
         <w:tc>
           <w:tcPr>
             <w:tcW w:type="dxa" w:w="3360"/>
-            <w:vAlign w:val="center"/>
           </w:tcPr>
           <w:p>
-            <w:r/>
             <w:r>
               <w:rPr>
-                <w:b w:val="0"/>
-                <w:sz w:val="17"/>
+                <w:sz w:val="18"/>
               </w:rPr>
-              <w:t>Configuraciones</w:t>
+              <w:t>Ejecutar con control</w:t>
             </w:r>
           </w:p>
         </w:tc>
         <w:tc>
           <w:tcPr>
             <w:tcW w:type="dxa" w:w="3360"/>
-            <w:vAlign w:val="center"/>
           </w:tcPr>
           <w:p>
-            <w:r/>
             <w:r>
               <w:rPr>
-                <w:b w:val="0"/>
-                <w:sz w:val="17"/>
+                <w:sz w:val="18"/>
               </w:rPr>
-              <w:t>Alta, edicion, eliminacion, prueba y exportacion por usuario.</w:t>
+              <w:t>Los scripts manuales son difíciles de detener o retomar.</w:t>
             </w:r>
           </w:p>
         </w:tc>
         <w:tc>
           <w:tcPr>
             <w:tcW w:type="dxa" w:w="3360"/>
-            <w:vAlign w:val="center"/>
           </w:tcPr>
           <w:p>
-            <w:r/>
             <w:r>
               <w:rPr>
-                <w:b w:val="0"/>
-                <w:sz w:val="17"/>
+                <w:sz w:val="18"/>
               </w:rPr>
-              <w:t>backend/src/routes/configurations.ts</w:t>
+              <w:t>Jobs persistidos con detener, reanudar y reintentar.</w:t>
             </w:r>
           </w:p>
         </w:tc>
@@ -1425,48 +1472,39 @@
         <w:tc>
           <w:tcPr>
             <w:tcW w:type="dxa" w:w="3360"/>
-            <w:vAlign w:val="center"/>
           </w:tcPr>
           <w:p>
-            <w:r/>
             <w:r>
               <w:rPr>
-                <w:b w:val="0"/>
-                <w:sz w:val="17"/>
+                <w:sz w:val="18"/>
               </w:rPr>
-              <w:t>Replicacion</w:t>
+              <w:t>Presentar evidencia</w:t>
             </w:r>
           </w:p>
         </w:tc>
         <w:tc>
           <w:tcPr>
             <w:tcW w:type="dxa" w:w="3360"/>
-            <w:vAlign w:val="center"/>
           </w:tcPr>
           <w:p>
-            <w:r/>
             <w:r>
               <w:rPr>
-                <w:b w:val="0"/>
-                <w:sz w:val="17"/>
+                <w:sz w:val="18"/>
               </w:rPr>
-              <w:t>Seleccion de tablas, mapeo, transformaciones, lotes, reintentos y programacion.</w:t>
+              <w:t>Los resultados quedan dispersos.</w:t>
             </w:r>
           </w:p>
         </w:tc>
         <w:tc>
           <w:tcPr>
             <w:tcW w:type="dxa" w:w="3360"/>
-            <w:vAlign w:val="center"/>
           </w:tcPr>
           <w:p>
-            <w:r/>
             <w:r>
               <w:rPr>
-                <w:b w:val="0"/>
-                <w:sz w:val="17"/>
+                <w:sz w:val="18"/>
               </w:rPr>
-              <w:t>backend/src/services/replicationService.ts</w:t>
+              <w:t>Reportes JSON y descargas de base modificada.</w:t>
             </w:r>
           </w:p>
         </w:tc>
@@ -1475,98 +1513,39 @@
         <w:tc>
           <w:tcPr>
             <w:tcW w:type="dxa" w:w="3360"/>
-            <w:vAlign w:val="center"/>
           </w:tcPr>
           <w:p>
-            <w:r/>
             <w:r>
               <w:rPr>
-                <w:b w:val="0"/>
-                <w:sz w:val="17"/>
+                <w:sz w:val="18"/>
               </w:rPr>
-              <w:t>Monitoreo</w:t>
+              <w:t>Recibir orientación</w:t>
             </w:r>
           </w:p>
         </w:tc>
         <w:tc>
           <w:tcPr>
             <w:tcW w:type="dxa" w:w="3360"/>
-            <w:vAlign w:val="center"/>
           </w:tcPr>
           <w:p>
-            <w:r/>
             <w:r>
               <w:rPr>
-                <w:b w:val="0"/>
-                <w:sz w:val="17"/>
+                <w:sz w:val="18"/>
               </w:rPr>
-              <w:t>Historial, progreso, velocidad, errores, diagnostico y reportes JSON.</w:t>
+              <w:t>El usuario no siempre sabe qué modo usar.</w:t>
             </w:r>
           </w:p>
         </w:tc>
         <w:tc>
           <w:tcPr>
             <w:tcW w:type="dxa" w:w="3360"/>
-            <w:vAlign w:val="center"/>
           </w:tcPr>
           <w:p>
-            <w:r/>
             <w:r>
               <w:rPr>
-                <w:b w:val="0"/>
-                <w:sz w:val="17"/>
+                <w:sz w:val="18"/>
               </w:rPr>
-              <w:t>frontend/src/components/ReplicationPanel.tsx</w:t>
-            </w:r>
-          </w:p>
-        </w:tc>
-      </w:tr>
-      <w:tr>
-        <w:tc>
-          <w:tcPr>
-            <w:tcW w:type="dxa" w:w="3360"/>
-            <w:vAlign w:val="center"/>
-          </w:tcPr>
-          <w:p>
-            <w:r/>
-            <w:r>
-              <w:rPr>
-                <w:b w:val="0"/>
-                <w:sz w:val="17"/>
-              </w:rPr>
-              <w:t>Asistencia</w:t>
-            </w:r>
-          </w:p>
-        </w:tc>
-        <w:tc>
-          <w:tcPr>
-            <w:tcW w:type="dxa" w:w="3360"/>
-            <w:vAlign w:val="center"/>
-          </w:tcPr>
-          <w:p>
-            <w:r/>
-            <w:r>
-              <w:rPr>
-                <w:b w:val="0"/>
-                <w:sz w:val="17"/>
-              </w:rPr>
-              <w:t>Chatbox, skill markdown, plugin y extension VS Code.</w:t>
-            </w:r>
-          </w:p>
-        </w:tc>
-        <w:tc>
-          <w:tcPr>
-            <w:tcW w:type="dxa" w:w="3360"/>
-            <w:vAlign w:val="center"/>
-          </w:tcPr>
-          <w:p>
-            <w:r/>
-            <w:r>
-              <w:rPr>
-                <w:b w:val="0"/>
-                <w:sz w:val="17"/>
-              </w:rPr>
-              <w:t>frontend/src/components/NexusChatbox.tsx; vscode-extension/</w:t>
+              <w:t>Chatbox, skill y extensión de VS Code.</w:t>
             </w:r>
           </w:p>
         </w:tc>
@@ -1574,58 +1553,11 @@
     </w:tbl>
     <w:p/>
     <w:p>
-      <w:r>
-        <w:rPr>
-          <w:rFonts w:ascii="Arial" w:hAnsi="Arial"/>
-          <w:b/>
-          <w:sz w:val="20"/>
-        </w:rPr>
-        <w:t>Flujo funcional del producto</w:t>
-      </w:r>
-    </w:p>
-    <w:p>
-      <w:pPr>
-        <w:pStyle w:val="NoSpacing"/>
-      </w:pPr>
-      <w:r>
-        <w:rPr>
-          <w:rFonts w:ascii="Consolas" w:hAnsi="Consolas" w:eastAsia="Consolas"/>
-          <w:sz w:val="16"/>
-        </w:rPr>
-        <w:t>```mermaid</w:t>
-        <w:br/>
-        <w:t>flowchart LR</w:t>
-        <w:br/>
-        <w:t xml:space="preserve">  A[Importar o seleccionar base origen] --&gt; B[Importar o seleccionar destino]</w:t>
-        <w:br/>
-        <w:t xml:space="preserve">  B --&gt; C[Listar tablas y columnas]</w:t>
-        <w:br/>
-        <w:t xml:space="preserve">  C --&gt; D[Seleccionar tablas]</w:t>
-        <w:br/>
-        <w:t xml:space="preserve">  D --&gt; E[Mapear columnas y conversiones]</w:t>
-        <w:br/>
-        <w:t xml:space="preserve">  E --&gt; F[Vista previa y validacion]</w:t>
-        <w:br/>
-        <w:t xml:space="preserve">  F --&gt; G[Ejecutar o programar]</w:t>
-        <w:br/>
-        <w:t xml:space="preserve">  G --&gt; H[Monitorear progreso]</w:t>
-        <w:br/>
-        <w:t xml:space="preserve">  H --&gt; I[Descargar reporte o base modificada]</w:t>
-        <w:br/>
-        <w:t>```</w:t>
-      </w:r>
-    </w:p>
-    <w:p/>
-    <w:p>
       <w:pPr>
         <w:pStyle w:val="Heading1"/>
       </w:pPr>
       <w:r>
-        <w:rPr>
-          <w:rFonts w:ascii="Arial" w:hAnsi="Arial"/>
-          <w:sz w:val="20"/>
-        </w:rPr>
-        <w:t>5. Restricciones</w:t>
+        <w:t>9. Perfiles de usuario</w:t>
       </w:r>
     </w:p>
     <w:tbl>
@@ -1644,54 +1576,42 @@
         <w:tc>
           <w:tcPr>
             <w:tcW w:type="dxa" w:w="3360"/>
-            <w:vAlign w:val="center"/>
-            <w:shd w:fill="1F4E79"/>
           </w:tcPr>
           <w:p>
-            <w:r/>
             <w:r>
               <w:rPr>
                 <w:b/>
-                <w:color w:val="FFFFFF"/>
-                <w:sz w:val="17"/>
+                <w:sz w:val="18"/>
               </w:rPr>
-              <w:t>Restriccion</w:t>
+              <w:t>Perfil</w:t>
             </w:r>
           </w:p>
         </w:tc>
         <w:tc>
           <w:tcPr>
             <w:tcW w:type="dxa" w:w="3360"/>
-            <w:vAlign w:val="center"/>
-            <w:shd w:fill="1F4E79"/>
           </w:tcPr>
           <w:p>
-            <w:r/>
             <w:r>
               <w:rPr>
                 <w:b/>
-                <w:color w:val="FFFFFF"/>
-                <w:sz w:val="17"/>
+                <w:sz w:val="18"/>
               </w:rPr>
-              <w:t>Detalle</w:t>
+              <w:t>Objetivos</w:t>
             </w:r>
           </w:p>
         </w:tc>
         <w:tc>
           <w:tcPr>
             <w:tcW w:type="dxa" w:w="3360"/>
-            <w:vAlign w:val="center"/>
-            <w:shd w:fill="1F4E79"/>
           </w:tcPr>
           <w:p>
-            <w:r/>
             <w:r>
               <w:rPr>
                 <w:b/>
-                <w:color w:val="FFFFFF"/>
-                <w:sz w:val="17"/>
+                <w:sz w:val="18"/>
               </w:rPr>
-              <w:t>Impacto</w:t>
+              <w:t>Uso principal</w:t>
             </w:r>
           </w:p>
         </w:tc>
@@ -1700,48 +1620,39 @@
         <w:tc>
           <w:tcPr>
             <w:tcW w:type="dxa" w:w="3360"/>
-            <w:vAlign w:val="center"/>
           </w:tcPr>
           <w:p>
-            <w:r/>
             <w:r>
               <w:rPr>
-                <w:b w:val="0"/>
-                <w:sz w:val="17"/>
+                <w:sz w:val="18"/>
               </w:rPr>
-              <w:t>CDC exact-once</w:t>
+              <w:t>Estudiante</w:t>
             </w:r>
           </w:p>
         </w:tc>
         <w:tc>
           <w:tcPr>
             <w:tcW w:type="dxa" w:w="3360"/>
-            <w:vAlign w:val="center"/>
           </w:tcPr>
           <w:p>
-            <w:r/>
             <w:r>
               <w:rPr>
-                <w:b w:val="0"/>
-                <w:sz w:val="17"/>
+                <w:sz w:val="18"/>
               </w:rPr>
-              <w:t>No implementa WAL, binlog ni change streams.</w:t>
+              <w:t>Aprender replicación, mapeo y formatos.</w:t>
             </w:r>
           </w:p>
         </w:tc>
         <w:tc>
           <w:tcPr>
             <w:tcW w:type="dxa" w:w="3360"/>
-            <w:vAlign w:val="center"/>
           </w:tcPr>
           <w:p>
-            <w:r/>
             <w:r>
               <w:rPr>
-                <w:b w:val="0"/>
-                <w:sz w:val="17"/>
+                <w:sz w:val="18"/>
               </w:rPr>
-              <w:t>Las replicas incrementales son por offset.</w:t>
+              <w:t>Carga archivos de práctica y ejecuta flujos.</w:t>
             </w:r>
           </w:p>
         </w:tc>
@@ -1750,48 +1661,39 @@
         <w:tc>
           <w:tcPr>
             <w:tcW w:type="dxa" w:w="3360"/>
-            <w:vAlign w:val="center"/>
           </w:tcPr>
           <w:p>
-            <w:r/>
             <w:r>
               <w:rPr>
-                <w:b w:val="0"/>
-                <w:sz w:val="17"/>
+                <w:sz w:val="18"/>
               </w:rPr>
-              <w:t>.bak SQL Server</w:t>
+              <w:t>Docente</w:t>
             </w:r>
           </w:p>
         </w:tc>
         <w:tc>
           <w:tcPr>
             <w:tcW w:type="dxa" w:w="3360"/>
-            <w:vAlign w:val="center"/>
           </w:tcPr>
           <w:p>
-            <w:r/>
             <w:r>
               <w:rPr>
-                <w:b w:val="0"/>
-                <w:sz w:val="17"/>
+                <w:sz w:val="18"/>
               </w:rPr>
-              <w:t>Requiere SQL Server externo y carpeta compartida.</w:t>
+              <w:t>Evaluar arquitectura, requisitos y evidencia.</w:t>
             </w:r>
           </w:p>
         </w:tc>
         <w:tc>
           <w:tcPr>
             <w:tcW w:type="dxa" w:w="3360"/>
-            <w:vAlign w:val="center"/>
           </w:tcPr>
           <w:p>
-            <w:r/>
             <w:r>
               <w:rPr>
-                <w:b w:val="0"/>
-                <w:sz w:val="17"/>
+                <w:sz w:val="18"/>
               </w:rPr>
-              <w:t>Se recomienda .sql si no existe infraestructura.</w:t>
+              <w:t>Revisa documentación, reportes y despliegue.</w:t>
             </w:r>
           </w:p>
         </w:tc>
@@ -1800,48 +1702,39 @@
         <w:tc>
           <w:tcPr>
             <w:tcW w:type="dxa" w:w="3360"/>
-            <w:vAlign w:val="center"/>
           </w:tcPr>
           <w:p>
-            <w:r/>
             <w:r>
               <w:rPr>
-                <w:b w:val="0"/>
-                <w:sz w:val="17"/>
+                <w:sz w:val="18"/>
               </w:rPr>
-              <w:t>Tamano de archivo</w:t>
+              <w:t>Analista</w:t>
             </w:r>
           </w:p>
         </w:tc>
         <w:tc>
           <w:tcPr>
             <w:tcW w:type="dxa" w:w="3360"/>
-            <w:vAlign w:val="center"/>
           </w:tcPr>
           <w:p>
-            <w:r/>
             <w:r>
               <w:rPr>
-                <w:b w:val="0"/>
-                <w:sz w:val="17"/>
+                <w:sz w:val="18"/>
               </w:rPr>
-              <w:t>Controlado por MAX_DATABASE_FILE_SIZE_MB.</w:t>
+              <w:t>Transformar datos entre formatos.</w:t>
             </w:r>
           </w:p>
         </w:tc>
         <w:tc>
           <w:tcPr>
             <w:tcW w:type="dxa" w:w="3360"/>
-            <w:vAlign w:val="center"/>
           </w:tcPr>
           <w:p>
-            <w:r/>
             <w:r>
               <w:rPr>
-                <w:b w:val="0"/>
-                <w:sz w:val="17"/>
+                <w:sz w:val="18"/>
               </w:rPr>
-              <w:t>Archivos masivos requieren ajuste de entorno.</w:t>
+              <w:t>Previsualiza, replica y exporta resultados.</w:t>
             </w:r>
           </w:p>
         </w:tc>
@@ -1850,48 +1743,80 @@
         <w:tc>
           <w:tcPr>
             <w:tcW w:type="dxa" w:w="3360"/>
-            <w:vAlign w:val="center"/>
           </w:tcPr>
           <w:p>
-            <w:r/>
             <w:r>
               <w:rPr>
-                <w:b w:val="0"/>
-                <w:sz w:val="17"/>
+                <w:sz w:val="18"/>
               </w:rPr>
-              <w:t>Conexiones externas</w:t>
+              <w:t>Desarrollador</w:t>
             </w:r>
           </w:p>
         </w:tc>
         <w:tc>
           <w:tcPr>
             <w:tcW w:type="dxa" w:w="3360"/>
-            <w:vAlign w:val="center"/>
           </w:tcPr>
           <w:p>
-            <w:r/>
             <w:r>
               <w:rPr>
-                <w:b w:val="0"/>
-                <w:sz w:val="17"/>
+                <w:sz w:val="18"/>
               </w:rPr>
-              <w:t>Dependen de red, permisos y credenciales.</w:t>
+              <w:t>Mantener o ampliar capacidades.</w:t>
             </w:r>
           </w:p>
         </w:tc>
         <w:tc>
           <w:tcPr>
             <w:tcW w:type="dxa" w:w="3360"/>
-            <w:vAlign w:val="center"/>
           </w:tcPr>
           <w:p>
-            <w:r/>
             <w:r>
               <w:rPr>
-                <w:b w:val="0"/>
-                <w:sz w:val="17"/>
+                <w:sz w:val="18"/>
               </w:rPr>
-              <w:t>Puede fallar por timeout o permisos insuficientes.</w:t>
+              <w:t>Usa código, extensión, skill y rutas API.</w:t>
+            </w:r>
+          </w:p>
+        </w:tc>
+      </w:tr>
+      <w:tr>
+        <w:tc>
+          <w:tcPr>
+            <w:tcW w:type="dxa" w:w="3360"/>
+          </w:tcPr>
+          <w:p>
+            <w:r>
+              <w:rPr>
+                <w:sz w:val="18"/>
+              </w:rPr>
+              <w:t>Administrador</w:t>
+            </w:r>
+          </w:p>
+        </w:tc>
+        <w:tc>
+          <w:tcPr>
+            <w:tcW w:type="dxa" w:w="3360"/>
+          </w:tcPr>
+          <w:p>
+            <w:r>
+              <w:rPr>
+                <w:sz w:val="18"/>
+              </w:rPr>
+              <w:t>Controlar usuarios.</w:t>
+            </w:r>
+          </w:p>
+        </w:tc>
+        <w:tc>
+          <w:tcPr>
+            <w:tcW w:type="dxa" w:w="3360"/>
+          </w:tcPr>
+          <w:p>
+            <w:r>
+              <w:rPr>
+                <w:sz w:val="18"/>
+              </w:rPr>
+              <w:t>Gestiona cuentas y revisa actividad.</w:t>
             </w:r>
           </w:p>
         </w:tc>
@@ -1903,117 +1828,463 @@
         <w:pStyle w:val="Heading1"/>
       </w:pPr>
       <w:r>
-        <w:rPr>
-          <w:rFonts w:ascii="Arial" w:hAnsi="Arial"/>
-          <w:sz w:val="20"/>
-        </w:rPr>
-        <w:t>6. Criterios de exito</w:t>
+        <w:t>10. Roadmap de producto</w:t>
       </w:r>
     </w:p>
-    <w:p>
-      <w:pPr>
-        <w:pStyle w:val="ListBullet"/>
-      </w:pPr>
-      <w:r>
-        <w:rPr>
-          <w:rFonts w:ascii="Arial" w:hAnsi="Arial"/>
-          <w:sz w:val="20"/>
-        </w:rPr>
-        <w:t>El usuario puede importar dos bases o archivos compatibles.</w:t>
-      </w:r>
-    </w:p>
-    <w:p>
-      <w:pPr>
-        <w:pStyle w:val="ListBullet"/>
-      </w:pPr>
-      <w:r>
-        <w:rPr>
-          <w:rFonts w:ascii="Arial" w:hAnsi="Arial"/>
-          <w:sz w:val="20"/>
-        </w:rPr>
-        <w:t>El sistema lista tablas y permite seleccionar multiples tablas.</w:t>
-      </w:r>
-    </w:p>
-    <w:p>
-      <w:pPr>
-        <w:pStyle w:val="ListBullet"/>
-      </w:pPr>
-      <w:r>
-        <w:rPr>
-          <w:rFonts w:ascii="Arial" w:hAnsi="Arial"/>
-          <w:sz w:val="20"/>
-        </w:rPr>
-        <w:t>La vista previa informa registros, advertencias y creacion de destino.</w:t>
-      </w:r>
-    </w:p>
-    <w:p>
-      <w:pPr>
-        <w:pStyle w:val="ListBullet"/>
-      </w:pPr>
-      <w:r>
-        <w:rPr>
-          <w:rFonts w:ascii="Arial" w:hAnsi="Arial"/>
-          <w:sz w:val="20"/>
-        </w:rPr>
-        <w:t>La replica registra progreso, velocidad, reintentos y errores.</w:t>
-      </w:r>
-    </w:p>
-    <w:p>
-      <w:pPr>
-        <w:pStyle w:val="ListBullet"/>
-      </w:pPr>
-      <w:r>
-        <w:rPr>
-          <w:rFonts w:ascii="Arial" w:hAnsi="Arial"/>
-          <w:sz w:val="20"/>
-        </w:rPr>
-        <w:t>El usuario descarga reporte y, en catalogos importados, la base modificada.</w:t>
-      </w:r>
-    </w:p>
+    <w:tbl>
+      <w:tblPr>
+        <w:tblStyle w:val="TableGrid"/>
+        <w:tblW w:type="auto" w:w="0"/>
+        <w:jc w:val="center"/>
+        <w:tblLook w:firstColumn="1" w:firstRow="1" w:lastColumn="0" w:lastRow="0" w:noHBand="0" w:noVBand="1" w:val="04A0"/>
+      </w:tblPr>
+      <w:tblGrid>
+        <w:gridCol w:w="3360"/>
+        <w:gridCol w:w="3360"/>
+        <w:gridCol w:w="3360"/>
+      </w:tblGrid>
+      <w:tr>
+        <w:tc>
+          <w:tcPr>
+            <w:tcW w:type="dxa" w:w="3360"/>
+          </w:tcPr>
+          <w:p>
+            <w:r>
+              <w:rPr>
+                <w:b/>
+                <w:sz w:val="18"/>
+              </w:rPr>
+              <w:t>Versión</w:t>
+            </w:r>
+          </w:p>
+        </w:tc>
+        <w:tc>
+          <w:tcPr>
+            <w:tcW w:type="dxa" w:w="3360"/>
+          </w:tcPr>
+          <w:p>
+            <w:r>
+              <w:rPr>
+                <w:b/>
+                <w:sz w:val="18"/>
+              </w:rPr>
+              <w:t>Capacidad</w:t>
+            </w:r>
+          </w:p>
+        </w:tc>
+        <w:tc>
+          <w:tcPr>
+            <w:tcW w:type="dxa" w:w="3360"/>
+          </w:tcPr>
+          <w:p>
+            <w:r>
+              <w:rPr>
+                <w:b/>
+                <w:sz w:val="18"/>
+              </w:rPr>
+              <w:t>Notas</w:t>
+            </w:r>
+          </w:p>
+        </w:tc>
+      </w:tr>
+      <w:tr>
+        <w:tc>
+          <w:tcPr>
+            <w:tcW w:type="dxa" w:w="3360"/>
+          </w:tcPr>
+          <w:p>
+            <w:r>
+              <w:rPr>
+                <w:sz w:val="18"/>
+              </w:rPr>
+              <w:t>Actual</w:t>
+            </w:r>
+          </w:p>
+        </w:tc>
+        <w:tc>
+          <w:tcPr>
+            <w:tcW w:type="dxa" w:w="3360"/>
+          </w:tcPr>
+          <w:p>
+            <w:r>
+              <w:rPr>
+                <w:sz w:val="18"/>
+              </w:rPr>
+              <w:t>Importación por archivo, catálogos, replicación por lotes, exportación y asistente.</w:t>
+            </w:r>
+          </w:p>
+        </w:tc>
+        <w:tc>
+          <w:tcPr>
+            <w:tcW w:type="dxa" w:w="3360"/>
+          </w:tcPr>
+          <w:p>
+            <w:r>
+              <w:rPr>
+                <w:sz w:val="18"/>
+              </w:rPr>
+              <w:t>Implementado en web.</w:t>
+            </w:r>
+          </w:p>
+        </w:tc>
+      </w:tr>
+      <w:tr>
+        <w:tc>
+          <w:tcPr>
+            <w:tcW w:type="dxa" w:w="3360"/>
+          </w:tcPr>
+          <w:p>
+            <w:r>
+              <w:rPr>
+                <w:sz w:val="18"/>
+              </w:rPr>
+              <w:t>Corta</w:t>
+            </w:r>
+          </w:p>
+        </w:tc>
+        <w:tc>
+          <w:tcPr>
+            <w:tcW w:type="dxa" w:w="3360"/>
+          </w:tcPr>
+          <w:p>
+            <w:r>
+              <w:rPr>
+                <w:sz w:val="18"/>
+              </w:rPr>
+              <w:t>Pruebas automatizadas por motor y ejemplos de datasets.</w:t>
+            </w:r>
+          </w:p>
+        </w:tc>
+        <w:tc>
+          <w:tcPr>
+            <w:tcW w:type="dxa" w:w="3360"/>
+          </w:tcPr>
+          <w:p>
+            <w:r>
+              <w:rPr>
+                <w:sz w:val="18"/>
+              </w:rPr>
+              <w:t>Recomendado para reforzar entrega.</w:t>
+            </w:r>
+          </w:p>
+        </w:tc>
+      </w:tr>
+      <w:tr>
+        <w:tc>
+          <w:tcPr>
+            <w:tcW w:type="dxa" w:w="3360"/>
+          </w:tcPr>
+          <w:p>
+            <w:r>
+              <w:rPr>
+                <w:sz w:val="18"/>
+              </w:rPr>
+              <w:t>Media</w:t>
+            </w:r>
+          </w:p>
+        </w:tc>
+        <w:tc>
+          <w:tcPr>
+            <w:tcW w:type="dxa" w:w="3360"/>
+          </w:tcPr>
+          <w:p>
+            <w:r>
+              <w:rPr>
+                <w:sz w:val="18"/>
+              </w:rPr>
+              <w:t>Monitoreo externo, cola persistente y panel de métricas de jobs.</w:t>
+            </w:r>
+          </w:p>
+        </w:tc>
+        <w:tc>
+          <w:tcPr>
+            <w:tcW w:type="dxa" w:w="3360"/>
+          </w:tcPr>
+          <w:p>
+            <w:r>
+              <w:rPr>
+                <w:sz w:val="18"/>
+              </w:rPr>
+              <w:t>Aumenta robustez.</w:t>
+            </w:r>
+          </w:p>
+        </w:tc>
+      </w:tr>
+      <w:tr>
+        <w:tc>
+          <w:tcPr>
+            <w:tcW w:type="dxa" w:w="3360"/>
+          </w:tcPr>
+          <w:p>
+            <w:r>
+              <w:rPr>
+                <w:sz w:val="18"/>
+              </w:rPr>
+              <w:t>Futura</w:t>
+            </w:r>
+          </w:p>
+        </w:tc>
+        <w:tc>
+          <w:tcPr>
+            <w:tcW w:type="dxa" w:w="3360"/>
+          </w:tcPr>
+          <w:p>
+            <w:r>
+              <w:rPr>
+                <w:sz w:val="18"/>
+              </w:rPr>
+              <w:t>CDC real con WAL, binlog o change streams.</w:t>
+            </w:r>
+          </w:p>
+        </w:tc>
+        <w:tc>
+          <w:tcPr>
+            <w:tcW w:type="dxa" w:w="3360"/>
+          </w:tcPr>
+          <w:p>
+            <w:r>
+              <w:rPr>
+                <w:sz w:val="18"/>
+              </w:rPr>
+              <w:t>Requiere arquitectura adicional.</w:t>
+            </w:r>
+          </w:p>
+        </w:tc>
+      </w:tr>
+      <w:tr>
+        <w:tc>
+          <w:tcPr>
+            <w:tcW w:type="dxa" w:w="3360"/>
+          </w:tcPr>
+          <w:p>
+            <w:r>
+              <w:rPr>
+                <w:sz w:val="18"/>
+              </w:rPr>
+              <w:t>Futura</w:t>
+            </w:r>
+          </w:p>
+        </w:tc>
+        <w:tc>
+          <w:tcPr>
+            <w:tcW w:type="dxa" w:w="3360"/>
+          </w:tcPr>
+          <w:p>
+            <w:r>
+              <w:rPr>
+                <w:sz w:val="18"/>
+              </w:rPr>
+              <w:t>Conexiones directas controladas desde UI.</w:t>
+            </w:r>
+          </w:p>
+        </w:tc>
+        <w:tc>
+          <w:tcPr>
+            <w:tcW w:type="dxa" w:w="3360"/>
+          </w:tcPr>
+          <w:p>
+            <w:r>
+              <w:rPr>
+                <w:sz w:val="18"/>
+              </w:rPr>
+              <w:t>Debe incluir gestión segura de credenciales y permisos.</w:t>
+            </w:r>
+          </w:p>
+        </w:tc>
+      </w:tr>
+    </w:tbl>
+    <w:p/>
     <w:p>
       <w:pPr>
         <w:pStyle w:val="Heading1"/>
       </w:pPr>
       <w:r>
-        <w:t>Anexo de diagramas visuales</w:t>
+        <w:t>11. Glosario ampliado</w:t>
       </w:r>
     </w:p>
-    <w:p>
-      <w:r>
-        <w:drawing>
-          <wp:inline xmlns:a="http://schemas.openxmlformats.org/drawingml/2006/main" xmlns:pic="http://schemas.openxmlformats.org/drawingml/2006/picture">
-            <wp:extent cx="6126480" cy="3471672"/>
-            <wp:docPr id="1" name="Picture 1"/>
-            <wp:cNvGraphicFramePr>
-              <a:graphicFrameLocks noChangeAspect="1"/>
-            </wp:cNvGraphicFramePr>
-            <a:graphic>
-              <a:graphicData uri="http://schemas.openxmlformats.org/drawingml/2006/picture">
-                <pic:pic>
-                  <pic:nvPicPr>
-                    <pic:cNvPr id="0" name="image.png"/>
-                    <pic:cNvPicPr/>
-                  </pic:nvPicPr>
-                  <pic:blipFill>
-                    <a:blip r:embed="rId9"/>
-                    <a:stretch>
-                      <a:fillRect/>
-                    </a:stretch>
-                  </pic:blipFill>
-                  <pic:spPr>
-                    <a:xfrm>
-                      <a:off x="0" y="0"/>
-                      <a:ext cx="6126480" cy="3471672"/>
-                    </a:xfrm>
-                    <a:prstGeom prst="rect"/>
-                  </pic:spPr>
-                </pic:pic>
-              </a:graphicData>
-            </a:graphic>
-          </wp:inline>
-        </w:drawing>
-      </w:r>
-    </w:p>
+    <w:tbl>
+      <w:tblPr>
+        <w:tblStyle w:val="TableGrid"/>
+        <w:tblW w:type="auto" w:w="0"/>
+        <w:jc w:val="center"/>
+        <w:tblLook w:firstColumn="1" w:firstRow="1" w:lastColumn="0" w:lastRow="0" w:noHBand="0" w:noVBand="1" w:val="04A0"/>
+      </w:tblPr>
+      <w:tblGrid>
+        <w:gridCol w:w="5040"/>
+        <w:gridCol w:w="5040"/>
+      </w:tblGrid>
+      <w:tr>
+        <w:tc>
+          <w:tcPr>
+            <w:tcW w:type="dxa" w:w="5040"/>
+          </w:tcPr>
+          <w:p>
+            <w:r>
+              <w:rPr>
+                <w:b/>
+                <w:sz w:val="18"/>
+              </w:rPr>
+              <w:t>Término</w:t>
+            </w:r>
+          </w:p>
+        </w:tc>
+        <w:tc>
+          <w:tcPr>
+            <w:tcW w:type="dxa" w:w="5040"/>
+          </w:tcPr>
+          <w:p>
+            <w:r>
+              <w:rPr>
+                <w:b/>
+                <w:sz w:val="18"/>
+              </w:rPr>
+              <w:t>Definición</w:t>
+            </w:r>
+          </w:p>
+        </w:tc>
+      </w:tr>
+      <w:tr>
+        <w:tc>
+          <w:tcPr>
+            <w:tcW w:type="dxa" w:w="5040"/>
+          </w:tcPr>
+          <w:p>
+            <w:r>
+              <w:rPr>
+                <w:sz w:val="18"/>
+              </w:rPr>
+              <w:t>Catálogo</w:t>
+            </w:r>
+          </w:p>
+        </w:tc>
+        <w:tc>
+          <w:tcPr>
+            <w:tcW w:type="dxa" w:w="5040"/>
+          </w:tcPr>
+          <w:p>
+            <w:r>
+              <w:rPr>
+                <w:sz w:val="18"/>
+              </w:rPr>
+              <w:t>Representación normalizada y comprimida de tablas, columnas y filas importadas.</w:t>
+            </w:r>
+          </w:p>
+        </w:tc>
+      </w:tr>
+      <w:tr>
+        <w:tc>
+          <w:tcPr>
+            <w:tcW w:type="dxa" w:w="5040"/>
+          </w:tcPr>
+          <w:p>
+            <w:r>
+              <w:rPr>
+                <w:sz w:val="18"/>
+              </w:rPr>
+              <w:t>FileDatabaseAdapter</w:t>
+            </w:r>
+          </w:p>
+        </w:tc>
+        <w:tc>
+          <w:tcPr>
+            <w:tcW w:type="dxa" w:w="5040"/>
+          </w:tcPr>
+          <w:p>
+            <w:r>
+              <w:rPr>
+                <w:sz w:val="18"/>
+              </w:rPr>
+              <w:t>Adaptador que permite tratar un catálogo como origen o destino replicable.</w:t>
+            </w:r>
+          </w:p>
+        </w:tc>
+      </w:tr>
+      <w:tr>
+        <w:tc>
+          <w:tcPr>
+            <w:tcW w:type="dxa" w:w="5040"/>
+          </w:tcPr>
+          <w:p>
+            <w:r>
+              <w:rPr>
+                <w:sz w:val="18"/>
+              </w:rPr>
+              <w:t>Upsert</w:t>
+            </w:r>
+          </w:p>
+        </w:tc>
+        <w:tc>
+          <w:tcPr>
+            <w:tcW w:type="dxa" w:w="5040"/>
+          </w:tcPr>
+          <w:p>
+            <w:r>
+              <w:rPr>
+                <w:sz w:val="18"/>
+              </w:rPr>
+              <w:t>Modo que actualiza si existe clave y crea si no existe.</w:t>
+            </w:r>
+          </w:p>
+        </w:tc>
+      </w:tr>
+      <w:tr>
+        <w:tc>
+          <w:tcPr>
+            <w:tcW w:type="dxa" w:w="5040"/>
+          </w:tcPr>
+          <w:p>
+            <w:r>
+              <w:rPr>
+                <w:sz w:val="18"/>
+              </w:rPr>
+              <w:t>Truncate</w:t>
+            </w:r>
+          </w:p>
+        </w:tc>
+        <w:tc>
+          <w:tcPr>
+            <w:tcW w:type="dxa" w:w="5040"/>
+          </w:tcPr>
+          <w:p>
+            <w:r>
+              <w:rPr>
+                <w:sz w:val="18"/>
+              </w:rPr>
+              <w:t>Modo que vacía y recarga el destino.</w:t>
+            </w:r>
+          </w:p>
+        </w:tc>
+      </w:tr>
+      <w:tr>
+        <w:tc>
+          <w:tcPr>
+            <w:tcW w:type="dxa" w:w="5040"/>
+          </w:tcPr>
+          <w:p>
+            <w:r>
+              <w:rPr>
+                <w:sz w:val="18"/>
+              </w:rPr>
+              <w:t>Incremental por offset</w:t>
+            </w:r>
+          </w:p>
+        </w:tc>
+        <w:tc>
+          <w:tcPr>
+            <w:tcW w:type="dxa" w:w="5040"/>
+          </w:tcPr>
+          <w:p>
+            <w:r>
+              <w:rPr>
+                <w:sz w:val="18"/>
+              </w:rPr>
+              <w:t>Estrategia que continúa desde el último desplazamiento procesado; no equivale a CDC.</w:t>
+            </w:r>
+          </w:p>
+        </w:tc>
+      </w:tr>
+    </w:tbl>
+    <w:p/>
     <w:sectPr>
       <w:pgSz w:w="12240" w:h="15840"/>
       <w:pgMar w:top="1008" w:right="1080" w:bottom="1008" w:left="1080" w:header="720" w:footer="720" w:gutter="0"/>
@@ -2387,6 +2658,10 @@
     <w:name w:val="Normal"/>
     <w:qFormat/>
     <w:rsid w:val="00FC693F"/>
+    <w:rPr>
+      <w:rFonts w:ascii="Arial" w:hAnsi="Arial" w:eastAsia="Arial"/>
+      <w:sz w:val="20"/>
+    </w:rPr>
   </w:style>
   <w:style w:type="paragraph" w:styleId="Header">
     <w:name w:val="header"/>
@@ -2447,10 +2722,10 @@
       <w:outlineLvl w:val="0"/>
     </w:pPr>
     <w:rPr>
-      <w:rFonts w:asciiTheme="majorHAnsi" w:eastAsiaTheme="majorEastAsia" w:hAnsiTheme="majorHAnsi" w:cstheme="majorBidi"/>
+      <w:rFonts w:asciiTheme="majorHAnsi" w:eastAsiaTheme="majorEastAsia" w:hAnsiTheme="majorHAnsi" w:cstheme="majorBidi" w:ascii="Arial" w:hAnsi="Arial" w:eastAsia="Arial"/>
       <w:b/>
       <w:bCs/>
-      <w:color w:val="365F91" w:themeColor="accent1" w:themeShade="BF"/>
+      <w:color w:val="1D4ED8"/>
       <w:sz w:val="28"/>
       <w:szCs w:val="28"/>
     </w:rPr>
@@ -2471,10 +2746,10 @@
       <w:outlineLvl w:val="1"/>
     </w:pPr>
     <w:rPr>
-      <w:rFonts w:asciiTheme="majorHAnsi" w:eastAsiaTheme="majorEastAsia" w:hAnsiTheme="majorHAnsi" w:cstheme="majorBidi"/>
+      <w:rFonts w:asciiTheme="majorHAnsi" w:eastAsiaTheme="majorEastAsia" w:hAnsiTheme="majorHAnsi" w:cstheme="majorBidi" w:ascii="Arial" w:hAnsi="Arial" w:eastAsia="Arial"/>
       <w:b/>
       <w:bCs/>
-      <w:color w:val="4F81BD" w:themeColor="accent1"/>
+      <w:color w:val="047857"/>
       <w:sz w:val="26"/>
       <w:szCs w:val="26"/>
     </w:rPr>
@@ -2495,7 +2770,7 @@
       <w:outlineLvl w:val="2"/>
     </w:pPr>
     <w:rPr>
-      <w:rFonts w:asciiTheme="majorHAnsi" w:eastAsiaTheme="majorEastAsia" w:hAnsiTheme="majorHAnsi" w:cstheme="majorBidi"/>
+      <w:rFonts w:asciiTheme="majorHAnsi" w:eastAsiaTheme="majorEastAsia" w:hAnsiTheme="majorHAnsi" w:cstheme="majorBidi" w:ascii="Arial" w:hAnsi="Arial" w:eastAsia="Arial"/>
       <w:b/>
       <w:bCs/>
       <w:color w:val="4F81BD" w:themeColor="accent1"/>
@@ -2736,7 +3011,7 @@
       <w:contextualSpacing/>
     </w:pPr>
     <w:rPr>
-      <w:rFonts w:asciiTheme="majorHAnsi" w:eastAsiaTheme="majorEastAsia" w:hAnsiTheme="majorHAnsi" w:cstheme="majorBidi"/>
+      <w:rFonts w:asciiTheme="majorHAnsi" w:eastAsiaTheme="majorEastAsia" w:hAnsiTheme="majorHAnsi" w:cstheme="majorBidi" w:ascii="Arial" w:hAnsi="Arial" w:eastAsia="Arial"/>
       <w:color w:val="17365D" w:themeColor="text2" w:themeShade="BF"/>
       <w:spacing w:val="5"/>
       <w:kern w:val="28"/>

--- a/FD02-EPIS-Informe Vision.docx
+++ b/FD02-EPIS-Informe Vision.docx
@@ -106,7 +106,7 @@
         <w:jc w:val="center"/>
       </w:pPr>
       <w:r>
-        <w:t>Equipo: CARBAJAL - LLANOS - YUPA - ZAPANA</w:t>
+        <w:t>Equipo: Vincenzo Rafael Llanos Niño y VICTOR JOSEPH PLATERO MARON</w:t>
       </w:r>
     </w:p>
     <w:p>
@@ -262,7 +262,7 @@
                 <w:b w:val="0"/>
                 <w:sz w:val="18"/>
               </w:rPr>
-              <w:t>CARBAJAL - LLANOS - YUPA - ZAPANA</w:t>
+              <w:t>Vincenzo Rafael Llanos Niño y VICTOR JOSEPH PLATERO MARON</w:t>
             </w:r>
           </w:p>
         </w:tc>
@@ -328,7 +328,7 @@
                 <w:b w:val="0"/>
                 <w:sz w:val="18"/>
               </w:rPr>
-              <w:t>CARBAJAL - LLANOS - YUPA - ZAPANA</w:t>
+              <w:t>Vincenzo Rafael Llanos Niño y VICTOR JOSEPH PLATERO MARON</w:t>
             </w:r>
           </w:p>
         </w:tc>

--- a/FD02-EPIS-Informe Vision.docx
+++ b/FD02-EPIS-Informe Vision.docx
@@ -2285,6 +2285,719 @@
       </w:tr>
     </w:tbl>
     <w:p/>
+    <w:p>
+      <w:r>
+        <w:br w:type="page"/>
+      </w:r>
+    </w:p>
+    <w:p>
+      <w:pPr>
+        <w:pStyle w:val="Heading1"/>
+      </w:pPr>
+      <w:r>
+        <w:t>12. Historias de usuario ampliadas</w:t>
+      </w:r>
+    </w:p>
+    <w:tbl>
+      <w:tblPr>
+        <w:tblStyle w:val="TableGrid"/>
+        <w:tblW w:type="auto" w:w="0"/>
+        <w:jc w:val="center"/>
+        <w:tblLook w:firstColumn="1" w:firstRow="1" w:lastColumn="0" w:lastRow="0" w:noHBand="0" w:noVBand="1" w:val="04A0"/>
+      </w:tblPr>
+      <w:tblGrid>
+        <w:gridCol w:w="3360"/>
+        <w:gridCol w:w="3360"/>
+        <w:gridCol w:w="3360"/>
+      </w:tblGrid>
+      <w:tr>
+        <w:tc>
+          <w:tcPr>
+            <w:tcW w:type="dxa" w:w="3360"/>
+          </w:tcPr>
+          <w:p>
+            <w:r>
+              <w:rPr>
+                <w:b/>
+                <w:sz w:val="18"/>
+              </w:rPr>
+              <w:t>ID</w:t>
+            </w:r>
+          </w:p>
+        </w:tc>
+        <w:tc>
+          <w:tcPr>
+            <w:tcW w:type="dxa" w:w="3360"/>
+          </w:tcPr>
+          <w:p>
+            <w:r>
+              <w:rPr>
+                <w:b/>
+                <w:sz w:val="18"/>
+              </w:rPr>
+              <w:t>Historia</w:t>
+            </w:r>
+          </w:p>
+        </w:tc>
+        <w:tc>
+          <w:tcPr>
+            <w:tcW w:type="dxa" w:w="3360"/>
+          </w:tcPr>
+          <w:p>
+            <w:r>
+              <w:rPr>
+                <w:b/>
+                <w:sz w:val="18"/>
+              </w:rPr>
+              <w:t>Criterio de aceptación</w:t>
+            </w:r>
+          </w:p>
+        </w:tc>
+      </w:tr>
+      <w:tr>
+        <w:tc>
+          <w:tcPr>
+            <w:tcW w:type="dxa" w:w="3360"/>
+          </w:tcPr>
+          <w:p>
+            <w:r>
+              <w:rPr>
+                <w:sz w:val="18"/>
+              </w:rPr>
+              <w:t>HU-01</w:t>
+            </w:r>
+          </w:p>
+        </w:tc>
+        <w:tc>
+          <w:tcPr>
+            <w:tcW w:type="dxa" w:w="3360"/>
+          </w:tcPr>
+          <w:p>
+            <w:r>
+              <w:rPr>
+                <w:sz w:val="18"/>
+              </w:rPr>
+              <w:t>Como usuario quiero importar una base desde archivo para usarla como origen o destino.</w:t>
+            </w:r>
+          </w:p>
+        </w:tc>
+        <w:tc>
+          <w:tcPr>
+            <w:tcW w:type="dxa" w:w="3360"/>
+          </w:tcPr>
+          <w:p>
+            <w:r>
+              <w:rPr>
+                <w:sz w:val="18"/>
+              </w:rPr>
+              <w:t>El sistema valida el archivo, detecta motor y crea un catálogo.</w:t>
+            </w:r>
+          </w:p>
+        </w:tc>
+      </w:tr>
+      <w:tr>
+        <w:tc>
+          <w:tcPr>
+            <w:tcW w:type="dxa" w:w="3360"/>
+          </w:tcPr>
+          <w:p>
+            <w:r>
+              <w:rPr>
+                <w:sz w:val="18"/>
+              </w:rPr>
+              <w:t>HU-02</w:t>
+            </w:r>
+          </w:p>
+        </w:tc>
+        <w:tc>
+          <w:tcPr>
+            <w:tcW w:type="dxa" w:w="3360"/>
+          </w:tcPr>
+          <w:p>
+            <w:r>
+              <w:rPr>
+                <w:sz w:val="18"/>
+              </w:rPr>
+              <w:t>Como usuario quiero mapear columnas para adaptar diferencias entre tablas.</w:t>
+            </w:r>
+          </w:p>
+        </w:tc>
+        <w:tc>
+          <w:tcPr>
+            <w:tcW w:type="dxa" w:w="3360"/>
+          </w:tcPr>
+          <w:p>
+            <w:r>
+              <w:rPr>
+                <w:sz w:val="18"/>
+              </w:rPr>
+              <w:t>El formulario permite mapear y transformar columnas antes de ejecutar.</w:t>
+            </w:r>
+          </w:p>
+        </w:tc>
+      </w:tr>
+      <w:tr>
+        <w:tc>
+          <w:tcPr>
+            <w:tcW w:type="dxa" w:w="3360"/>
+          </w:tcPr>
+          <w:p>
+            <w:r>
+              <w:rPr>
+                <w:sz w:val="18"/>
+              </w:rPr>
+              <w:t>HU-03</w:t>
+            </w:r>
+          </w:p>
+        </w:tc>
+        <w:tc>
+          <w:tcPr>
+            <w:tcW w:type="dxa" w:w="3360"/>
+          </w:tcPr>
+          <w:p>
+            <w:r>
+              <w:rPr>
+                <w:sz w:val="18"/>
+              </w:rPr>
+              <w:t>Como usuario quiero programar una replicación para repetir el flujo.</w:t>
+            </w:r>
+          </w:p>
+        </w:tc>
+        <w:tc>
+          <w:tcPr>
+            <w:tcW w:type="dxa" w:w="3360"/>
+          </w:tcPr>
+          <w:p>
+            <w:r>
+              <w:rPr>
+                <w:sz w:val="18"/>
+              </w:rPr>
+              <w:t>El job queda scheduled y muestra next_run_at.</w:t>
+            </w:r>
+          </w:p>
+        </w:tc>
+      </w:tr>
+      <w:tr>
+        <w:tc>
+          <w:tcPr>
+            <w:tcW w:type="dxa" w:w="3360"/>
+          </w:tcPr>
+          <w:p>
+            <w:r>
+              <w:rPr>
+                <w:sz w:val="18"/>
+              </w:rPr>
+              <w:t>HU-04</w:t>
+            </w:r>
+          </w:p>
+        </w:tc>
+        <w:tc>
+          <w:tcPr>
+            <w:tcW w:type="dxa" w:w="3360"/>
+          </w:tcPr>
+          <w:p>
+            <w:r>
+              <w:rPr>
+                <w:sz w:val="18"/>
+              </w:rPr>
+              <w:t>Como usuario quiero descargar resultados para evidenciar la réplica.</w:t>
+            </w:r>
+          </w:p>
+        </w:tc>
+        <w:tc>
+          <w:tcPr>
+            <w:tcW w:type="dxa" w:w="3360"/>
+          </w:tcPr>
+          <w:p>
+            <w:r>
+              <w:rPr>
+                <w:sz w:val="18"/>
+              </w:rPr>
+              <w:t>El sistema entrega JSON, XLSX o SQLite si es catálogo importado.</w:t>
+            </w:r>
+          </w:p>
+        </w:tc>
+      </w:tr>
+      <w:tr>
+        <w:tc>
+          <w:tcPr>
+            <w:tcW w:type="dxa" w:w="3360"/>
+          </w:tcPr>
+          <w:p>
+            <w:r>
+              <w:rPr>
+                <w:sz w:val="18"/>
+              </w:rPr>
+              <w:t>HU-05</w:t>
+            </w:r>
+          </w:p>
+        </w:tc>
+        <w:tc>
+          <w:tcPr>
+            <w:tcW w:type="dxa" w:w="3360"/>
+          </w:tcPr>
+          <w:p>
+            <w:r>
+              <w:rPr>
+                <w:sz w:val="18"/>
+              </w:rPr>
+              <w:t>Como administrador quiero gestionar usuarios.</w:t>
+            </w:r>
+          </w:p>
+        </w:tc>
+        <w:tc>
+          <w:tcPr>
+            <w:tcW w:type="dxa" w:w="3360"/>
+          </w:tcPr>
+          <w:p>
+            <w:r>
+              <w:rPr>
+                <w:sz w:val="18"/>
+              </w:rPr>
+              <w:t>El panel admin permite activar/desactivar usuarios y revisar métricas.</w:t>
+            </w:r>
+          </w:p>
+        </w:tc>
+      </w:tr>
+      <w:tr>
+        <w:tc>
+          <w:tcPr>
+            <w:tcW w:type="dxa" w:w="3360"/>
+          </w:tcPr>
+          <w:p>
+            <w:r>
+              <w:rPr>
+                <w:sz w:val="18"/>
+              </w:rPr>
+              <w:t>HU-06</w:t>
+            </w:r>
+          </w:p>
+        </w:tc>
+        <w:tc>
+          <w:tcPr>
+            <w:tcW w:type="dxa" w:w="3360"/>
+          </w:tcPr>
+          <w:p>
+            <w:r>
+              <w:rPr>
+                <w:sz w:val="18"/>
+              </w:rPr>
+              <w:t>Como evaluador quiero instalar la extensión y skill.</w:t>
+            </w:r>
+          </w:p>
+        </w:tc>
+        <w:tc>
+          <w:tcPr>
+            <w:tcW w:type="dxa" w:w="3360"/>
+          </w:tcPr>
+          <w:p>
+            <w:r>
+              <w:rPr>
+                <w:sz w:val="18"/>
+              </w:rPr>
+              <w:t>La release contiene VSIX, ZIP y Markdown descargables.</w:t>
+            </w:r>
+          </w:p>
+        </w:tc>
+      </w:tr>
+    </w:tbl>
+    <w:p/>
+    <w:p>
+      <w:pPr>
+        <w:pStyle w:val="Heading1"/>
+      </w:pPr>
+      <w:r>
+        <w:t>13. Indicadores de éxito del producto</w:t>
+      </w:r>
+    </w:p>
+    <w:tbl>
+      <w:tblPr>
+        <w:tblStyle w:val="TableGrid"/>
+        <w:tblW w:type="auto" w:w="0"/>
+        <w:jc w:val="center"/>
+        <w:tblLook w:firstColumn="1" w:firstRow="1" w:lastColumn="0" w:lastRow="0" w:noHBand="0" w:noVBand="1" w:val="04A0"/>
+      </w:tblPr>
+      <w:tblGrid>
+        <w:gridCol w:w="3360"/>
+        <w:gridCol w:w="3360"/>
+        <w:gridCol w:w="3360"/>
+      </w:tblGrid>
+      <w:tr>
+        <w:tc>
+          <w:tcPr>
+            <w:tcW w:type="dxa" w:w="3360"/>
+          </w:tcPr>
+          <w:p>
+            <w:r>
+              <w:rPr>
+                <w:b/>
+                <w:sz w:val="18"/>
+              </w:rPr>
+              <w:t>Indicador</w:t>
+            </w:r>
+          </w:p>
+        </w:tc>
+        <w:tc>
+          <w:tcPr>
+            <w:tcW w:type="dxa" w:w="3360"/>
+          </w:tcPr>
+          <w:p>
+            <w:r>
+              <w:rPr>
+                <w:b/>
+                <w:sz w:val="18"/>
+              </w:rPr>
+              <w:t>Meta académica</w:t>
+            </w:r>
+          </w:p>
+        </w:tc>
+        <w:tc>
+          <w:tcPr>
+            <w:tcW w:type="dxa" w:w="3360"/>
+          </w:tcPr>
+          <w:p>
+            <w:r>
+              <w:rPr>
+                <w:b/>
+                <w:sz w:val="18"/>
+              </w:rPr>
+              <w:t>Forma de verificación</w:t>
+            </w:r>
+          </w:p>
+        </w:tc>
+      </w:tr>
+      <w:tr>
+        <w:tc>
+          <w:tcPr>
+            <w:tcW w:type="dxa" w:w="3360"/>
+          </w:tcPr>
+          <w:p>
+            <w:r>
+              <w:rPr>
+                <w:sz w:val="18"/>
+              </w:rPr>
+              <w:t>Importación exitosa</w:t>
+            </w:r>
+          </w:p>
+        </w:tc>
+        <w:tc>
+          <w:tcPr>
+            <w:tcW w:type="dxa" w:w="3360"/>
+          </w:tcPr>
+          <w:p>
+            <w:r>
+              <w:rPr>
+                <w:sz w:val="18"/>
+              </w:rPr>
+              <w:t>Cargar al menos 3 formatos distintos.</w:t>
+            </w:r>
+          </w:p>
+        </w:tc>
+        <w:tc>
+          <w:tcPr>
+            <w:tcW w:type="dxa" w:w="3360"/>
+          </w:tcPr>
+          <w:p>
+            <w:r>
+              <w:rPr>
+                <w:sz w:val="18"/>
+              </w:rPr>
+              <w:t>Configuraciones creadas y verificadas.</w:t>
+            </w:r>
+          </w:p>
+        </w:tc>
+      </w:tr>
+      <w:tr>
+        <w:tc>
+          <w:tcPr>
+            <w:tcW w:type="dxa" w:w="3360"/>
+          </w:tcPr>
+          <w:p>
+            <w:r>
+              <w:rPr>
+                <w:sz w:val="18"/>
+              </w:rPr>
+              <w:t>Replicación funcional</w:t>
+            </w:r>
+          </w:p>
+        </w:tc>
+        <w:tc>
+          <w:tcPr>
+            <w:tcW w:type="dxa" w:w="3360"/>
+          </w:tcPr>
+          <w:p>
+            <w:r>
+              <w:rPr>
+                <w:sz w:val="18"/>
+              </w:rPr>
+              <w:t>Ejecutar al menos 2 tablas en un grupo.</w:t>
+            </w:r>
+          </w:p>
+        </w:tc>
+        <w:tc>
+          <w:tcPr>
+            <w:tcW w:type="dxa" w:w="3360"/>
+          </w:tcPr>
+          <w:p>
+            <w:r>
+              <w:rPr>
+                <w:sz w:val="18"/>
+              </w:rPr>
+              <w:t>Job completed y registros copiados.</w:t>
+            </w:r>
+          </w:p>
+        </w:tc>
+      </w:tr>
+      <w:tr>
+        <w:tc>
+          <w:tcPr>
+            <w:tcW w:type="dxa" w:w="3360"/>
+          </w:tcPr>
+          <w:p>
+            <w:r>
+              <w:rPr>
+                <w:sz w:val="18"/>
+              </w:rPr>
+              <w:t>Trazabilidad</w:t>
+            </w:r>
+          </w:p>
+        </w:tc>
+        <w:tc>
+          <w:tcPr>
+            <w:tcW w:type="dxa" w:w="3360"/>
+          </w:tcPr>
+          <w:p>
+            <w:r>
+              <w:rPr>
+                <w:sz w:val="18"/>
+              </w:rPr>
+              <w:t>Cada fallo debe tener causa y recomendación.</w:t>
+            </w:r>
+          </w:p>
+        </w:tc>
+        <w:tc>
+          <w:tcPr>
+            <w:tcW w:type="dxa" w:w="3360"/>
+          </w:tcPr>
+          <w:p>
+            <w:r>
+              <w:rPr>
+                <w:sz w:val="18"/>
+              </w:rPr>
+              <w:t>Reporte JSON de job.</w:t>
+            </w:r>
+          </w:p>
+        </w:tc>
+      </w:tr>
+      <w:tr>
+        <w:tc>
+          <w:tcPr>
+            <w:tcW w:type="dxa" w:w="3360"/>
+          </w:tcPr>
+          <w:p>
+            <w:r>
+              <w:rPr>
+                <w:sz w:val="18"/>
+              </w:rPr>
+              <w:t>Portabilidad</w:t>
+            </w:r>
+          </w:p>
+        </w:tc>
+        <w:tc>
+          <w:tcPr>
+            <w:tcW w:type="dxa" w:w="3360"/>
+          </w:tcPr>
+          <w:p>
+            <w:r>
+              <w:rPr>
+                <w:sz w:val="18"/>
+              </w:rPr>
+              <w:t>Ejecutar local y desplegar en Render.</w:t>
+            </w:r>
+          </w:p>
+        </w:tc>
+        <w:tc>
+          <w:tcPr>
+            <w:tcW w:type="dxa" w:w="3360"/>
+          </w:tcPr>
+          <w:p>
+            <w:r>
+              <w:rPr>
+                <w:sz w:val="18"/>
+              </w:rPr>
+              <w:t>README, render.yaml y /api/status.</w:t>
+            </w:r>
+          </w:p>
+        </w:tc>
+      </w:tr>
+      <w:tr>
+        <w:tc>
+          <w:tcPr>
+            <w:tcW w:type="dxa" w:w="3360"/>
+          </w:tcPr>
+          <w:p>
+            <w:r>
+              <w:rPr>
+                <w:sz w:val="18"/>
+              </w:rPr>
+              <w:t>Asistencia</w:t>
+            </w:r>
+          </w:p>
+        </w:tc>
+        <w:tc>
+          <w:tcPr>
+            <w:tcW w:type="dxa" w:w="3360"/>
+          </w:tcPr>
+          <w:p>
+            <w:r>
+              <w:rPr>
+                <w:sz w:val="18"/>
+              </w:rPr>
+              <w:t>Chatbox y extensión ayudan a ubicar archivos clave.</w:t>
+            </w:r>
+          </w:p>
+        </w:tc>
+        <w:tc>
+          <w:tcPr>
+            <w:tcW w:type="dxa" w:w="3360"/>
+          </w:tcPr>
+          <w:p>
+            <w:r>
+              <w:rPr>
+                <w:sz w:val="18"/>
+              </w:rPr>
+              <w:t>Comandos VS Code y respuesta del asistente.</w:t>
+            </w:r>
+          </w:p>
+        </w:tc>
+      </w:tr>
+    </w:tbl>
+    <w:p/>
+    <w:p>
+      <w:pPr>
+        <w:pStyle w:val="Heading1"/>
+      </w:pPr>
+      <w:r>
+        <w:t>14. Ciclo de valor del usuario</w:t>
+      </w:r>
+    </w:p>
+    <w:p>
+      <w:r>
+        <w:drawing>
+          <wp:inline xmlns:a="http://schemas.openxmlformats.org/drawingml/2006/main" xmlns:pic="http://schemas.openxmlformats.org/drawingml/2006/picture">
+            <wp:extent cx="6126480" cy="3743960"/>
+            <wp:docPr id="3" name="Picture 3"/>
+            <wp:cNvGraphicFramePr>
+              <a:graphicFrameLocks noChangeAspect="1"/>
+            </wp:cNvGraphicFramePr>
+            <a:graphic>
+              <a:graphicData uri="http://schemas.openxmlformats.org/drawingml/2006/picture">
+                <pic:pic>
+                  <pic:nvPicPr>
+                    <pic:cNvPr id="0" name="data_lifecycle.png"/>
+                    <pic:cNvPicPr/>
+                  </pic:nvPicPr>
+                  <pic:blipFill>
+                    <a:blip r:embed="rId11"/>
+                    <a:stretch>
+                      <a:fillRect/>
+                    </a:stretch>
+                  </pic:blipFill>
+                  <pic:spPr>
+                    <a:xfrm>
+                      <a:off x="0" y="0"/>
+                      <a:ext cx="6126480" cy="3743960"/>
+                    </a:xfrm>
+                    <a:prstGeom prst="rect"/>
+                  </pic:spPr>
+                </pic:pic>
+              </a:graphicData>
+            </a:graphic>
+          </wp:inline>
+        </w:drawing>
+      </w:r>
+    </w:p>
+    <w:p>
+      <w:pPr>
+        <w:jc w:val="center"/>
+      </w:pPr>
+      <w:r>
+        <w:rPr>
+          <w:i/>
+          <w:sz w:val="18"/>
+        </w:rPr>
+        <w:t>Figura 2. Ciclo de valor desde archivo local hasta reporte/exportación.</w:t>
+      </w:r>
+    </w:p>
+    <w:p>
+      <w:r>
+        <w:t>La visión se refuerza al observar que cada paso genera un artefacto verificable: configuración, catálogo, previsualización, job, reporte y descarga. Esto convierte al sistema en una herramienta demostrable para cursos de bases de datos, integración, arquitectura y gestión de proyectos.</w:t>
+      </w:r>
+    </w:p>
+    <w:p>
+      <w:pPr>
+        <w:pStyle w:val="Heading1"/>
+      </w:pPr>
+      <w:r>
+        <w:t>Referencias y fuentes consultadas</w:t>
+      </w:r>
+    </w:p>
+    <w:p>
+      <w:pPr>
+        <w:pStyle w:val="ListBullet"/>
+      </w:pPr>
+      <w:r>
+        <w:t>React Docs. https://react.dev/learn. Uso en el documento: Componentes e interfaces declarativas..</w:t>
+      </w:r>
+    </w:p>
+    <w:p>
+      <w:pPr>
+        <w:pStyle w:val="ListBullet"/>
+      </w:pPr>
+      <w:r>
+        <w:t>Vite Guide. https://vite.dev/guide/. Uso en el documento: Servidor de desarrollo y build frontend..</w:t>
+      </w:r>
+    </w:p>
+    <w:p>
+      <w:pPr>
+        <w:pStyle w:val="ListBullet"/>
+      </w:pPr>
+      <w:r>
+        <w:t>Fastify Docs. https://fastify.dev/docs/latest/. Uso en el documento: API Node modular basada en plugins..</w:t>
+      </w:r>
+    </w:p>
+    <w:p>
+      <w:pPr>
+        <w:pStyle w:val="ListBullet"/>
+      </w:pPr>
+      <w:r>
+        <w:t>Render Blueprint YAML Reference. https://render.com/docs/blueprint-spec. Uso en el documento: Blueprint render.yaml, buildCommand, startCommand, healthCheckPath y autoDeployTrigger..</w:t>
+      </w:r>
+    </w:p>
+    <w:p>
+      <w:pPr>
+        <w:pStyle w:val="ListBullet"/>
+      </w:pPr>
+      <w:r>
+        <w:t>Supabase Database Docs. https://supabase.com/docs/guides/database/overview. Uso en el documento: PostgreSQL administrado para persistencia..</w:t>
+      </w:r>
+    </w:p>
+    <w:p>
+      <w:pPr>
+        <w:pStyle w:val="ListBullet"/>
+      </w:pPr>
+      <w:r>
+        <w:t>OWASP REST Security Cheat Sheet. https://cheatsheetseries.owasp.org/cheatsheets/REST_Security_Cheat_Sheet.html. Uso en el documento: HTTPS, access control, JWT, input validation, CORS y manejo de errores..</w:t>
+      </w:r>
+    </w:p>
+    <w:p>
+      <w:pPr>
+        <w:pStyle w:val="ListBullet"/>
+      </w:pPr>
+      <w:r>
+        <w:t>OWASP Top 10. https://owasp.org/www-project-top-ten/. Uso en el documento: Riesgos web de referencia para seguridad de aplicaciones..</w:t>
+      </w:r>
+    </w:p>
     <w:sectPr>
       <w:pgSz w:w="12240" w:h="15840"/>
       <w:pgMar w:top="1008" w:right="1080" w:bottom="1008" w:left="1080" w:header="720" w:footer="720" w:gutter="0"/>
